--- a/ТЗ_Reversefit_креаторы_финал.docx
+++ b/ТЗ_Reversefit_креаторы_финал.docx
@@ -2866,25 +2866,571 @@
     </w:p>
     <w:p>
       <w:pPr>
-        <w:spacing w:after="120" w:lineRule="auto"/>
-        <w:rPr/>
-      </w:pPr>
-      <w:r>
-        <w:rPr>
-          <w:b w:val="1"/>
-          <w:bCs w:val="1"/>
+        <w:pStyle w:val="Heading2"/>
+        <w:rPr/>
+      </w:pPr>
+      <w:r>
+        <w:rPr>
+          <w:rtl w:val="0"/>
+        </w:rPr>
+        <w:t xml:space="preserve">Какие нужны креаторы: три разных типа</w:t>
+      </w:r>
+    </w:p>
+    <w:p>
+      <w:pPr>
+        <w:spacing w:after="200" w:lineRule="auto"/>
+        <w:rPr/>
+      </w:pPr>
+      <w:r>
+        <w:rPr>
           <w:color w:val="1a1b1c"/>
           <w:rtl w:val="0"/>
         </w:rPr>
-        <w:t xml:space="preserve">Возраст креатора для этой кампании: </w:t>
-      </w:r>
-      <w:r>
-        <w:rPr>
-          <w:color w:val="1a1b1c"/>
-          <w:rtl w:val="0"/>
-        </w:rPr>
-        <w:t xml:space="preserve">до 40 лет, в кадре выглядит не старше 35</w:t>
-      </w:r>
+        <w:t xml:space="preserve">Ищем трёх креаторов, по одной на каждый тип. Так ролики закрывают разные части аудитории, и видно, кого смотрят лучше.</w:t>
+      </w:r>
+      <w:r>
+        <w:rPr>
+          <w:rtl w:val="0"/>
+        </w:rPr>
+      </w:r>
+    </w:p>
+    <w:tbl>
+      <w:tblPr>
+        <w:tblStyle w:val="Table2"/>
+        <w:tblW w:w="9506.0" w:type="dxa"/>
+        <w:jc w:val="left"/>
+        <w:tblBorders>
+          <w:top w:color="000000" w:space="0" w:sz="4" w:val="single"/>
+          <w:left w:color="000000" w:space="0" w:sz="4" w:val="single"/>
+          <w:bottom w:color="000000" w:space="0" w:sz="4" w:val="single"/>
+          <w:right w:color="000000" w:space="0" w:sz="4" w:val="single"/>
+          <w:insideH w:color="000000" w:space="0" w:sz="4" w:val="single"/>
+          <w:insideV w:color="000000" w:space="0" w:sz="4" w:val="single"/>
+        </w:tblBorders>
+        <w:tblLayout w:type="fixed"/>
+        <w:tblLook w:val="0400"/>
+      </w:tblPr>
+      <w:tblGrid>
+        <w:gridCol w:w="1200"/>
+        <w:gridCol w:w="2200"/>
+        <w:gridCol w:w="6106"/>
+        <w:tblGridChange w:id="0">
+          <w:tblGrid>
+            <w:gridCol w:w="1200"/>
+            <w:gridCol w:w="2200"/>
+            <w:gridCol w:w="6106"/>
+          </w:tblGrid>
+        </w:tblGridChange>
+      </w:tblGrid>
+      <w:tr>
+        <w:trPr>
+          <w:cantSplit w:val="0"/>
+          <w:tblHeader w:val="0"/>
+        </w:trPr>
+        <w:tc>
+          <w:tcPr>
+            <w:tcBorders>
+              <w:top w:color="cccccc" w:space="0" w:sz="4" w:val="single"/>
+              <w:left w:color="cccccc" w:space="0" w:sz="4" w:val="single"/>
+              <w:bottom w:color="cccccc" w:space="0" w:sz="4" w:val="single"/>
+              <w:right w:color="cccccc" w:space="0" w:sz="4" w:val="single"/>
+            </w:tcBorders>
+            <w:shd w:fill="3d3a61" w:val="clear"/>
+            <w:tcMar>
+              <w:top w:w="80.0" w:type="dxa"/>
+              <w:left w:w="120.0" w:type="dxa"/>
+              <w:bottom w:w="80.0" w:type="dxa"/>
+              <w:right w:w="120.0" w:type="dxa"/>
+            </w:tcMar>
+            <w:vAlign w:val="center"/>
+          </w:tcPr>
+          <w:p>
+            <w:pPr>
+              <w:rPr/>
+            </w:pPr>
+            <w:r>
+              <w:rPr>
+                <w:b w:val="1"/>
+                <w:bCs w:val="1"/>
+                <w:color w:val="ffffff"/>
+                <w:sz w:val="20"/>
+                <w:szCs w:val="20"/>
+                <w:rtl w:val="0"/>
+              </w:rPr>
+              <w:t xml:space="preserve">Сегмент</w:t>
+            </w:r>
+            <w:r>
+              <w:rPr>
+                <w:rtl w:val="0"/>
+              </w:rPr>
+            </w:r>
+          </w:p>
+        </w:tc>
+        <w:tc>
+          <w:tcPr>
+            <w:tcBorders>
+              <w:top w:color="cccccc" w:space="0" w:sz="4" w:val="single"/>
+              <w:left w:color="cccccc" w:space="0" w:sz="4" w:val="single"/>
+              <w:bottom w:color="cccccc" w:space="0" w:sz="4" w:val="single"/>
+              <w:right w:color="cccccc" w:space="0" w:sz="4" w:val="single"/>
+            </w:tcBorders>
+            <w:shd w:fill="3d3a61" w:val="clear"/>
+            <w:tcMar>
+              <w:top w:w="80.0" w:type="dxa"/>
+              <w:left w:w="120.0" w:type="dxa"/>
+              <w:bottom w:w="80.0" w:type="dxa"/>
+              <w:right w:w="120.0" w:type="dxa"/>
+            </w:tcMar>
+            <w:vAlign w:val="center"/>
+          </w:tcPr>
+          <w:p>
+            <w:pPr>
+              <w:rPr/>
+            </w:pPr>
+            <w:r>
+              <w:rPr>
+                <w:b w:val="1"/>
+                <w:bCs w:val="1"/>
+                <w:color w:val="ffffff"/>
+                <w:sz w:val="20"/>
+                <w:szCs w:val="20"/>
+                <w:rtl w:val="0"/>
+              </w:rPr>
+              <w:t xml:space="preserve">Возраст</w:t>
+            </w:r>
+            <w:r>
+              <w:rPr>
+                <w:rtl w:val="0"/>
+              </w:rPr>
+            </w:r>
+          </w:p>
+        </w:tc>
+        <w:tc>
+          <w:tcPr>
+            <w:tcBorders>
+              <w:top w:color="cccccc" w:space="0" w:sz="4" w:val="single"/>
+              <w:left w:color="cccccc" w:space="0" w:sz="4" w:val="single"/>
+              <w:bottom w:color="cccccc" w:space="0" w:sz="4" w:val="single"/>
+              <w:right w:color="cccccc" w:space="0" w:sz="4" w:val="single"/>
+            </w:tcBorders>
+            <w:shd w:fill="3d3a61" w:val="clear"/>
+            <w:tcMar>
+              <w:top w:w="80.0" w:type="dxa"/>
+              <w:left w:w="120.0" w:type="dxa"/>
+              <w:bottom w:w="80.0" w:type="dxa"/>
+              <w:right w:w="120.0" w:type="dxa"/>
+            </w:tcMar>
+            <w:vAlign w:val="center"/>
+          </w:tcPr>
+          <w:p>
+            <w:pPr>
+              <w:rPr/>
+            </w:pPr>
+            <w:r>
+              <w:rPr>
+                <w:b w:val="1"/>
+                <w:bCs w:val="1"/>
+                <w:color w:val="ffffff"/>
+                <w:sz w:val="20"/>
+                <w:szCs w:val="20"/>
+                <w:rtl w:val="0"/>
+              </w:rPr>
+              <w:t xml:space="preserve">Описание</w:t>
+            </w:r>
+            <w:r>
+              <w:rPr>
+                <w:rtl w:val="0"/>
+              </w:rPr>
+            </w:r>
+          </w:p>
+        </w:tc>
+      </w:tr>
+      <w:tr>
+        <w:trPr>
+          <w:cantSplit w:val="0"/>
+          <w:tblHeader w:val="0"/>
+        </w:trPr>
+        <w:tc>
+          <w:tcPr>
+            <w:tcBorders>
+              <w:top w:color="cccccc" w:space="0" w:sz="4" w:val="single"/>
+              <w:left w:color="cccccc" w:space="0" w:sz="4" w:val="single"/>
+              <w:bottom w:color="cccccc" w:space="0" w:sz="4" w:val="single"/>
+              <w:right w:color="cccccc" w:space="0" w:sz="4" w:val="single"/>
+            </w:tcBorders>
+            <w:tcMar>
+              <w:top w:w="80.0" w:type="dxa"/>
+              <w:left w:w="120.0" w:type="dxa"/>
+              <w:bottom w:w="80.0" w:type="dxa"/>
+              <w:right w:w="120.0" w:type="dxa"/>
+            </w:tcMar>
+            <w:vAlign w:val="center"/>
+          </w:tcPr>
+          <w:p>
+            <w:pPr>
+              <w:rPr/>
+            </w:pPr>
+            <w:r>
+              <w:rPr>
+                <w:b w:val="1"/>
+                <w:bCs w:val="1"/>
+                <w:color w:val="1a1b1c"/>
+                <w:sz w:val="20"/>
+                <w:szCs w:val="20"/>
+                <w:rtl w:val="0"/>
+              </w:rPr>
+              <w:t xml:space="preserve">1</w:t>
+            </w:r>
+            <w:r>
+              <w:rPr>
+                <w:rtl w:val="0"/>
+              </w:rPr>
+            </w:r>
+          </w:p>
+        </w:tc>
+        <w:tc>
+          <w:tcPr>
+            <w:tcBorders>
+              <w:top w:color="cccccc" w:space="0" w:sz="4" w:val="single"/>
+              <w:left w:color="cccccc" w:space="0" w:sz="4" w:val="single"/>
+              <w:bottom w:color="cccccc" w:space="0" w:sz="4" w:val="single"/>
+              <w:right w:color="cccccc" w:space="0" w:sz="4" w:val="single"/>
+            </w:tcBorders>
+            <w:tcMar>
+              <w:top w:w="80.0" w:type="dxa"/>
+              <w:left w:w="120.0" w:type="dxa"/>
+              <w:bottom w:w="80.0" w:type="dxa"/>
+              <w:right w:w="120.0" w:type="dxa"/>
+            </w:tcMar>
+            <w:vAlign w:val="center"/>
+          </w:tcPr>
+          <w:p>
+            <w:pPr>
+              <w:rPr/>
+            </w:pPr>
+            <w:r>
+              <w:rPr>
+                <w:color w:val="1a1b1c"/>
+                <w:sz w:val="20"/>
+                <w:szCs w:val="20"/>
+                <w:rtl w:val="0"/>
+              </w:rPr>
+              <w:t xml:space="preserve">Около 35, не старше 40</w:t>
+            </w:r>
+            <w:r>
+              <w:rPr>
+                <w:rtl w:val="0"/>
+              </w:rPr>
+            </w:r>
+          </w:p>
+        </w:tc>
+        <w:tc>
+          <w:tcPr>
+            <w:tcBorders>
+              <w:top w:color="cccccc" w:space="0" w:sz="4" w:val="single"/>
+              <w:left w:color="cccccc" w:space="0" w:sz="4" w:val="single"/>
+              <w:bottom w:color="cccccc" w:space="0" w:sz="4" w:val="single"/>
+              <w:right w:color="cccccc" w:space="0" w:sz="4" w:val="single"/>
+            </w:tcBorders>
+            <w:tcMar>
+              <w:top w:w="80.0" w:type="dxa"/>
+              <w:left w:w="120.0" w:type="dxa"/>
+              <w:bottom w:w="80.0" w:type="dxa"/>
+              <w:right w:w="120.0" w:type="dxa"/>
+            </w:tcMar>
+            <w:vAlign w:val="center"/>
+          </w:tcPr>
+          <w:p>
+            <w:pPr>
+              <w:rPr/>
+            </w:pPr>
+            <w:r>
+              <w:rPr>
+                <w:color w:val="1a1b1c"/>
+                <w:sz w:val="20"/>
+                <w:szCs w:val="20"/>
+                <w:rtl w:val="0"/>
+              </w:rPr>
+              <w:t xml:space="preserve">В кадре выглядит примерно на 35. Ухоженная, энергичная. Образ «какой хочется быть»</w:t>
+            </w:r>
+            <w:r>
+              <w:rPr>
+                <w:rtl w:val="0"/>
+              </w:rPr>
+            </w:r>
+          </w:p>
+        </w:tc>
+      </w:tr>
+      <w:tr>
+        <w:trPr>
+          <w:cantSplit w:val="0"/>
+          <w:tblHeader w:val="0"/>
+        </w:trPr>
+        <w:tc>
+          <w:tcPr>
+            <w:tcBorders>
+              <w:top w:color="cccccc" w:space="0" w:sz="4" w:val="single"/>
+              <w:left w:color="cccccc" w:space="0" w:sz="4" w:val="single"/>
+              <w:bottom w:color="cccccc" w:space="0" w:sz="4" w:val="single"/>
+              <w:right w:color="cccccc" w:space="0" w:sz="4" w:val="single"/>
+            </w:tcBorders>
+            <w:shd w:fill="f1c27a" w:val="clear"/>
+            <w:tcMar>
+              <w:top w:w="80.0" w:type="dxa"/>
+              <w:left w:w="120.0" w:type="dxa"/>
+              <w:bottom w:w="80.0" w:type="dxa"/>
+              <w:right w:w="120.0" w:type="dxa"/>
+            </w:tcMar>
+            <w:vAlign w:val="center"/>
+          </w:tcPr>
+          <w:p>
+            <w:pPr>
+              <w:rPr/>
+            </w:pPr>
+            <w:r>
+              <w:rPr>
+                <w:b w:val="1"/>
+                <w:bCs w:val="1"/>
+                <w:color w:val="1a1b1c"/>
+                <w:sz w:val="20"/>
+                <w:szCs w:val="20"/>
+                <w:rtl w:val="0"/>
+              </w:rPr>
+              <w:t xml:space="preserve">2</w:t>
+            </w:r>
+            <w:r>
+              <w:rPr>
+                <w:rtl w:val="0"/>
+              </w:rPr>
+            </w:r>
+          </w:p>
+        </w:tc>
+        <w:tc>
+          <w:tcPr>
+            <w:tcBorders>
+              <w:top w:color="cccccc" w:space="0" w:sz="4" w:val="single"/>
+              <w:left w:color="cccccc" w:space="0" w:sz="4" w:val="single"/>
+              <w:bottom w:color="cccccc" w:space="0" w:sz="4" w:val="single"/>
+              <w:right w:color="cccccc" w:space="0" w:sz="4" w:val="single"/>
+            </w:tcBorders>
+            <w:shd w:fill="f1c27a" w:val="clear"/>
+            <w:tcMar>
+              <w:top w:w="80.0" w:type="dxa"/>
+              <w:left w:w="120.0" w:type="dxa"/>
+              <w:bottom w:w="80.0" w:type="dxa"/>
+              <w:right w:w="120.0" w:type="dxa"/>
+            </w:tcMar>
+            <w:vAlign w:val="center"/>
+          </w:tcPr>
+          <w:p>
+            <w:pPr>
+              <w:rPr/>
+            </w:pPr>
+            <w:r>
+              <w:rPr>
+                <w:color w:val="1a1b1c"/>
+                <w:sz w:val="20"/>
+                <w:szCs w:val="20"/>
+                <w:rtl w:val="0"/>
+              </w:rPr>
+              <w:t xml:space="preserve">45+</w:t>
+            </w:r>
+            <w:r>
+              <w:rPr>
+                <w:rtl w:val="0"/>
+              </w:rPr>
+            </w:r>
+          </w:p>
+        </w:tc>
+        <w:tc>
+          <w:tcPr>
+            <w:tcBorders>
+              <w:top w:color="cccccc" w:space="0" w:sz="4" w:val="single"/>
+              <w:left w:color="cccccc" w:space="0" w:sz="4" w:val="single"/>
+              <w:bottom w:color="cccccc" w:space="0" w:sz="4" w:val="single"/>
+              <w:right w:color="cccccc" w:space="0" w:sz="4" w:val="single"/>
+            </w:tcBorders>
+            <w:shd w:fill="f1c27a" w:val="clear"/>
+            <w:tcMar>
+              <w:top w:w="80.0" w:type="dxa"/>
+              <w:left w:w="120.0" w:type="dxa"/>
+              <w:bottom w:w="80.0" w:type="dxa"/>
+              <w:right w:w="120.0" w:type="dxa"/>
+            </w:tcMar>
+            <w:vAlign w:val="center"/>
+          </w:tcPr>
+          <w:p>
+            <w:pPr>
+              <w:rPr/>
+            </w:pPr>
+            <w:r>
+              <w:rPr>
+                <w:color w:val="1a1b1c"/>
+                <w:sz w:val="20"/>
+                <w:szCs w:val="20"/>
+                <w:rtl w:val="0"/>
+              </w:rPr>
+              <w:t xml:space="preserve">Ровесница основной аудитории. Образ «такая же, как я, и у неё получается». Может говорить о возрасте от первого лица</w:t>
+            </w:r>
+            <w:r>
+              <w:rPr>
+                <w:rtl w:val="0"/>
+              </w:rPr>
+            </w:r>
+          </w:p>
+        </w:tc>
+      </w:tr>
+      <w:tr>
+        <w:trPr>
+          <w:cantSplit w:val="0"/>
+          <w:tblHeader w:val="0"/>
+        </w:trPr>
+        <w:tc>
+          <w:tcPr>
+            <w:tcBorders>
+              <w:top w:color="cccccc" w:space="0" w:sz="4" w:val="single"/>
+              <w:left w:color="cccccc" w:space="0" w:sz="4" w:val="single"/>
+              <w:bottom w:color="cccccc" w:space="0" w:sz="4" w:val="single"/>
+              <w:right w:color="cccccc" w:space="0" w:sz="4" w:val="single"/>
+            </w:tcBorders>
+            <w:tcMar>
+              <w:top w:w="80.0" w:type="dxa"/>
+              <w:left w:w="120.0" w:type="dxa"/>
+              <w:bottom w:w="80.0" w:type="dxa"/>
+              <w:right w:w="120.0" w:type="dxa"/>
+            </w:tcMar>
+            <w:vAlign w:val="center"/>
+          </w:tcPr>
+          <w:p>
+            <w:pPr>
+              <w:rPr/>
+            </w:pPr>
+            <w:r>
+              <w:rPr>
+                <w:b w:val="1"/>
+                <w:bCs w:val="1"/>
+                <w:color w:val="1a1b1c"/>
+                <w:sz w:val="20"/>
+                <w:szCs w:val="20"/>
+                <w:rtl w:val="0"/>
+              </w:rPr>
+              <w:t xml:space="preserve">3</w:t>
+            </w:r>
+            <w:r>
+              <w:rPr>
+                <w:rtl w:val="0"/>
+              </w:rPr>
+            </w:r>
+          </w:p>
+        </w:tc>
+        <w:tc>
+          <w:tcPr>
+            <w:tcBorders>
+              <w:top w:color="cccccc" w:space="0" w:sz="4" w:val="single"/>
+              <w:left w:color="cccccc" w:space="0" w:sz="4" w:val="single"/>
+              <w:bottom w:color="cccccc" w:space="0" w:sz="4" w:val="single"/>
+              <w:right w:color="cccccc" w:space="0" w:sz="4" w:val="single"/>
+            </w:tcBorders>
+            <w:tcMar>
+              <w:top w:w="80.0" w:type="dxa"/>
+              <w:left w:w="120.0" w:type="dxa"/>
+              <w:bottom w:w="80.0" w:type="dxa"/>
+              <w:right w:w="120.0" w:type="dxa"/>
+            </w:tcMar>
+            <w:vAlign w:val="center"/>
+          </w:tcPr>
+          <w:p>
+            <w:pPr>
+              <w:rPr/>
+            </w:pPr>
+            <w:r>
+              <w:rPr>
+                <w:color w:val="1a1b1c"/>
+                <w:sz w:val="20"/>
+                <w:szCs w:val="20"/>
+                <w:rtl w:val="0"/>
+              </w:rPr>
+              <w:t xml:space="preserve">УТОЧНИТЬ</w:t>
+            </w:r>
+            <w:r>
+              <w:rPr>
+                <w:sz w:val="20"/>
+                <w:szCs w:val="20"/>
+                <w:rtl w:val="0"/>
+                <w:b w:val="1"/>
+                <w:color w:val="c00000"/>
+              </w:rPr>
+              <w:t xml:space="preserve">УТОЧНИТЬ</w:t>
+            </w:r>
+            <w:r>
+              <w:rPr>
+                <w:rtl w:val="0"/>
+              </w:rPr>
+            </w:r>
+          </w:p>
+        </w:tc>
+        <w:tc>
+          <w:tcPr>
+            <w:tcBorders>
+              <w:top w:color="cccccc" w:space="0" w:sz="4" w:val="single"/>
+              <w:left w:color="cccccc" w:space="0" w:sz="4" w:val="single"/>
+              <w:bottom w:color="cccccc" w:space="0" w:sz="4" w:val="single"/>
+              <w:right w:color="cccccc" w:space="0" w:sz="4" w:val="single"/>
+            </w:tcBorders>
+            <w:tcMar>
+              <w:top w:w="80.0" w:type="dxa"/>
+              <w:left w:w="120.0" w:type="dxa"/>
+              <w:bottom w:w="80.0" w:type="dxa"/>
+              <w:right w:w="120.0" w:type="dxa"/>
+            </w:tcMar>
+            <w:vAlign w:val="center"/>
+          </w:tcPr>
+          <w:p>
+            <w:pPr>
+              <w:rPr/>
+            </w:pPr>
+            <w:r>
+              <w:rPr>
+                <w:color w:val="1a1b1c"/>
+                <w:sz w:val="20"/>
+                <w:szCs w:val="20"/>
+                <w:rtl w:val="0"/>
+              </w:rPr>
+              <w:t xml:space="preserve">УТОЧНИТЬ третий тип. Вариант: недавно родила, сильные нагрузки пока нельзя</w:t>
+            </w:r>
+            <w:r>
+              <w:rPr>
+                <w:sz w:val="20"/>
+                <w:szCs w:val="20"/>
+                <w:rtl w:val="0"/>
+                <w:b w:val="1"/>
+                <w:color w:val="c00000"/>
+              </w:rPr>
+              <w:t xml:space="preserve">УТОЧНИТЬ</w:t>
+            </w:r>
+            <w:r>
+              <w:rPr>
+                <w:color w:val="1a1b1c"/>
+                <w:sz w:val="20"/>
+                <w:szCs w:val="20"/>
+                <w:rtl w:val="0"/>
+              </w:rPr>
+              <w:t xml:space="preserve"> третий тип. Вариант: недавно родила, сильные нагрузки пока нельзя</w:t>
+            </w:r>
+            <w:r>
+              <w:rPr>
+                <w:rtl w:val="0"/>
+              </w:rPr>
+            </w:r>
+          </w:p>
+        </w:tc>
+      </w:tr>
+    </w:tbl>
+    <w:p>
+      <w:pPr>
+        <w:spacing w:after="200" w:lineRule="auto"/>
+        <w:rPr/>
+      </w:pPr>
       <w:r>
         <w:rPr>
           <w:rtl w:val="0"/>
@@ -4266,24 +4812,15 @@
     </w:p>
     <w:p>
       <w:pPr>
-        <w:spacing w:after="120" w:lineRule="auto"/>
-        <w:rPr/>
-      </w:pPr>
-      <w:r>
-        <w:rPr>
-          <w:b w:val="1"/>
-          <w:bCs w:val="1"/>
+        <w:spacing w:after="200" w:lineRule="auto"/>
+        <w:rPr/>
+      </w:pPr>
+      <w:r>
+        <w:rPr>
           <w:color w:val="1a1b1c"/>
           <w:rtl w:val="0"/>
         </w:rPr>
-        <w:t xml:space="preserve">Сколько креаторов нужно и к какому сроку: </w:t>
-      </w:r>
-      <w:r>
-        <w:rPr>
-          <w:color w:val="1a1b1c"/>
-          <w:rtl w:val="0"/>
-        </w:rPr>
-        <w:t xml:space="preserve">УТОЧНИТЬ. Сколько кандидатов присылать в неделю: УТОЧНИТЬ</w:t>
+        <w:t xml:space="preserve">Нужно три креатора, по одной на каждый тип из раздела 2. Срок: </w:t>
       </w:r>
       <w:r>
         <w:rPr>
@@ -4506,7 +5043,7 @@
                 <w:szCs w:val="20"/>
                 <w:rtl w:val="0"/>
               </w:rPr>
-              <w:t xml:space="preserve">Женщина до 40 лет, в кадре выглядит не старше 35. Ухоженная, приятная, естественная. Не фитнес-модель и не тренер</w:t>
+              <w:t xml:space="preserve">Женщина одного из трёх типов из раздела 2: около 35 (не старше 40), 45+ или третий тип. Ухоженная, приятная, естественная. Не фитнес-модель и не тренер</w:t>
             </w:r>
             <w:r>
               <w:rPr>
@@ -5226,7 +5763,7 @@
                 <w:szCs w:val="20"/>
                 <w:rtl w:val="0"/>
               </w:rPr>
-              <w:t xml:space="preserve">УТОЧНИТЬ</w:t>
+              <w:t xml:space="preserve">Для типа 45+: Fabulous50s, Yes2Next (YouTube). Для остальных: </w:t>
             </w:r>
             <w:r>
               <w:rPr>
@@ -5451,7 +5988,7 @@
           <w:vertAlign w:val="baseline"/>
           <w:rtl w:val="0"/>
         </w:rPr>
-        <w:t xml:space="preserve">Старше 40 лет и тех, кто в кадре выглядит старше 35</w:t>
+        <w:t xml:space="preserve">Тех, кто не попадает ни в один из трёх типов по возрасту</w:t>
       </w:r>
     </w:p>
     <w:p>
@@ -6802,6 +7339,49 @@
           <w:vertAlign w:val="baseline"/>
           <w:rtl w:val="0"/>
         </w:rPr>
+        <w:t xml:space="preserve">Для креатора 45+: «Мне 47, и я впервые за много лет позанималась»</w:t>
+      </w:r>
+    </w:p>
+    <w:p>
+      <w:pPr>
+        <w:keepNext w:val="0"/>
+        <w:keepLines w:val="0"/>
+        <w:pageBreakBefore w:val="0"/>
+        <w:widowControl w:val="1"/>
+        <w:numPr>
+          <w:ilvl w:val="0"/>
+          <w:numId w:val="1"/>
+        </w:numPr>
+        <w:pBdr>
+          <w:top w:space="0" w:sz="0" w:val="nil"/>
+          <w:left w:space="0" w:sz="0" w:val="nil"/>
+          <w:bottom w:space="0" w:sz="0" w:val="nil"/>
+          <w:right w:space="0" w:sz="0" w:val="nil"/>
+          <w:between w:space="0" w:sz="0" w:val="nil"/>
+        </w:pBdr>
+        <w:shd w:fill="auto" w:val="clear"/>
+        <w:spacing w:after="80" w:before="0" w:line="240" w:lineRule="auto"/>
+        <w:ind w:left="720" w:right="0" w:hanging="360"/>
+        <w:jc w:val="left"/>
+        <w:rPr/>
+      </w:pPr>
+      <w:r>
+        <w:rPr>
+          <w:rFonts w:ascii="Arial" w:cs="Arial" w:eastAsia="Arial" w:hAnsi="Arial"/>
+          <w:b w:val="0"/>
+          <w:bCs w:val="0"/>
+          <w:i w:val="0"/>
+          <w:iCs w:val="0"/>
+          <w:smallCaps w:val="0"/>
+          <w:strike w:val="0"/>
+          <w:color w:val="000000"/>
+          <w:sz w:val="22"/>
+          <w:szCs w:val="22"/>
+          <w:u w:val="none"/>
+          <w:shd w:fill="auto" w:val="clear"/>
+          <w:vertAlign w:val="baseline"/>
+          <w:rtl w:val="0"/>
+        </w:rPr>
         <w:t xml:space="preserve">«Если вы давно не занимались, вот с чего я бы НЕ начинала»</w:t>
       </w:r>
     </w:p>
@@ -9164,7 +9744,7 @@
           <w:vertAlign w:val="baseline"/>
           <w:rtl w:val="0"/>
         </w:rPr>
-        <w:t xml:space="preserve">Имя, возраст, город</w:t>
+        <w:t xml:space="preserve">Имя, возраст, город и на какой из трёх типов она подходит</w:t>
       </w:r>
     </w:p>
     <w:p>
@@ -9745,7 +10325,7 @@
           <w:vertAlign w:val="baseline"/>
           <w:rtl w:val="0"/>
         </w:rPr>
-        <w:t xml:space="preserve">Ей до 40 лет, в кадре выглядит не старше 35, естественная, не фитнес-модель?</w:t>
+        <w:t xml:space="preserve">Попадает в один из трёх типов по возрасту? Естественная, не фитнес-модель?</w:t>
       </w:r>
     </w:p>
     <w:p>

--- a/ТЗ_Reversefit_креаторы_финал.docx
+++ b/ТЗ_Reversefit_креаторы_финал.docx
@@ -3345,15 +3345,6 @@
             </w:pPr>
             <w:r>
               <w:rPr>
-                <w:color w:val="1a1b1c"/>
-                <w:sz w:val="20"/>
-                <w:szCs w:val="20"/>
-                <w:rtl w:val="0"/>
-              </w:rPr>
-              <w:t xml:space="preserve">УТОЧНИТЬ</w:t>
-            </w:r>
-            <w:r>
-              <w:rPr>
                 <w:sz w:val="20"/>
                 <w:szCs w:val="20"/>
                 <w:rtl w:val="0"/>
@@ -3391,15 +3382,6 @@
             </w:pPr>
             <w:r>
               <w:rPr>
-                <w:color w:val="1a1b1c"/>
-                <w:sz w:val="20"/>
-                <w:szCs w:val="20"/>
-                <w:rtl w:val="0"/>
-              </w:rPr>
-              <w:t xml:space="preserve">УТОЧНИТЬ третий тип. Вариант: недавно родила, сильные нагрузки пока нельзя</w:t>
-            </w:r>
-            <w:r>
-              <w:rPr>
                 <w:sz w:val="20"/>
                 <w:szCs w:val="20"/>
                 <w:rtl w:val="0"/>
@@ -3410,10 +3392,11 @@
             </w:r>
             <w:r>
               <w:rPr>
-                <w:color w:val="1a1b1c"/>
-                <w:sz w:val="20"/>
-                <w:szCs w:val="20"/>
-                <w:rtl w:val="0"/>
+                <w:sz w:val="20"/>
+                <w:szCs w:val="20"/>
+                <w:rtl w:val="0"/>
+                <w:b w:val="1"/>
+                <w:color w:val="c00000"/>
               </w:rPr>
               <w:t xml:space="preserve"> третий тип. Вариант: недавно родила, сильные нагрузки пока нельзя</w:t>
             </w:r>
@@ -4764,15 +4747,6 @@
             </w:pPr>
             <w:r>
               <w:rPr>
-                <w:color w:val="1a1b1c"/>
-                <w:sz w:val="20"/>
-                <w:szCs w:val="20"/>
-                <w:rtl w:val="0"/>
-              </w:rPr>
-              <w:t xml:space="preserve">УТОЧНИТЬ, отвечает ли на них креатор</w:t>
-            </w:r>
-            <w:r>
-              <w:rPr>
                 <w:sz w:val="20"/>
                 <w:szCs w:val="20"/>
                 <w:rtl w:val="0"/>
@@ -4783,10 +4757,11 @@
             </w:r>
             <w:r>
               <w:rPr>
-                <w:color w:val="1a1b1c"/>
-                <w:sz w:val="20"/>
-                <w:szCs w:val="20"/>
-                <w:rtl w:val="0"/>
+                <w:sz w:val="20"/>
+                <w:szCs w:val="20"/>
+                <w:rtl w:val="0"/>
+                <w:b w:val="1"/>
+                <w:color w:val="c00000"/>
               </w:rPr>
               <w:t xml:space="preserve">, отвечает ли на них креатор</w:t>
             </w:r>
@@ -6158,21 +6133,21 @@
       <w:r>
         <w:rPr>
           <w:rFonts w:ascii="Arial" w:cs="Arial" w:eastAsia="Arial" w:hAnsi="Arial"/>
-          <w:b w:val="0"/>
           <w:bCs w:val="0"/>
           <w:i w:val="0"/>
           <w:iCs w:val="0"/>
           <w:smallCaps w:val="0"/>
           <w:strike w:val="0"/>
-          <w:color w:val="000000"/>
           <w:sz w:val="22"/>
           <w:szCs w:val="22"/>
           <w:u w:val="none"/>
           <w:shd w:fill="auto" w:val="clear"/>
           <w:vertAlign w:val="baseline"/>
           <w:rtl w:val="0"/>
-        </w:rPr>
-        <w:t xml:space="preserve">УТОЧНИТЬ: 2-3 ссылки</w:t>
+          <w:b w:val="1"/>
+          <w:color w:val="c00000"/>
+        </w:rPr>
+        <w:t xml:space="preserve">УТОЧНИТЬ</w:t>
       </w:r>
       <w:r>
         <w:rPr>
@@ -6190,25 +6165,6 @@
           <w:rtl w:val="0"/>
           <w:b w:val="1"/>
           <w:color w:val="c00000"/>
-        </w:rPr>
-        <w:t xml:space="preserve">УТОЧНИТЬ</w:t>
-      </w:r>
-      <w:r>
-        <w:rPr>
-          <w:rFonts w:ascii="Arial" w:cs="Arial" w:eastAsia="Arial" w:hAnsi="Arial"/>
-          <w:b w:val="0"/>
-          <w:bCs w:val="0"/>
-          <w:i w:val="0"/>
-          <w:iCs w:val="0"/>
-          <w:smallCaps w:val="0"/>
-          <w:strike w:val="0"/>
-          <w:color w:val="000000"/>
-          <w:sz w:val="22"/>
-          <w:szCs w:val="22"/>
-          <w:u w:val="none"/>
-          <w:shd w:fill="auto" w:val="clear"/>
-          <w:vertAlign w:val="baseline"/>
-          <w:rtl w:val="0"/>
         </w:rPr>
         <w:t xml:space="preserve">: 2-3 ссылки</w:t>
       </w:r>
@@ -9646,15 +9602,6 @@
             </w:pPr>
             <w:r>
               <w:rPr>
-                <w:color w:val="1a1b1c"/>
-                <w:sz w:val="20"/>
-                <w:szCs w:val="20"/>
-                <w:rtl w:val="0"/>
-              </w:rPr>
-              <w:t xml:space="preserve">УТОЧНИТЬ: выдаём креатору после договора</w:t>
-            </w:r>
-            <w:r>
-              <w:rPr>
                 <w:sz w:val="20"/>
                 <w:szCs w:val="20"/>
                 <w:rtl w:val="0"/>
@@ -9665,10 +9612,11 @@
             </w:r>
             <w:r>
               <w:rPr>
-                <w:color w:val="1a1b1c"/>
-                <w:sz w:val="20"/>
-                <w:szCs w:val="20"/>
-                <w:rtl w:val="0"/>
+                <w:sz w:val="20"/>
+                <w:szCs w:val="20"/>
+                <w:rtl w:val="0"/>
+                <w:b w:val="1"/>
+                <w:color w:val="c00000"/>
               </w:rPr>
               <w:t xml:space="preserve">: выдаём креатору после договора</w:t>
             </w:r>

--- a/ТЗ_Reversefit_креаторы_финал.docx
+++ b/ТЗ_Reversefit_креаторы_финал.docx
@@ -3392,11 +3392,10 @@
             </w:r>
             <w:r>
               <w:rPr>
-                <w:sz w:val="20"/>
-                <w:szCs w:val="20"/>
-                <w:rtl w:val="0"/>
-                <w:b w:val="1"/>
-                <w:color w:val="c00000"/>
+                <w:color w:val="1a1b1c"/>
+                <w:sz w:val="20"/>
+                <w:szCs w:val="20"/>
+                <w:rtl w:val="0"/>
               </w:rPr>
               <w:t xml:space="preserve"> третий тип. Вариант: недавно родила, сильные нагрузки пока нельзя</w:t>
             </w:r>
@@ -4757,11 +4756,10 @@
             </w:r>
             <w:r>
               <w:rPr>
-                <w:sz w:val="20"/>
-                <w:szCs w:val="20"/>
-                <w:rtl w:val="0"/>
-                <w:b w:val="1"/>
-                <w:color w:val="c00000"/>
+                <w:color w:val="1a1b1c"/>
+                <w:sz w:val="20"/>
+                <w:szCs w:val="20"/>
+                <w:rtl w:val="0"/>
               </w:rPr>
               <w:t xml:space="preserve">, отвечает ли на них креатор</w:t>
             </w:r>
@@ -6152,19 +6150,19 @@
       <w:r>
         <w:rPr>
           <w:rFonts w:ascii="Arial" w:cs="Arial" w:eastAsia="Arial" w:hAnsi="Arial"/>
+          <w:b w:val="0"/>
           <w:bCs w:val="0"/>
           <w:i w:val="0"/>
           <w:iCs w:val="0"/>
           <w:smallCaps w:val="0"/>
           <w:strike w:val="0"/>
+          <w:color w:val="000000"/>
           <w:sz w:val="22"/>
           <w:szCs w:val="22"/>
           <w:u w:val="none"/>
           <w:shd w:fill="auto" w:val="clear"/>
           <w:vertAlign w:val="baseline"/>
           <w:rtl w:val="0"/>
-          <w:b w:val="1"/>
-          <w:color w:val="c00000"/>
         </w:rPr>
         <w:t xml:space="preserve">: 2-3 ссылки</w:t>
       </w:r>
@@ -9612,11 +9610,10 @@
             </w:r>
             <w:r>
               <w:rPr>
-                <w:sz w:val="20"/>
-                <w:szCs w:val="20"/>
-                <w:rtl w:val="0"/>
-                <w:b w:val="1"/>
-                <w:color w:val="c00000"/>
+                <w:color w:val="1a1b1c"/>
+                <w:sz w:val="20"/>
+                <w:szCs w:val="20"/>
+                <w:rtl w:val="0"/>
               </w:rPr>
               <w:t xml:space="preserve">: выдаём креатору после договора</w:t>
             </w:r>

--- a/ТЗ_Reversefit_креаторы_финал.docx
+++ b/ТЗ_Reversefit_креаторы_финал.docx
@@ -441,7 +441,7 @@
                 <w:szCs w:val="20"/>
                 <w:rtl w:val="0"/>
               </w:rPr>
-              <w:t xml:space="preserve">Домашние тренировки для женщин после 40, бережный фитнес без прыжков и силовых нагрузок</w:t>
+              <w:t xml:space="preserve">Домашние тренировки для женщин после 40: короткие занятия по готовому плану, без прыжков</w:t>
             </w:r>
             <w:r>
               <w:rPr>
@@ -521,7 +521,7 @@
                 <w:szCs w:val="20"/>
                 <w:rtl w:val="0"/>
               </w:rPr>
-              <w:t xml:space="preserve">7 программ: пилатес у стены 45+, сила 40+, диастаз, ежедневная зарядка, тазовое дно, мягкий фитнес 50+, кардио без прыжков</w:t>
+              <w:t xml:space="preserve">7 программ: пилатес у стены 45+, сила 40+, диастаз, ежедневная зарядка, тазовое дно, фитнес 50+, кардио без прыжков</w:t>
             </w:r>
             <w:r>
               <w:rPr>
@@ -681,7 +681,7 @@
                 <w:szCs w:val="20"/>
                 <w:rtl w:val="0"/>
               </w:rPr>
-              <w:t xml:space="preserve">Тест на reversefit.ru/quiz, около 5 минут: по ответам подбирается программа</w:t>
+              <w:t xml:space="preserve">Анкета на reversefit.ru/quiz про цель, время и ограничения: по ответам собирается план</w:t>
             </w:r>
             <w:r>
               <w:rPr>
@@ -761,7 +761,7 @@
                 <w:szCs w:val="20"/>
                 <w:rtl w:val="0"/>
               </w:rPr>
-              <w:t xml:space="preserve">В браузере, приложение ставить не нужно</w:t>
+              <w:t xml:space="preserve">В браузере с телефона, приложение ставить не нужно</w:t>
             </w:r>
             <w:r>
               <w:rPr>
@@ -841,7 +841,7 @@
                 <w:szCs w:val="20"/>
                 <w:rtl w:val="0"/>
               </w:rPr>
-              <w:t xml:space="preserve">390 руб. за 7 дней, 790 руб. за месяц, 1 990 руб. за 3 месяца</w:t>
+              <w:t xml:space="preserve">390 руб. за 7 дней, 790 руб. за месяц, 1 990 руб. за 3 месяца. Это подписка с автопродлением</w:t>
             </w:r>
             <w:r>
               <w:rPr>
@@ -872,7 +872,7 @@
         <w:rPr>
           <w:rtl w:val="0"/>
         </w:rPr>
-        <w:t xml:space="preserve">Ключевые сообщения (что должно считываться в роликах)</w:t>
+        <w:t xml:space="preserve">Ключевые сообщения для креаторов (что должно считываться)</w:t>
       </w:r>
     </w:p>
     <w:p>
@@ -915,7 +915,7 @@
           <w:vertAlign w:val="baseline"/>
           <w:rtl w:val="0"/>
         </w:rPr>
-        <w:t xml:space="preserve">Reversefit это понятный и бережный способ вернуть движение после 40, а не «ещё одна подписка на фитнес»</w:t>
+        <w:t xml:space="preserve">Не надо искать: план уже собран под тебя</w:t>
       </w:r>
     </w:p>
     <w:p>
@@ -958,7 +958,7 @@
           <w:vertAlign w:val="baseline"/>
           <w:rtl w:val="0"/>
         </w:rPr>
-        <w:t xml:space="preserve">Без прыжков и силовых рекордов: у стены, со стулом, стоя, в спокойном темпе</w:t>
+        <w:t xml:space="preserve">15-30 минут: до работы или вечером, когда все спят</w:t>
       </w:r>
     </w:p>
     <w:p>
@@ -1001,7 +1001,7 @@
           <w:vertAlign w:val="baseline"/>
           <w:rtl w:val="0"/>
         </w:rPr>
-        <w:t xml:space="preserve">Коротко и дома: от 7 минут, без зала и оборудования</w:t>
+        <w:t xml:space="preserve">Дома, без дороги в зал</w:t>
       </w:r>
     </w:p>
     <w:p>
@@ -1044,7 +1044,7 @@
           <w:vertAlign w:val="baseline"/>
           <w:rtl w:val="0"/>
         </w:rPr>
-        <w:t xml:space="preserve">Не нужно выбирать среди десятков тренировок: тест подбирает, с чего начать</w:t>
+        <w:t xml:space="preserve">С учётом спины и коленей, по вашему уровню</w:t>
       </w:r>
     </w:p>
     <w:p>
@@ -1087,7 +1087,50 @@
           <w:vertAlign w:val="baseline"/>
           <w:rtl w:val="0"/>
         </w:rPr>
-        <w:t xml:space="preserve">Цель не «стать другой», а чувствовать себя сильнее и свободнее в обычной жизни</w:t>
+        <w:t xml:space="preserve">Тренер объясняет технику и показывает так, что понятно</w:t>
+      </w:r>
+    </w:p>
+    <w:p>
+      <w:pPr>
+        <w:keepNext w:val="0"/>
+        <w:keepLines w:val="0"/>
+        <w:pageBreakBefore w:val="0"/>
+        <w:widowControl w:val="1"/>
+        <w:numPr>
+          <w:ilvl w:val="0"/>
+          <w:numId w:val="1"/>
+        </w:numPr>
+        <w:pBdr>
+          <w:top w:space="0" w:sz="0" w:val="nil"/>
+          <w:left w:space="0" w:sz="0" w:val="nil"/>
+          <w:bottom w:space="0" w:sz="0" w:val="nil"/>
+          <w:right w:space="0" w:sz="0" w:val="nil"/>
+          <w:between w:space="0" w:sz="0" w:val="nil"/>
+        </w:pBdr>
+        <w:shd w:fill="auto" w:val="clear"/>
+        <w:spacing w:after="80" w:before="0" w:line="240" w:lineRule="auto"/>
+        <w:ind w:left="720" w:right="0" w:hanging="360"/>
+        <w:jc w:val="left"/>
+        <w:rPr/>
+      </w:pPr>
+      <w:r>
+        <w:rPr>
+          <w:rFonts w:ascii="Arial" w:cs="Arial" w:eastAsia="Arial" w:hAnsi="Arial"/>
+          <w:b w:val="0"/>
+          <w:bCs w:val="0"/>
+          <w:i w:val="0"/>
+          <w:iCs w:val="0"/>
+          <w:smallCaps w:val="0"/>
+          <w:strike w:val="0"/>
+          <w:color w:val="000000"/>
+          <w:sz w:val="22"/>
+          <w:szCs w:val="22"/>
+          <w:u w:val="none"/>
+          <w:shd w:fill="auto" w:val="clear"/>
+          <w:vertAlign w:val="baseline"/>
+          <w:rtl w:val="0"/>
+        </w:rPr>
+        <w:t xml:space="preserve">Результат чувствуется по самочувствию, а не по цифре на весах</w:t>
       </w:r>
     </w:p>
     <w:p>
@@ -1335,43 +1378,43 @@
                 <w:szCs w:val="20"/>
                 <w:rtl w:val="0"/>
               </w:rPr>
-              <w:t xml:space="preserve">Женщины 40-60</w:t>
-            </w:r>
-            <w:r>
-              <w:rPr>
-                <w:rtl w:val="0"/>
-              </w:rPr>
-            </w:r>
-          </w:p>
-        </w:tc>
-        <w:tc>
-          <w:tcPr>
-            <w:tcBorders>
-              <w:top w:color="cccccc" w:space="0" w:sz="4" w:val="single"/>
-              <w:left w:color="cccccc" w:space="0" w:sz="4" w:val="single"/>
-              <w:bottom w:color="cccccc" w:space="0" w:sz="4" w:val="single"/>
-              <w:right w:color="cccccc" w:space="0" w:sz="4" w:val="single"/>
-            </w:tcBorders>
-            <w:tcMar>
-              <w:top w:w="80.0" w:type="dxa"/>
-              <w:left w:w="120.0" w:type="dxa"/>
-              <w:bottom w:w="80.0" w:type="dxa"/>
-              <w:right w:w="120.0" w:type="dxa"/>
-            </w:tcMar>
-            <w:vAlign w:val="center"/>
-          </w:tcPr>
-          <w:p>
-            <w:pPr>
-              <w:rPr/>
-            </w:pPr>
-            <w:r>
-              <w:rPr>
-                <w:color w:val="1a1b1c"/>
-                <w:sz w:val="20"/>
-                <w:szCs w:val="20"/>
-                <w:rtl w:val="0"/>
-              </w:rPr>
-              <w:t xml:space="preserve">Хотят похудеть и чувствовать себя комфортно в теле. Интересуются питанием, нутрициологией, осознанным питанием, долголетием. Им нужны не силовые тренировки, а поддержание тела. ОСНОВНОЙ СЕГМЕНТ ДЛЯ ЭТОЙ КАМПАНИИ</w:t>
+              <w:t xml:space="preserve">Женщины 35-55, ядро 38-50</w:t>
+            </w:r>
+            <w:r>
+              <w:rPr>
+                <w:rtl w:val="0"/>
+              </w:rPr>
+            </w:r>
+          </w:p>
+        </w:tc>
+        <w:tc>
+          <w:tcPr>
+            <w:tcBorders>
+              <w:top w:color="cccccc" w:space="0" w:sz="4" w:val="single"/>
+              <w:left w:color="cccccc" w:space="0" w:sz="4" w:val="single"/>
+              <w:bottom w:color="cccccc" w:space="0" w:sz="4" w:val="single"/>
+              <w:right w:color="cccccc" w:space="0" w:sz="4" w:val="single"/>
+            </w:tcBorders>
+            <w:tcMar>
+              <w:top w:w="80.0" w:type="dxa"/>
+              <w:left w:w="120.0" w:type="dxa"/>
+              <w:bottom w:w="80.0" w:type="dxa"/>
+              <w:right w:w="120.0" w:type="dxa"/>
+            </w:tcMar>
+            <w:vAlign w:val="center"/>
+          </w:tcPr>
+          <w:p>
+            <w:pPr>
+              <w:rPr/>
+            </w:pPr>
+            <w:r>
+              <w:rPr>
+                <w:color w:val="1a1b1c"/>
+                <w:sz w:val="20"/>
+                <w:szCs w:val="20"/>
+                <w:rtl w:val="0"/>
+              </w:rPr>
+              <w:t xml:space="preserve">Работают, график плотный. Занимаются дома по 15-40 минут, утром до работы или вечером. Главный мотив: здоровье и подвижность с возрастом (спина, суставы). Второй: вернуть форму после перерыва. У половины есть ограничения по спине или коленям. ОСНОВНОЙ СЕГМЕНТ ДЛЯ ЭТОЙ КАМПАНИИ</w:t>
             </w:r>
             <w:r>
               <w:rPr>
@@ -1490,7 +1533,7 @@
                 <w:szCs w:val="20"/>
                 <w:rtl w:val="0"/>
               </w:rPr>
-              <w:t xml:space="preserve">Сильные нагрузки нельзя, нужен бережный формат. На платформе есть программы «диастаз» и «тазовое дно». </w:t>
+              <w:t xml:space="preserve">Сильные нагрузки нельзя, хотят вернуть форму после декрета. На платформе есть программы «диастаз» и «тазовое дно». </w:t>
             </w:r>
             <w:r>
               <w:rPr>
@@ -1509,7 +1552,7 @@
                 <w:szCs w:val="20"/>
                 <w:rtl w:val="0"/>
               </w:rPr>
-              <w:t xml:space="preserve">, ищем ли креатора под этот сегмент сейчас</w:t>
+              <w:t xml:space="preserve">, берём ли сегмент сейчас</w:t>
             </w:r>
             <w:r>
               <w:rPr>
@@ -1540,7 +1583,7 @@
         <w:rPr>
           <w:rtl w:val="0"/>
         </w:rPr>
-        <w:t xml:space="preserve">Срез по ЦА: с чем приходит женщина 40+</w:t>
+        <w:t xml:space="preserve">Срез по ЦА: четыре типажа</w:t>
       </w:r>
     </w:p>
     <w:p>
@@ -1553,7 +1596,7 @@
           <w:color w:val="1a1b1c"/>
           <w:rtl w:val="0"/>
         </w:rPr>
-        <w:t xml:space="preserve">Это зрительницы. Креатор моложе их, но говорит об этих ситуациях просто и от себя.</w:t>
+        <w:t xml:space="preserve">Типажи собраны по итогам интервью с клиентками. По ним подбираем человека под конкретный образ.</w:t>
       </w:r>
       <w:r>
         <w:rPr>
@@ -1624,7 +1667,7 @@
                 <w:szCs w:val="20"/>
                 <w:rtl w:val="0"/>
               </w:rPr>
-              <w:t xml:space="preserve">Ситуация</w:t>
+              <w:t xml:space="preserve">Типаж</w:t>
             </w:r>
             <w:r>
               <w:rPr>
@@ -1663,7 +1706,7 @@
                 <w:szCs w:val="20"/>
                 <w:rtl w:val="0"/>
               </w:rPr>
-              <w:t xml:space="preserve">Что она чувствует</w:t>
+              <w:t xml:space="preserve">Что ей важно</w:t>
             </w:r>
             <w:r>
               <w:rPr>
@@ -1702,7 +1745,7 @@
                 <w:szCs w:val="20"/>
                 <w:rtl w:val="0"/>
               </w:rPr>
-              <w:t xml:space="preserve">О чём ролик</w:t>
+              <w:t xml:space="preserve">На что не реагирует</w:t>
             </w:r>
             <w:r>
               <w:rPr>
@@ -1744,79 +1787,79 @@
                 <w:szCs w:val="20"/>
                 <w:rtl w:val="0"/>
               </w:rPr>
-              <w:t xml:space="preserve">Возвращается после перерыва</w:t>
-            </w:r>
-            <w:r>
-              <w:rPr>
-                <w:rtl w:val="0"/>
-              </w:rPr>
-            </w:r>
-          </w:p>
-        </w:tc>
-        <w:tc>
-          <w:tcPr>
-            <w:tcBorders>
-              <w:top w:color="cccccc" w:space="0" w:sz="4" w:val="single"/>
-              <w:left w:color="cccccc" w:space="0" w:sz="4" w:val="single"/>
-              <w:bottom w:color="cccccc" w:space="0" w:sz="4" w:val="single"/>
-              <w:right w:color="cccccc" w:space="0" w:sz="4" w:val="single"/>
-            </w:tcBorders>
-            <w:tcMar>
-              <w:top w:w="80.0" w:type="dxa"/>
-              <w:left w:w="120.0" w:type="dxa"/>
-              <w:bottom w:w="80.0" w:type="dxa"/>
-              <w:right w:w="120.0" w:type="dxa"/>
-            </w:tcMar>
-            <w:vAlign w:val="center"/>
-          </w:tcPr>
-          <w:p>
-            <w:pPr>
-              <w:rPr/>
-            </w:pPr>
-            <w:r>
-              <w:rPr>
-                <w:color w:val="1a1b1c"/>
-                <w:sz w:val="20"/>
-                <w:szCs w:val="20"/>
-                <w:rtl w:val="0"/>
-              </w:rPr>
-              <w:t xml:space="preserve">«Давно не занималась, боюсь, что не потяну»</w:t>
-            </w:r>
-            <w:r>
-              <w:rPr>
-                <w:rtl w:val="0"/>
-              </w:rPr>
-            </w:r>
-          </w:p>
-        </w:tc>
-        <w:tc>
-          <w:tcPr>
-            <w:tcBorders>
-              <w:top w:color="cccccc" w:space="0" w:sz="4" w:val="single"/>
-              <w:left w:color="cccccc" w:space="0" w:sz="4" w:val="single"/>
-              <w:bottom w:color="cccccc" w:space="0" w:sz="4" w:val="single"/>
-              <w:right w:color="cccccc" w:space="0" w:sz="4" w:val="single"/>
-            </w:tcBorders>
-            <w:tcMar>
-              <w:top w:w="80.0" w:type="dxa"/>
-              <w:left w:w="120.0" w:type="dxa"/>
-              <w:bottom w:w="80.0" w:type="dxa"/>
-              <w:right w:w="120.0" w:type="dxa"/>
-            </w:tcMar>
-            <w:vAlign w:val="center"/>
-          </w:tcPr>
-          <w:p>
-            <w:pPr>
-              <w:rPr/>
-            </w:pPr>
-            <w:r>
-              <w:rPr>
-                <w:color w:val="1a1b1c"/>
-                <w:sz w:val="20"/>
-                <w:szCs w:val="20"/>
-                <w:rtl w:val="0"/>
-              </w:rPr>
-              <w:t xml:space="preserve">Первое занятие, после которого не нужно лежать два дня</w:t>
+              <w:t xml:space="preserve">Занятая, держит форму. Около 40, спорт в жизни давно, жёсткий рабочий график</w:t>
+            </w:r>
+            <w:r>
+              <w:rPr>
+                <w:rtl w:val="0"/>
+              </w:rPr>
+            </w:r>
+          </w:p>
+        </w:tc>
+        <w:tc>
+          <w:tcPr>
+            <w:tcBorders>
+              <w:top w:color="cccccc" w:space="0" w:sz="4" w:val="single"/>
+              <w:left w:color="cccccc" w:space="0" w:sz="4" w:val="single"/>
+              <w:bottom w:color="cccccc" w:space="0" w:sz="4" w:val="single"/>
+              <w:right w:color="cccccc" w:space="0" w:sz="4" w:val="single"/>
+            </w:tcBorders>
+            <w:tcMar>
+              <w:top w:w="80.0" w:type="dxa"/>
+              <w:left w:w="120.0" w:type="dxa"/>
+              <w:bottom w:w="80.0" w:type="dxa"/>
+              <w:right w:w="120.0" w:type="dxa"/>
+            </w:tcMar>
+            <w:vAlign w:val="center"/>
+          </w:tcPr>
+          <w:p>
+            <w:pPr>
+              <w:rPr/>
+            </w:pPr>
+            <w:r>
+              <w:rPr>
+                <w:color w:val="1a1b1c"/>
+                <w:sz w:val="20"/>
+                <w:szCs w:val="20"/>
+                <w:rtl w:val="0"/>
+              </w:rPr>
+              <w:t xml:space="preserve">Насыщенные короткие тренировки, разнообразие, возможность выбрать по настроению</w:t>
+            </w:r>
+            <w:r>
+              <w:rPr>
+                <w:rtl w:val="0"/>
+              </w:rPr>
+            </w:r>
+          </w:p>
+        </w:tc>
+        <w:tc>
+          <w:tcPr>
+            <w:tcBorders>
+              <w:top w:color="cccccc" w:space="0" w:sz="4" w:val="single"/>
+              <w:left w:color="cccccc" w:space="0" w:sz="4" w:val="single"/>
+              <w:bottom w:color="cccccc" w:space="0" w:sz="4" w:val="single"/>
+              <w:right w:color="cccccc" w:space="0" w:sz="4" w:val="single"/>
+            </w:tcBorders>
+            <w:tcMar>
+              <w:top w:w="80.0" w:type="dxa"/>
+              <w:left w:w="120.0" w:type="dxa"/>
+              <w:bottom w:w="80.0" w:type="dxa"/>
+              <w:right w:w="120.0" w:type="dxa"/>
+            </w:tcMar>
+            <w:vAlign w:val="center"/>
+          </w:tcPr>
+          <w:p>
+            <w:pPr>
+              <w:rPr/>
+            </w:pPr>
+            <w:r>
+              <w:rPr>
+                <w:color w:val="1a1b1c"/>
+                <w:sz w:val="20"/>
+                <w:szCs w:val="20"/>
+                <w:rtl w:val="0"/>
+              </w:rPr>
+              <w:t xml:space="preserve">«Первый шаг», «начните с малого», мотивационные речи</w:t>
             </w:r>
             <w:r>
               <w:rPr>
@@ -1858,79 +1901,79 @@
                 <w:szCs w:val="20"/>
                 <w:rtl w:val="0"/>
               </w:rPr>
-              <w:t xml:space="preserve">Тело стало другим</w:t>
-            </w:r>
-            <w:r>
-              <w:rPr>
-                <w:rtl w:val="0"/>
-              </w:rPr>
-            </w:r>
-          </w:p>
-        </w:tc>
-        <w:tc>
-          <w:tcPr>
-            <w:tcBorders>
-              <w:top w:color="cccccc" w:space="0" w:sz="4" w:val="single"/>
-              <w:left w:color="cccccc" w:space="0" w:sz="4" w:val="single"/>
-              <w:bottom w:color="cccccc" w:space="0" w:sz="4" w:val="single"/>
-              <w:right w:color="cccccc" w:space="0" w:sz="4" w:val="single"/>
-            </w:tcBorders>
-            <w:tcMar>
-              <w:top w:w="80.0" w:type="dxa"/>
-              <w:left w:w="120.0" w:type="dxa"/>
-              <w:bottom w:w="80.0" w:type="dxa"/>
-              <w:right w:w="120.0" w:type="dxa"/>
-            </w:tcMar>
-            <w:vAlign w:val="center"/>
-          </w:tcPr>
-          <w:p>
-            <w:pPr>
-              <w:rPr/>
-            </w:pPr>
-            <w:r>
-              <w:rPr>
-                <w:color w:val="1a1b1c"/>
-                <w:sz w:val="20"/>
-                <w:szCs w:val="20"/>
-                <w:rtl w:val="0"/>
-              </w:rPr>
-              <w:t xml:space="preserve">«То, что работало в 30, больше не работает»</w:t>
-            </w:r>
-            <w:r>
-              <w:rPr>
-                <w:rtl w:val="0"/>
-              </w:rPr>
-            </w:r>
-          </w:p>
-        </w:tc>
-        <w:tc>
-          <w:tcPr>
-            <w:tcBorders>
-              <w:top w:color="cccccc" w:space="0" w:sz="4" w:val="single"/>
-              <w:left w:color="cccccc" w:space="0" w:sz="4" w:val="single"/>
-              <w:bottom w:color="cccccc" w:space="0" w:sz="4" w:val="single"/>
-              <w:right w:color="cccccc" w:space="0" w:sz="4" w:val="single"/>
-            </w:tcBorders>
-            <w:tcMar>
-              <w:top w:w="80.0" w:type="dxa"/>
-              <w:left w:w="120.0" w:type="dxa"/>
-              <w:bottom w:w="80.0" w:type="dxa"/>
-              <w:right w:w="120.0" w:type="dxa"/>
-            </w:tcMar>
-            <w:vAlign w:val="center"/>
-          </w:tcPr>
-          <w:p>
-            <w:pPr>
-              <w:rPr/>
-            </w:pPr>
-            <w:r>
-              <w:rPr>
-                <w:color w:val="1a1b1c"/>
-                <w:sz w:val="20"/>
-                <w:szCs w:val="20"/>
-                <w:rtl w:val="0"/>
-              </w:rPr>
-              <w:t xml:space="preserve">Почему после 40 нужен другой старт</w:t>
+              <w:t xml:space="preserve">Вернуть форму. 33-48, был перерыв: декрет, переезд, аврал на работе</w:t>
+            </w:r>
+            <w:r>
+              <w:rPr>
+                <w:rtl w:val="0"/>
+              </w:rPr>
+            </w:r>
+          </w:p>
+        </w:tc>
+        <w:tc>
+          <w:tcPr>
+            <w:tcBorders>
+              <w:top w:color="cccccc" w:space="0" w:sz="4" w:val="single"/>
+              <w:left w:color="cccccc" w:space="0" w:sz="4" w:val="single"/>
+              <w:bottom w:color="cccccc" w:space="0" w:sz="4" w:val="single"/>
+              <w:right w:color="cccccc" w:space="0" w:sz="4" w:val="single"/>
+            </w:tcBorders>
+            <w:tcMar>
+              <w:top w:w="80.0" w:type="dxa"/>
+              <w:left w:w="120.0" w:type="dxa"/>
+              <w:bottom w:w="80.0" w:type="dxa"/>
+              <w:right w:w="120.0" w:type="dxa"/>
+            </w:tcMar>
+            <w:vAlign w:val="center"/>
+          </w:tcPr>
+          <w:p>
+            <w:pPr>
+              <w:rPr/>
+            </w:pPr>
+            <w:r>
+              <w:rPr>
+                <w:color w:val="1a1b1c"/>
+                <w:sz w:val="20"/>
+                <w:szCs w:val="20"/>
+                <w:rtl w:val="0"/>
+              </w:rPr>
+              <w:t xml:space="preserve">Быстрый ощутимый эффект: «после первого занятия чувствую, что работает»</w:t>
+            </w:r>
+            <w:r>
+              <w:rPr>
+                <w:rtl w:val="0"/>
+              </w:rPr>
+            </w:r>
+          </w:p>
+        </w:tc>
+        <w:tc>
+          <w:tcPr>
+            <w:tcBorders>
+              <w:top w:color="cccccc" w:space="0" w:sz="4" w:val="single"/>
+              <w:left w:color="cccccc" w:space="0" w:sz="4" w:val="single"/>
+              <w:bottom w:color="cccccc" w:space="0" w:sz="4" w:val="single"/>
+              <w:right w:color="cccccc" w:space="0" w:sz="4" w:val="single"/>
+            </w:tcBorders>
+            <w:tcMar>
+              <w:top w:w="80.0" w:type="dxa"/>
+              <w:left w:w="120.0" w:type="dxa"/>
+              <w:bottom w:w="80.0" w:type="dxa"/>
+              <w:right w:w="120.0" w:type="dxa"/>
+            </w:tcMar>
+            <w:vAlign w:val="center"/>
+          </w:tcPr>
+          <w:p>
+            <w:pPr>
+              <w:rPr/>
+            </w:pPr>
+            <w:r>
+              <w:rPr>
+                <w:color w:val="1a1b1c"/>
+                <w:sz w:val="20"/>
+                <w:szCs w:val="20"/>
+                <w:rtl w:val="0"/>
+              </w:rPr>
+              <w:t xml:space="preserve">Длинные объяснения и «системность»: ей нужен толчок</w:t>
             </w:r>
             <w:r>
               <w:rPr>
@@ -1972,79 +2015,79 @@
                 <w:szCs w:val="20"/>
                 <w:rtl w:val="0"/>
               </w:rPr>
-              <w:t xml:space="preserve">Нет времени</w:t>
-            </w:r>
-            <w:r>
-              <w:rPr>
-                <w:rtl w:val="0"/>
-              </w:rPr>
-            </w:r>
-          </w:p>
-        </w:tc>
-        <w:tc>
-          <w:tcPr>
-            <w:tcBorders>
-              <w:top w:color="cccccc" w:space="0" w:sz="4" w:val="single"/>
-              <w:left w:color="cccccc" w:space="0" w:sz="4" w:val="single"/>
-              <w:bottom w:color="cccccc" w:space="0" w:sz="4" w:val="single"/>
-              <w:right w:color="cccccc" w:space="0" w:sz="4" w:val="single"/>
-            </w:tcBorders>
-            <w:tcMar>
-              <w:top w:w="80.0" w:type="dxa"/>
-              <w:left w:w="120.0" w:type="dxa"/>
-              <w:bottom w:w="80.0" w:type="dxa"/>
-              <w:right w:w="120.0" w:type="dxa"/>
-            </w:tcMar>
-            <w:vAlign w:val="center"/>
-          </w:tcPr>
-          <w:p>
-            <w:pPr>
-              <w:rPr/>
-            </w:pPr>
-            <w:r>
-              <w:rPr>
-                <w:color w:val="1a1b1c"/>
-                <w:sz w:val="20"/>
-                <w:szCs w:val="20"/>
-                <w:rtl w:val="0"/>
-              </w:rPr>
-              <w:t xml:space="preserve">Работа, семья, дом; вина за время на себя</w:t>
-            </w:r>
-            <w:r>
-              <w:rPr>
-                <w:rtl w:val="0"/>
-              </w:rPr>
-            </w:r>
-          </w:p>
-        </w:tc>
-        <w:tc>
-          <w:tcPr>
-            <w:tcBorders>
-              <w:top w:color="cccccc" w:space="0" w:sz="4" w:val="single"/>
-              <w:left w:color="cccccc" w:space="0" w:sz="4" w:val="single"/>
-              <w:bottom w:color="cccccc" w:space="0" w:sz="4" w:val="single"/>
-              <w:right w:color="cccccc" w:space="0" w:sz="4" w:val="single"/>
-            </w:tcBorders>
-            <w:tcMar>
-              <w:top w:w="80.0" w:type="dxa"/>
-              <w:left w:w="120.0" w:type="dxa"/>
-              <w:bottom w:w="80.0" w:type="dxa"/>
-              <w:right w:w="120.0" w:type="dxa"/>
-            </w:tcMar>
-            <w:vAlign w:val="center"/>
-          </w:tcPr>
-          <w:p>
-            <w:pPr>
-              <w:rPr/>
-            </w:pPr>
-            <w:r>
-              <w:rPr>
-                <w:color w:val="1a1b1c"/>
-                <w:sz w:val="20"/>
-                <w:szCs w:val="20"/>
-                <w:rtl w:val="0"/>
-              </w:rPr>
-              <w:t xml:space="preserve">Занятие, пока закипает чайник</w:t>
+              <w:t xml:space="preserve">Здоровье с возрастом. 45-60, спина, суставы, рекомендации врача. Самая лояльная группа</w:t>
+            </w:r>
+            <w:r>
+              <w:rPr>
+                <w:rtl w:val="0"/>
+              </w:rPr>
+            </w:r>
+          </w:p>
+        </w:tc>
+        <w:tc>
+          <w:tcPr>
+            <w:tcBorders>
+              <w:top w:color="cccccc" w:space="0" w:sz="4" w:val="single"/>
+              <w:left w:color="cccccc" w:space="0" w:sz="4" w:val="single"/>
+              <w:bottom w:color="cccccc" w:space="0" w:sz="4" w:val="single"/>
+              <w:right w:color="cccccc" w:space="0" w:sz="4" w:val="single"/>
+            </w:tcBorders>
+            <w:tcMar>
+              <w:top w:w="80.0" w:type="dxa"/>
+              <w:left w:w="120.0" w:type="dxa"/>
+              <w:bottom w:w="80.0" w:type="dxa"/>
+              <w:right w:w="120.0" w:type="dxa"/>
+            </w:tcMar>
+            <w:vAlign w:val="center"/>
+          </w:tcPr>
+          <w:p>
+            <w:pPr>
+              <w:rPr/>
+            </w:pPr>
+            <w:r>
+              <w:rPr>
+                <w:color w:val="1a1b1c"/>
+                <w:sz w:val="20"/>
+                <w:szCs w:val="20"/>
+                <w:rtl w:val="0"/>
+              </w:rPr>
+              <w:t xml:space="preserve">Уважительный тон, объяснение техники, учёт ограничений без снисхождения</w:t>
+            </w:r>
+            <w:r>
+              <w:rPr>
+                <w:rtl w:val="0"/>
+              </w:rPr>
+            </w:r>
+          </w:p>
+        </w:tc>
+        <w:tc>
+          <w:tcPr>
+            <w:tcBorders>
+              <w:top w:color="cccccc" w:space="0" w:sz="4" w:val="single"/>
+              <w:left w:color="cccccc" w:space="0" w:sz="4" w:val="single"/>
+              <w:bottom w:color="cccccc" w:space="0" w:sz="4" w:val="single"/>
+              <w:right w:color="cccccc" w:space="0" w:sz="4" w:val="single"/>
+            </w:tcBorders>
+            <w:tcMar>
+              <w:top w:w="80.0" w:type="dxa"/>
+              <w:left w:w="120.0" w:type="dxa"/>
+              <w:bottom w:w="80.0" w:type="dxa"/>
+              <w:right w:w="120.0" w:type="dxa"/>
+            </w:tcMar>
+            <w:vAlign w:val="center"/>
+          </w:tcPr>
+          <w:p>
+            <w:pPr>
+              <w:rPr/>
+            </w:pPr>
+            <w:r>
+              <w:rPr>
+                <w:color w:val="1a1b1c"/>
+                <w:sz w:val="20"/>
+                <w:szCs w:val="20"/>
+                <w:rtl w:val="0"/>
+              </w:rPr>
+              <w:t xml:space="preserve">«Щадящее для пожилых», молодёжный сленг, прыжки и интенсив</w:t>
             </w:r>
             <w:r>
               <w:rPr>
@@ -2086,763 +2129,79 @@
                 <w:szCs w:val="20"/>
                 <w:rtl w:val="0"/>
               </w:rPr>
-              <w:t xml:space="preserve">Стыд за форму</w:t>
-            </w:r>
-            <w:r>
-              <w:rPr>
-                <w:rtl w:val="0"/>
-              </w:rPr>
-            </w:r>
-          </w:p>
-        </w:tc>
-        <w:tc>
-          <w:tcPr>
-            <w:tcBorders>
-              <w:top w:color="cccccc" w:space="0" w:sz="4" w:val="single"/>
-              <w:left w:color="cccccc" w:space="0" w:sz="4" w:val="single"/>
-              <w:bottom w:color="cccccc" w:space="0" w:sz="4" w:val="single"/>
-              <w:right w:color="cccccc" w:space="0" w:sz="4" w:val="single"/>
-            </w:tcBorders>
-            <w:tcMar>
-              <w:top w:w="80.0" w:type="dxa"/>
-              <w:left w:w="120.0" w:type="dxa"/>
-              <w:bottom w:w="80.0" w:type="dxa"/>
-              <w:right w:w="120.0" w:type="dxa"/>
-            </w:tcMar>
-            <w:vAlign w:val="center"/>
-          </w:tcPr>
-          <w:p>
-            <w:pPr>
-              <w:rPr/>
-            </w:pPr>
-            <w:r>
-              <w:rPr>
-                <w:color w:val="1a1b1c"/>
-                <w:sz w:val="20"/>
-                <w:szCs w:val="20"/>
-                <w:rtl w:val="0"/>
-              </w:rPr>
-              <w:t xml:space="preserve">Не хочется идти в зал</w:t>
-            </w:r>
-            <w:r>
-              <w:rPr>
-                <w:rtl w:val="0"/>
-              </w:rPr>
-            </w:r>
-          </w:p>
-        </w:tc>
-        <w:tc>
-          <w:tcPr>
-            <w:tcBorders>
-              <w:top w:color="cccccc" w:space="0" w:sz="4" w:val="single"/>
-              <w:left w:color="cccccc" w:space="0" w:sz="4" w:val="single"/>
-              <w:bottom w:color="cccccc" w:space="0" w:sz="4" w:val="single"/>
-              <w:right w:color="cccccc" w:space="0" w:sz="4" w:val="single"/>
-            </w:tcBorders>
-            <w:tcMar>
-              <w:top w:w="80.0" w:type="dxa"/>
-              <w:left w:w="120.0" w:type="dxa"/>
-              <w:bottom w:w="80.0" w:type="dxa"/>
-              <w:right w:w="120.0" w:type="dxa"/>
-            </w:tcMar>
-            <w:vAlign w:val="center"/>
-          </w:tcPr>
-          <w:p>
-            <w:pPr>
-              <w:rPr/>
-            </w:pPr>
-            <w:r>
-              <w:rPr>
-                <w:color w:val="1a1b1c"/>
-                <w:sz w:val="20"/>
-                <w:szCs w:val="20"/>
-                <w:rtl w:val="0"/>
-              </w:rPr>
-              <w:t xml:space="preserve">Дома никто не смотрит, можно остановиться</w:t>
-            </w:r>
-            <w:r>
-              <w:rPr>
-                <w:rtl w:val="0"/>
-              </w:rPr>
-            </w:r>
-          </w:p>
-        </w:tc>
-      </w:tr>
-      <w:tr>
-        <w:trPr>
-          <w:cantSplit w:val="0"/>
-          <w:tblHeader w:val="0"/>
-        </w:trPr>
-        <w:tc>
-          <w:tcPr>
-            <w:tcBorders>
-              <w:top w:color="cccccc" w:space="0" w:sz="4" w:val="single"/>
-              <w:left w:color="cccccc" w:space="0" w:sz="4" w:val="single"/>
-              <w:bottom w:color="cccccc" w:space="0" w:sz="4" w:val="single"/>
-              <w:right w:color="cccccc" w:space="0" w:sz="4" w:val="single"/>
-            </w:tcBorders>
-            <w:tcMar>
-              <w:top w:w="80.0" w:type="dxa"/>
-              <w:left w:w="120.0" w:type="dxa"/>
-              <w:bottom w:w="80.0" w:type="dxa"/>
-              <w:right w:w="120.0" w:type="dxa"/>
-            </w:tcMar>
-            <w:vAlign w:val="center"/>
-          </w:tcPr>
-          <w:p>
-            <w:pPr>
-              <w:rPr/>
-            </w:pPr>
-            <w:r>
-              <w:rPr>
-                <w:color w:val="1a1b1c"/>
-                <w:sz w:val="20"/>
-                <w:szCs w:val="20"/>
-                <w:rtl w:val="0"/>
-              </w:rPr>
-              <w:t xml:space="preserve">Колени и спина пугают</w:t>
-            </w:r>
-            <w:r>
-              <w:rPr>
-                <w:rtl w:val="0"/>
-              </w:rPr>
-            </w:r>
-          </w:p>
-        </w:tc>
-        <w:tc>
-          <w:tcPr>
-            <w:tcBorders>
-              <w:top w:color="cccccc" w:space="0" w:sz="4" w:val="single"/>
-              <w:left w:color="cccccc" w:space="0" w:sz="4" w:val="single"/>
-              <w:bottom w:color="cccccc" w:space="0" w:sz="4" w:val="single"/>
-              <w:right w:color="cccccc" w:space="0" w:sz="4" w:val="single"/>
-            </w:tcBorders>
-            <w:tcMar>
-              <w:top w:w="80.0" w:type="dxa"/>
-              <w:left w:w="120.0" w:type="dxa"/>
-              <w:bottom w:w="80.0" w:type="dxa"/>
-              <w:right w:w="120.0" w:type="dxa"/>
-            </w:tcMar>
-            <w:vAlign w:val="center"/>
-          </w:tcPr>
-          <w:p>
-            <w:pPr>
-              <w:rPr/>
-            </w:pPr>
-            <w:r>
-              <w:rPr>
-                <w:color w:val="1a1b1c"/>
-                <w:sz w:val="20"/>
-                <w:szCs w:val="20"/>
-                <w:rtl w:val="0"/>
-              </w:rPr>
-              <w:t xml:space="preserve">Прошлые тренировки были слишком резкими</w:t>
-            </w:r>
-            <w:r>
-              <w:rPr>
-                <w:rtl w:val="0"/>
-              </w:rPr>
-            </w:r>
-          </w:p>
-        </w:tc>
-        <w:tc>
-          <w:tcPr>
-            <w:tcBorders>
-              <w:top w:color="cccccc" w:space="0" w:sz="4" w:val="single"/>
-              <w:left w:color="cccccc" w:space="0" w:sz="4" w:val="single"/>
-              <w:bottom w:color="cccccc" w:space="0" w:sz="4" w:val="single"/>
-              <w:right w:color="cccccc" w:space="0" w:sz="4" w:val="single"/>
-            </w:tcBorders>
-            <w:tcMar>
-              <w:top w:w="80.0" w:type="dxa"/>
-              <w:left w:w="120.0" w:type="dxa"/>
-              <w:bottom w:w="80.0" w:type="dxa"/>
-              <w:right w:w="120.0" w:type="dxa"/>
-            </w:tcMar>
-            <w:vAlign w:val="center"/>
-          </w:tcPr>
-          <w:p>
-            <w:pPr>
-              <w:rPr/>
-            </w:pPr>
-            <w:r>
-              <w:rPr>
-                <w:color w:val="1a1b1c"/>
-                <w:sz w:val="20"/>
-                <w:szCs w:val="20"/>
-                <w:rtl w:val="0"/>
-              </w:rPr>
-              <w:t xml:space="preserve">Со стулом, у стены, без прыжков</w:t>
-            </w:r>
-            <w:r>
-              <w:rPr>
-                <w:rtl w:val="0"/>
-              </w:rPr>
-            </w:r>
-          </w:p>
-        </w:tc>
-      </w:tr>
-      <w:tr>
-        <w:trPr>
-          <w:cantSplit w:val="0"/>
-          <w:tblHeader w:val="0"/>
-        </w:trPr>
-        <w:tc>
-          <w:tcPr>
-            <w:tcBorders>
-              <w:top w:color="cccccc" w:space="0" w:sz="4" w:val="single"/>
-              <w:left w:color="cccccc" w:space="0" w:sz="4" w:val="single"/>
-              <w:bottom w:color="cccccc" w:space="0" w:sz="4" w:val="single"/>
-              <w:right w:color="cccccc" w:space="0" w:sz="4" w:val="single"/>
-            </w:tcBorders>
-            <w:tcMar>
-              <w:top w:w="80.0" w:type="dxa"/>
-              <w:left w:w="120.0" w:type="dxa"/>
-              <w:bottom w:w="80.0" w:type="dxa"/>
-              <w:right w:w="120.0" w:type="dxa"/>
-            </w:tcMar>
-            <w:vAlign w:val="center"/>
-          </w:tcPr>
-          <w:p>
-            <w:pPr>
-              <w:rPr/>
-            </w:pPr>
-            <w:r>
-              <w:rPr>
-                <w:color w:val="1a1b1c"/>
-                <w:sz w:val="20"/>
-                <w:szCs w:val="20"/>
-                <w:rtl w:val="0"/>
-              </w:rPr>
-              <w:t xml:space="preserve">Хочет путешествовать</w:t>
-            </w:r>
-            <w:r>
-              <w:rPr>
-                <w:rtl w:val="0"/>
-              </w:rPr>
-            </w:r>
-          </w:p>
-        </w:tc>
-        <w:tc>
-          <w:tcPr>
-            <w:tcBorders>
-              <w:top w:color="cccccc" w:space="0" w:sz="4" w:val="single"/>
-              <w:left w:color="cccccc" w:space="0" w:sz="4" w:val="single"/>
-              <w:bottom w:color="cccccc" w:space="0" w:sz="4" w:val="single"/>
-              <w:right w:color="cccccc" w:space="0" w:sz="4" w:val="single"/>
-            </w:tcBorders>
-            <w:tcMar>
-              <w:top w:w="80.0" w:type="dxa"/>
-              <w:left w:w="120.0" w:type="dxa"/>
-              <w:bottom w:w="80.0" w:type="dxa"/>
-              <w:right w:w="120.0" w:type="dxa"/>
-            </w:tcMar>
-            <w:vAlign w:val="center"/>
-          </w:tcPr>
-          <w:p>
-            <w:pPr>
-              <w:rPr/>
-            </w:pPr>
-            <w:r>
-              <w:rPr>
-                <w:color w:val="1a1b1c"/>
-                <w:sz w:val="20"/>
-                <w:szCs w:val="20"/>
-                <w:rtl w:val="0"/>
-              </w:rPr>
-              <w:t xml:space="preserve">Тяжело много ходить, лестница утомляет</w:t>
-            </w:r>
-            <w:r>
-              <w:rPr>
-                <w:rtl w:val="0"/>
-              </w:rPr>
-            </w:r>
-          </w:p>
-        </w:tc>
-        <w:tc>
-          <w:tcPr>
-            <w:tcBorders>
-              <w:top w:color="cccccc" w:space="0" w:sz="4" w:val="single"/>
-              <w:left w:color="cccccc" w:space="0" w:sz="4" w:val="single"/>
-              <w:bottom w:color="cccccc" w:space="0" w:sz="4" w:val="single"/>
-              <w:right w:color="cccccc" w:space="0" w:sz="4" w:val="single"/>
-            </w:tcBorders>
-            <w:tcMar>
-              <w:top w:w="80.0" w:type="dxa"/>
-              <w:left w:w="120.0" w:type="dxa"/>
-              <w:bottom w:w="80.0" w:type="dxa"/>
-              <w:right w:w="120.0" w:type="dxa"/>
-            </w:tcMar>
-            <w:vAlign w:val="center"/>
-          </w:tcPr>
-          <w:p>
-            <w:pPr>
-              <w:rPr/>
-            </w:pPr>
-            <w:r>
-              <w:rPr>
-                <w:color w:val="1a1b1c"/>
-                <w:sz w:val="20"/>
-                <w:szCs w:val="20"/>
-                <w:rtl w:val="0"/>
-              </w:rPr>
-              <w:t xml:space="preserve">Готовимся к 12 000 шагам в поездке</w:t>
-            </w:r>
-            <w:r>
-              <w:rPr>
-                <w:rtl w:val="0"/>
-              </w:rPr>
-            </w:r>
-          </w:p>
-        </w:tc>
-      </w:tr>
-      <w:tr>
-        <w:trPr>
-          <w:cantSplit w:val="0"/>
-          <w:tblHeader w:val="0"/>
-        </w:trPr>
-        <w:tc>
-          <w:tcPr>
-            <w:tcBorders>
-              <w:top w:color="cccccc" w:space="0" w:sz="4" w:val="single"/>
-              <w:left w:color="cccccc" w:space="0" w:sz="4" w:val="single"/>
-              <w:bottom w:color="cccccc" w:space="0" w:sz="4" w:val="single"/>
-              <w:right w:color="cccccc" w:space="0" w:sz="4" w:val="single"/>
-            </w:tcBorders>
-            <w:tcMar>
-              <w:top w:w="80.0" w:type="dxa"/>
-              <w:left w:w="120.0" w:type="dxa"/>
-              <w:bottom w:w="80.0" w:type="dxa"/>
-              <w:right w:w="120.0" w:type="dxa"/>
-            </w:tcMar>
-            <w:vAlign w:val="center"/>
-          </w:tcPr>
-          <w:p>
-            <w:pPr>
-              <w:rPr/>
-            </w:pPr>
-            <w:r>
-              <w:rPr>
-                <w:color w:val="1a1b1c"/>
-                <w:sz w:val="20"/>
-                <w:szCs w:val="20"/>
-                <w:rtl w:val="0"/>
-              </w:rPr>
-              <w:t xml:space="preserve">Одежда сидит иначе</w:t>
-            </w:r>
-            <w:r>
-              <w:rPr>
-                <w:rtl w:val="0"/>
-              </w:rPr>
-            </w:r>
-          </w:p>
-        </w:tc>
-        <w:tc>
-          <w:tcPr>
-            <w:tcBorders>
-              <w:top w:color="cccccc" w:space="0" w:sz="4" w:val="single"/>
-              <w:left w:color="cccccc" w:space="0" w:sz="4" w:val="single"/>
-              <w:bottom w:color="cccccc" w:space="0" w:sz="4" w:val="single"/>
-              <w:right w:color="cccccc" w:space="0" w:sz="4" w:val="single"/>
-            </w:tcBorders>
-            <w:tcMar>
-              <w:top w:w="80.0" w:type="dxa"/>
-              <w:left w:w="120.0" w:type="dxa"/>
-              <w:bottom w:w="80.0" w:type="dxa"/>
-              <w:right w:w="120.0" w:type="dxa"/>
-            </w:tcMar>
-            <w:vAlign w:val="center"/>
-          </w:tcPr>
-          <w:p>
-            <w:pPr>
-              <w:rPr/>
-            </w:pPr>
-            <w:r>
-              <w:rPr>
-                <w:color w:val="1a1b1c"/>
-                <w:sz w:val="20"/>
-                <w:szCs w:val="20"/>
-                <w:rtl w:val="0"/>
-              </w:rPr>
-              <w:t xml:space="preserve">Примерочная, любимые вещи</w:t>
-            </w:r>
-            <w:r>
-              <w:rPr>
-                <w:rtl w:val="0"/>
-              </w:rPr>
-            </w:r>
-          </w:p>
-        </w:tc>
-        <w:tc>
-          <w:tcPr>
-            <w:tcBorders>
-              <w:top w:color="cccccc" w:space="0" w:sz="4" w:val="single"/>
-              <w:left w:color="cccccc" w:space="0" w:sz="4" w:val="single"/>
-              <w:bottom w:color="cccccc" w:space="0" w:sz="4" w:val="single"/>
-              <w:right w:color="cccccc" w:space="0" w:sz="4" w:val="single"/>
-            </w:tcBorders>
-            <w:tcMar>
-              <w:top w:w="80.0" w:type="dxa"/>
-              <w:left w:w="120.0" w:type="dxa"/>
-              <w:bottom w:w="80.0" w:type="dxa"/>
-              <w:right w:w="120.0" w:type="dxa"/>
-            </w:tcMar>
-            <w:vAlign w:val="center"/>
-          </w:tcPr>
-          <w:p>
-            <w:pPr>
-              <w:rPr/>
-            </w:pPr>
-            <w:r>
-              <w:rPr>
-                <w:color w:val="1a1b1c"/>
-                <w:sz w:val="20"/>
-                <w:szCs w:val="20"/>
-                <w:rtl w:val="0"/>
-              </w:rPr>
-              <w:t xml:space="preserve">Снова чувствовать себя собой</w:t>
-            </w:r>
-            <w:r>
-              <w:rPr>
-                <w:rtl w:val="0"/>
-              </w:rPr>
-            </w:r>
-          </w:p>
-        </w:tc>
-      </w:tr>
-      <w:tr>
-        <w:trPr>
-          <w:cantSplit w:val="0"/>
-          <w:tblHeader w:val="0"/>
-        </w:trPr>
-        <w:tc>
-          <w:tcPr>
-            <w:tcBorders>
-              <w:top w:color="cccccc" w:space="0" w:sz="4" w:val="single"/>
-              <w:left w:color="cccccc" w:space="0" w:sz="4" w:val="single"/>
-              <w:bottom w:color="cccccc" w:space="0" w:sz="4" w:val="single"/>
-              <w:right w:color="cccccc" w:space="0" w:sz="4" w:val="single"/>
-            </w:tcBorders>
-            <w:tcMar>
-              <w:top w:w="80.0" w:type="dxa"/>
-              <w:left w:w="120.0" w:type="dxa"/>
-              <w:bottom w:w="80.0" w:type="dxa"/>
-              <w:right w:w="120.0" w:type="dxa"/>
-            </w:tcMar>
-            <w:vAlign w:val="center"/>
-          </w:tcPr>
-          <w:p>
-            <w:pPr>
-              <w:rPr/>
-            </w:pPr>
-            <w:r>
-              <w:rPr>
-                <w:color w:val="1a1b1c"/>
-                <w:sz w:val="20"/>
-                <w:szCs w:val="20"/>
-                <w:rtl w:val="0"/>
-              </w:rPr>
-              <w:t xml:space="preserve">Нет сил</w:t>
-            </w:r>
-            <w:r>
-              <w:rPr>
-                <w:rtl w:val="0"/>
-              </w:rPr>
-            </w:r>
-          </w:p>
-        </w:tc>
-        <w:tc>
-          <w:tcPr>
-            <w:tcBorders>
-              <w:top w:color="cccccc" w:space="0" w:sz="4" w:val="single"/>
-              <w:left w:color="cccccc" w:space="0" w:sz="4" w:val="single"/>
-              <w:bottom w:color="cccccc" w:space="0" w:sz="4" w:val="single"/>
-              <w:right w:color="cccccc" w:space="0" w:sz="4" w:val="single"/>
-            </w:tcBorders>
-            <w:tcMar>
-              <w:top w:w="80.0" w:type="dxa"/>
-              <w:left w:w="120.0" w:type="dxa"/>
-              <w:bottom w:w="80.0" w:type="dxa"/>
-              <w:right w:w="120.0" w:type="dxa"/>
-            </w:tcMar>
-            <w:vAlign w:val="center"/>
-          </w:tcPr>
-          <w:p>
-            <w:pPr>
-              <w:rPr/>
-            </w:pPr>
-            <w:r>
-              <w:rPr>
-                <w:color w:val="1a1b1c"/>
-                <w:sz w:val="20"/>
-                <w:szCs w:val="20"/>
-                <w:rtl w:val="0"/>
-              </w:rPr>
-              <w:t xml:space="preserve">После работы не до спорта</w:t>
-            </w:r>
-            <w:r>
-              <w:rPr>
-                <w:rtl w:val="0"/>
-              </w:rPr>
-            </w:r>
-          </w:p>
-        </w:tc>
-        <w:tc>
-          <w:tcPr>
-            <w:tcBorders>
-              <w:top w:color="cccccc" w:space="0" w:sz="4" w:val="single"/>
-              <w:left w:color="cccccc" w:space="0" w:sz="4" w:val="single"/>
-              <w:bottom w:color="cccccc" w:space="0" w:sz="4" w:val="single"/>
-              <w:right w:color="cccccc" w:space="0" w:sz="4" w:val="single"/>
-            </w:tcBorders>
-            <w:tcMar>
-              <w:top w:w="80.0" w:type="dxa"/>
-              <w:left w:w="120.0" w:type="dxa"/>
-              <w:bottom w:w="80.0" w:type="dxa"/>
-              <w:right w:w="120.0" w:type="dxa"/>
-            </w:tcMar>
-            <w:vAlign w:val="center"/>
-          </w:tcPr>
-          <w:p>
-            <w:pPr>
-              <w:rPr/>
-            </w:pPr>
-            <w:r>
-              <w:rPr>
-                <w:color w:val="1a1b1c"/>
-                <w:sz w:val="20"/>
-                <w:szCs w:val="20"/>
-                <w:rtl w:val="0"/>
-              </w:rPr>
-              <w:t xml:space="preserve">День без энергии тоже считается</w:t>
-            </w:r>
-            <w:r>
-              <w:rPr>
-                <w:rtl w:val="0"/>
-              </w:rPr>
-            </w:r>
-          </w:p>
-        </w:tc>
-      </w:tr>
-      <w:tr>
-        <w:trPr>
-          <w:cantSplit w:val="0"/>
-          <w:tblHeader w:val="0"/>
-        </w:trPr>
-        <w:tc>
-          <w:tcPr>
-            <w:tcBorders>
-              <w:top w:color="cccccc" w:space="0" w:sz="4" w:val="single"/>
-              <w:left w:color="cccccc" w:space="0" w:sz="4" w:val="single"/>
-              <w:bottom w:color="cccccc" w:space="0" w:sz="4" w:val="single"/>
-              <w:right w:color="cccccc" w:space="0" w:sz="4" w:val="single"/>
-            </w:tcBorders>
-            <w:tcMar>
-              <w:top w:w="80.0" w:type="dxa"/>
-              <w:left w:w="120.0" w:type="dxa"/>
-              <w:bottom w:w="80.0" w:type="dxa"/>
-              <w:right w:w="120.0" w:type="dxa"/>
-            </w:tcMar>
-            <w:vAlign w:val="center"/>
-          </w:tcPr>
-          <w:p>
-            <w:pPr>
-              <w:rPr/>
-            </w:pPr>
-            <w:r>
-              <w:rPr>
-                <w:color w:val="1a1b1c"/>
-                <w:sz w:val="20"/>
-                <w:szCs w:val="20"/>
-                <w:rtl w:val="0"/>
-              </w:rPr>
-              <w:t xml:space="preserve">Менопауза</w:t>
-            </w:r>
-            <w:r>
-              <w:rPr>
-                <w:rtl w:val="0"/>
-              </w:rPr>
-            </w:r>
-          </w:p>
-        </w:tc>
-        <w:tc>
-          <w:tcPr>
-            <w:tcBorders>
-              <w:top w:color="cccccc" w:space="0" w:sz="4" w:val="single"/>
-              <w:left w:color="cccccc" w:space="0" w:sz="4" w:val="single"/>
-              <w:bottom w:color="cccccc" w:space="0" w:sz="4" w:val="single"/>
-              <w:right w:color="cccccc" w:space="0" w:sz="4" w:val="single"/>
-            </w:tcBorders>
-            <w:tcMar>
-              <w:top w:w="80.0" w:type="dxa"/>
-              <w:left w:w="120.0" w:type="dxa"/>
-              <w:bottom w:w="80.0" w:type="dxa"/>
-              <w:right w:w="120.0" w:type="dxa"/>
-            </w:tcMar>
-            <w:vAlign w:val="center"/>
-          </w:tcPr>
-          <w:p>
-            <w:pPr>
-              <w:rPr/>
-            </w:pPr>
-            <w:r>
-              <w:rPr>
-                <w:color w:val="1a1b1c"/>
-                <w:sz w:val="20"/>
-                <w:szCs w:val="20"/>
-                <w:rtl w:val="0"/>
-              </w:rPr>
-              <w:t xml:space="preserve">Меняются вес, сон, самочувствие</w:t>
-            </w:r>
-            <w:r>
-              <w:rPr>
-                <w:rtl w:val="0"/>
-              </w:rPr>
-            </w:r>
-          </w:p>
-        </w:tc>
-        <w:tc>
-          <w:tcPr>
-            <w:tcBorders>
-              <w:top w:color="cccccc" w:space="0" w:sz="4" w:val="single"/>
-              <w:left w:color="cccccc" w:space="0" w:sz="4" w:val="single"/>
-              <w:bottom w:color="cccccc" w:space="0" w:sz="4" w:val="single"/>
-              <w:right w:color="cccccc" w:space="0" w:sz="4" w:val="single"/>
-            </w:tcBorders>
-            <w:tcMar>
-              <w:top w:w="80.0" w:type="dxa"/>
-              <w:left w:w="120.0" w:type="dxa"/>
-              <w:bottom w:w="80.0" w:type="dxa"/>
-              <w:right w:w="120.0" w:type="dxa"/>
-            </w:tcMar>
-            <w:vAlign w:val="center"/>
-          </w:tcPr>
-          <w:p>
-            <w:pPr>
-              <w:rPr/>
-            </w:pPr>
-            <w:r>
-              <w:rPr>
-                <w:color w:val="1a1b1c"/>
-                <w:sz w:val="20"/>
-                <w:szCs w:val="20"/>
-                <w:rtl w:val="0"/>
-              </w:rPr>
-              <w:t xml:space="preserve">Подбираем посильную нагрузку, гормоны тренировкой не лечим</w:t>
-            </w:r>
-            <w:r>
-              <w:rPr>
-                <w:rtl w:val="0"/>
-              </w:rPr>
-            </w:r>
-          </w:p>
-        </w:tc>
-      </w:tr>
-      <w:tr>
-        <w:trPr>
-          <w:cantSplit w:val="0"/>
-          <w:tblHeader w:val="0"/>
-        </w:trPr>
-        <w:tc>
-          <w:tcPr>
-            <w:tcBorders>
-              <w:top w:color="cccccc" w:space="0" w:sz="4" w:val="single"/>
-              <w:left w:color="cccccc" w:space="0" w:sz="4" w:val="single"/>
-              <w:bottom w:color="cccccc" w:space="0" w:sz="4" w:val="single"/>
-              <w:right w:color="cccccc" w:space="0" w:sz="4" w:val="single"/>
-            </w:tcBorders>
-            <w:tcMar>
-              <w:top w:w="80.0" w:type="dxa"/>
-              <w:left w:w="120.0" w:type="dxa"/>
-              <w:bottom w:w="80.0" w:type="dxa"/>
-              <w:right w:w="120.0" w:type="dxa"/>
-            </w:tcMar>
-            <w:vAlign w:val="center"/>
-          </w:tcPr>
-          <w:p>
-            <w:pPr>
-              <w:rPr/>
-            </w:pPr>
-            <w:r>
-              <w:rPr>
-                <w:color w:val="1a1b1c"/>
-                <w:sz w:val="20"/>
-                <w:szCs w:val="20"/>
-                <w:rtl w:val="0"/>
-              </w:rPr>
-              <w:t xml:space="preserve">Начинает и бросает</w:t>
-            </w:r>
-            <w:r>
-              <w:rPr>
-                <w:rtl w:val="0"/>
-              </w:rPr>
-            </w:r>
-          </w:p>
-        </w:tc>
-        <w:tc>
-          <w:tcPr>
-            <w:tcBorders>
-              <w:top w:color="cccccc" w:space="0" w:sz="4" w:val="single"/>
-              <w:left w:color="cccccc" w:space="0" w:sz="4" w:val="single"/>
-              <w:bottom w:color="cccccc" w:space="0" w:sz="4" w:val="single"/>
-              <w:right w:color="cccccc" w:space="0" w:sz="4" w:val="single"/>
-            </w:tcBorders>
-            <w:tcMar>
-              <w:top w:w="80.0" w:type="dxa"/>
-              <w:left w:w="120.0" w:type="dxa"/>
-              <w:bottom w:w="80.0" w:type="dxa"/>
-              <w:right w:w="120.0" w:type="dxa"/>
-            </w:tcMar>
-            <w:vAlign w:val="center"/>
-          </w:tcPr>
-          <w:p>
-            <w:pPr>
-              <w:rPr/>
-            </w:pPr>
-            <w:r>
-              <w:rPr>
-                <w:color w:val="1a1b1c"/>
-                <w:sz w:val="20"/>
-                <w:szCs w:val="20"/>
-                <w:rtl w:val="0"/>
-              </w:rPr>
-              <w:t xml:space="preserve">Стыд за «нет силы воли»</w:t>
-            </w:r>
-            <w:r>
-              <w:rPr>
-                <w:rtl w:val="0"/>
-              </w:rPr>
-            </w:r>
-          </w:p>
-        </w:tc>
-        <w:tc>
-          <w:tcPr>
-            <w:tcBorders>
-              <w:top w:color="cccccc" w:space="0" w:sz="4" w:val="single"/>
-              <w:left w:color="cccccc" w:space="0" w:sz="4" w:val="single"/>
-              <w:bottom w:color="cccccc" w:space="0" w:sz="4" w:val="single"/>
-              <w:right w:color="cccccc" w:space="0" w:sz="4" w:val="single"/>
-            </w:tcBorders>
-            <w:tcMar>
-              <w:top w:w="80.0" w:type="dxa"/>
-              <w:left w:w="120.0" w:type="dxa"/>
-              <w:bottom w:w="80.0" w:type="dxa"/>
-              <w:right w:w="120.0" w:type="dxa"/>
-            </w:tcMar>
-            <w:vAlign w:val="center"/>
-          </w:tcPr>
-          <w:p>
-            <w:pPr>
-              <w:rPr/>
-            </w:pPr>
-            <w:r>
-              <w:rPr>
-                <w:color w:val="1a1b1c"/>
-                <w:sz w:val="20"/>
-                <w:szCs w:val="20"/>
-                <w:rtl w:val="0"/>
-              </w:rPr>
-              <w:t xml:space="preserve">Пропустили неделю? Ничего не сгорело</w:t>
+              <w:t xml:space="preserve">В разъездах. Живёт между городами, командировки</w:t>
+            </w:r>
+            <w:r>
+              <w:rPr>
+                <w:rtl w:val="0"/>
+              </w:rPr>
+            </w:r>
+          </w:p>
+        </w:tc>
+        <w:tc>
+          <w:tcPr>
+            <w:tcBorders>
+              <w:top w:color="cccccc" w:space="0" w:sz="4" w:val="single"/>
+              <w:left w:color="cccccc" w:space="0" w:sz="4" w:val="single"/>
+              <w:bottom w:color="cccccc" w:space="0" w:sz="4" w:val="single"/>
+              <w:right w:color="cccccc" w:space="0" w:sz="4" w:val="single"/>
+            </w:tcBorders>
+            <w:tcMar>
+              <w:top w:w="80.0" w:type="dxa"/>
+              <w:left w:w="120.0" w:type="dxa"/>
+              <w:bottom w:w="80.0" w:type="dxa"/>
+              <w:right w:w="120.0" w:type="dxa"/>
+            </w:tcMar>
+            <w:vAlign w:val="center"/>
+          </w:tcPr>
+          <w:p>
+            <w:pPr>
+              <w:rPr/>
+            </w:pPr>
+            <w:r>
+              <w:rPr>
+                <w:color w:val="1a1b1c"/>
+                <w:sz w:val="20"/>
+                <w:szCs w:val="20"/>
+                <w:rtl w:val="0"/>
+              </w:rPr>
+              <w:t xml:space="preserve">Всё с телефона в любом городе, минимум инвентаря, короткие форматы</w:t>
+            </w:r>
+            <w:r>
+              <w:rPr>
+                <w:rtl w:val="0"/>
+              </w:rPr>
+            </w:r>
+          </w:p>
+        </w:tc>
+        <w:tc>
+          <w:tcPr>
+            <w:tcBorders>
+              <w:top w:color="cccccc" w:space="0" w:sz="4" w:val="single"/>
+              <w:left w:color="cccccc" w:space="0" w:sz="4" w:val="single"/>
+              <w:bottom w:color="cccccc" w:space="0" w:sz="4" w:val="single"/>
+              <w:right w:color="cccccc" w:space="0" w:sz="4" w:val="single"/>
+            </w:tcBorders>
+            <w:tcMar>
+              <w:top w:w="80.0" w:type="dxa"/>
+              <w:left w:w="120.0" w:type="dxa"/>
+              <w:bottom w:w="80.0" w:type="dxa"/>
+              <w:right w:w="120.0" w:type="dxa"/>
+            </w:tcMar>
+            <w:vAlign w:val="center"/>
+          </w:tcPr>
+          <w:p>
+            <w:pPr>
+              <w:rPr/>
+            </w:pPr>
+            <w:r>
+              <w:rPr>
+                <w:color w:val="1a1b1c"/>
+                <w:sz w:val="20"/>
+                <w:szCs w:val="20"/>
+                <w:rtl w:val="0"/>
+              </w:rPr>
+              <w:t xml:space="preserve">Привязка к месту, оборудованию, расписанию</w:t>
             </w:r>
             <w:r>
               <w:rPr>
@@ -2862,6 +2221,478 @@
         <w:rPr>
           <w:rtl w:val="0"/>
         </w:rPr>
+      </w:r>
+    </w:p>
+    <w:p>
+      <w:pPr>
+        <w:pStyle w:val="Heading2"/>
+        <w:rPr/>
+      </w:pPr>
+      <w:r>
+        <w:rPr>
+          <w:rtl w:val="0"/>
+        </w:rPr>
+        <w:t xml:space="preserve">Что запускает покупку</w:t>
+      </w:r>
+    </w:p>
+    <w:p>
+      <w:pPr>
+        <w:spacing w:after="200" w:lineRule="auto"/>
+        <w:rPr/>
+      </w:pPr>
+      <w:r>
+        <w:rPr>
+          <w:color w:val="1a1b1c"/>
+          <w:rtl w:val="0"/>
+        </w:rPr>
+        <w:t xml:space="preserve">По убыванию частоты у тех, кто заплатил:</w:t>
+      </w:r>
+      <w:r>
+        <w:rPr>
+          <w:rtl w:val="0"/>
+        </w:rPr>
+      </w:r>
+    </w:p>
+    <w:p>
+      <w:pPr>
+        <w:keepNext w:val="0"/>
+        <w:keepLines w:val="0"/>
+        <w:pageBreakBefore w:val="0"/>
+        <w:widowControl w:val="1"/>
+        <w:numPr>
+          <w:ilvl w:val="0"/>
+          <w:numId w:val="1"/>
+        </w:numPr>
+        <w:pBdr>
+          <w:top w:space="0" w:sz="0" w:val="nil"/>
+          <w:left w:space="0" w:sz="0" w:val="nil"/>
+          <w:bottom w:space="0" w:sz="0" w:val="nil"/>
+          <w:right w:space="0" w:sz="0" w:val="nil"/>
+          <w:between w:space="0" w:sz="0" w:val="nil"/>
+        </w:pBdr>
+        <w:shd w:fill="auto" w:val="clear"/>
+        <w:spacing w:after="80" w:before="0" w:line="240" w:lineRule="auto"/>
+        <w:ind w:left="720" w:right="0" w:hanging="360"/>
+        <w:jc w:val="left"/>
+        <w:rPr/>
+      </w:pPr>
+      <w:r>
+        <w:rPr>
+          <w:rFonts w:ascii="Arial" w:cs="Arial" w:eastAsia="Arial" w:hAnsi="Arial"/>
+          <w:b w:val="0"/>
+          <w:bCs w:val="0"/>
+          <w:i w:val="0"/>
+          <w:iCs w:val="0"/>
+          <w:smallCaps w:val="0"/>
+          <w:strike w:val="0"/>
+          <w:color w:val="000000"/>
+          <w:sz w:val="22"/>
+          <w:szCs w:val="22"/>
+          <w:u w:val="none"/>
+          <w:shd w:fill="auto" w:val="clear"/>
+          <w:vertAlign w:val="baseline"/>
+          <w:rtl w:val="0"/>
+        </w:rPr>
+        <w:t xml:space="preserve">Реклама попала в момент с обещанием «15-20 минут дома, и это работает». Ключевое слово: «мало времени», а не «похудеть»</w:t>
+      </w:r>
+    </w:p>
+    <w:p>
+      <w:pPr>
+        <w:keepNext w:val="0"/>
+        <w:keepLines w:val="0"/>
+        <w:pageBreakBefore w:val="0"/>
+        <w:widowControl w:val="1"/>
+        <w:numPr>
+          <w:ilvl w:val="0"/>
+          <w:numId w:val="1"/>
+        </w:numPr>
+        <w:pBdr>
+          <w:top w:space="0" w:sz="0" w:val="nil"/>
+          <w:left w:space="0" w:sz="0" w:val="nil"/>
+          <w:bottom w:space="0" w:sz="0" w:val="nil"/>
+          <w:right w:space="0" w:sz="0" w:val="nil"/>
+          <w:between w:space="0" w:sz="0" w:val="nil"/>
+        </w:pBdr>
+        <w:shd w:fill="auto" w:val="clear"/>
+        <w:spacing w:after="80" w:before="0" w:line="240" w:lineRule="auto"/>
+        <w:ind w:left="720" w:right="0" w:hanging="360"/>
+        <w:jc w:val="left"/>
+        <w:rPr/>
+      </w:pPr>
+      <w:r>
+        <w:rPr>
+          <w:rFonts w:ascii="Arial" w:cs="Arial" w:eastAsia="Arial" w:hAnsi="Arial"/>
+          <w:b w:val="0"/>
+          <w:bCs w:val="0"/>
+          <w:i w:val="0"/>
+          <w:iCs w:val="0"/>
+          <w:smallCaps w:val="0"/>
+          <w:strike w:val="0"/>
+          <w:color w:val="000000"/>
+          <w:sz w:val="22"/>
+          <w:szCs w:val="22"/>
+          <w:u w:val="none"/>
+          <w:shd w:fill="auto" w:val="clear"/>
+          <w:vertAlign w:val="baseline"/>
+          <w:rtl w:val="0"/>
+        </w:rPr>
+        <w:t xml:space="preserve">Закрылась дорога в зал: переезд, новый график, командировки, ребёнок</w:t>
+      </w:r>
+    </w:p>
+    <w:p>
+      <w:pPr>
+        <w:keepNext w:val="0"/>
+        <w:keepLines w:val="0"/>
+        <w:pageBreakBefore w:val="0"/>
+        <w:widowControl w:val="1"/>
+        <w:numPr>
+          <w:ilvl w:val="0"/>
+          <w:numId w:val="1"/>
+        </w:numPr>
+        <w:pBdr>
+          <w:top w:space="0" w:sz="0" w:val="nil"/>
+          <w:left w:space="0" w:sz="0" w:val="nil"/>
+          <w:bottom w:space="0" w:sz="0" w:val="nil"/>
+          <w:right w:space="0" w:sz="0" w:val="nil"/>
+          <w:between w:space="0" w:sz="0" w:val="nil"/>
+        </w:pBdr>
+        <w:shd w:fill="auto" w:val="clear"/>
+        <w:spacing w:after="80" w:before="0" w:line="240" w:lineRule="auto"/>
+        <w:ind w:left="720" w:right="0" w:hanging="360"/>
+        <w:jc w:val="left"/>
+        <w:rPr/>
+      </w:pPr>
+      <w:r>
+        <w:rPr>
+          <w:rFonts w:ascii="Arial" w:cs="Arial" w:eastAsia="Arial" w:hAnsi="Arial"/>
+          <w:b w:val="0"/>
+          <w:bCs w:val="0"/>
+          <w:i w:val="0"/>
+          <w:iCs w:val="0"/>
+          <w:smallCaps w:val="0"/>
+          <w:strike w:val="0"/>
+          <w:color w:val="000000"/>
+          <w:sz w:val="22"/>
+          <w:szCs w:val="22"/>
+          <w:u w:val="none"/>
+          <w:shd w:fill="auto" w:val="clear"/>
+          <w:vertAlign w:val="baseline"/>
+          <w:rtl w:val="0"/>
+        </w:rPr>
+        <w:t xml:space="preserve">Тело перестало нравиться: не влезла в любимые вещи, набрала вес после перерыва</w:t>
+      </w:r>
+    </w:p>
+    <w:p>
+      <w:pPr>
+        <w:keepNext w:val="0"/>
+        <w:keepLines w:val="0"/>
+        <w:pageBreakBefore w:val="0"/>
+        <w:widowControl w:val="1"/>
+        <w:numPr>
+          <w:ilvl w:val="0"/>
+          <w:numId w:val="1"/>
+        </w:numPr>
+        <w:pBdr>
+          <w:top w:space="0" w:sz="0" w:val="nil"/>
+          <w:left w:space="0" w:sz="0" w:val="nil"/>
+          <w:bottom w:space="0" w:sz="0" w:val="nil"/>
+          <w:right w:space="0" w:sz="0" w:val="nil"/>
+          <w:between w:space="0" w:sz="0" w:val="nil"/>
+        </w:pBdr>
+        <w:shd w:fill="auto" w:val="clear"/>
+        <w:spacing w:after="80" w:before="0" w:line="240" w:lineRule="auto"/>
+        <w:ind w:left="720" w:right="0" w:hanging="360"/>
+        <w:jc w:val="left"/>
+        <w:rPr/>
+      </w:pPr>
+      <w:r>
+        <w:rPr>
+          <w:rFonts w:ascii="Arial" w:cs="Arial" w:eastAsia="Arial" w:hAnsi="Arial"/>
+          <w:b w:val="0"/>
+          <w:bCs w:val="0"/>
+          <w:i w:val="0"/>
+          <w:iCs w:val="0"/>
+          <w:smallCaps w:val="0"/>
+          <w:strike w:val="0"/>
+          <w:color w:val="000000"/>
+          <w:sz w:val="22"/>
+          <w:szCs w:val="22"/>
+          <w:u w:val="none"/>
+          <w:shd w:fill="auto" w:val="clear"/>
+          <w:vertAlign w:val="baseline"/>
+          <w:rtl w:val="0"/>
+        </w:rPr>
+        <w:t xml:space="preserve">Подробная анкета сама убеждает; короткий опрос вызывает недоверие</w:t>
+      </w:r>
+    </w:p>
+    <w:p>
+      <w:pPr>
+        <w:keepNext w:val="0"/>
+        <w:keepLines w:val="0"/>
+        <w:pageBreakBefore w:val="0"/>
+        <w:widowControl w:val="1"/>
+        <w:numPr>
+          <w:ilvl w:val="0"/>
+          <w:numId w:val="1"/>
+        </w:numPr>
+        <w:pBdr>
+          <w:top w:space="0" w:sz="0" w:val="nil"/>
+          <w:left w:space="0" w:sz="0" w:val="nil"/>
+          <w:bottom w:space="0" w:sz="0" w:val="nil"/>
+          <w:right w:space="0" w:sz="0" w:val="nil"/>
+          <w:between w:space="0" w:sz="0" w:val="nil"/>
+        </w:pBdr>
+        <w:shd w:fill="auto" w:val="clear"/>
+        <w:spacing w:after="80" w:before="0" w:line="240" w:lineRule="auto"/>
+        <w:ind w:left="720" w:right="0" w:hanging="360"/>
+        <w:jc w:val="left"/>
+        <w:rPr/>
+      </w:pPr>
+      <w:r>
+        <w:rPr>
+          <w:rFonts w:ascii="Arial" w:cs="Arial" w:eastAsia="Arial" w:hAnsi="Arial"/>
+          <w:b w:val="0"/>
+          <w:bCs w:val="0"/>
+          <w:i w:val="0"/>
+          <w:iCs w:val="0"/>
+          <w:smallCaps w:val="0"/>
+          <w:strike w:val="0"/>
+          <w:color w:val="000000"/>
+          <w:sz w:val="22"/>
+          <w:szCs w:val="22"/>
+          <w:u w:val="none"/>
+          <w:shd w:fill="auto" w:val="clear"/>
+          <w:vertAlign w:val="baseline"/>
+          <w:rtl w:val="0"/>
+        </w:rPr>
+        <w:t xml:space="preserve">Рекомендация «своих»: коллега, подруга, знакомый врач</w:t>
+      </w:r>
+    </w:p>
+    <w:p>
+      <w:pPr>
+        <w:pStyle w:val="Heading3"/>
+        <w:rPr/>
+      </w:pPr>
+      <w:r>
+        <w:rPr>
+          <w:rtl w:val="0"/>
+        </w:rPr>
+        <w:t xml:space="preserve">Кто точно НЕ ЦА</w:t>
+      </w:r>
+    </w:p>
+    <w:p>
+      <w:pPr>
+        <w:keepNext w:val="0"/>
+        <w:keepLines w:val="0"/>
+        <w:pageBreakBefore w:val="0"/>
+        <w:widowControl w:val="1"/>
+        <w:numPr>
+          <w:ilvl w:val="0"/>
+          <w:numId w:val="1"/>
+        </w:numPr>
+        <w:pBdr>
+          <w:top w:space="0" w:sz="0" w:val="nil"/>
+          <w:left w:space="0" w:sz="0" w:val="nil"/>
+          <w:bottom w:space="0" w:sz="0" w:val="nil"/>
+          <w:right w:space="0" w:sz="0" w:val="nil"/>
+          <w:between w:space="0" w:sz="0" w:val="nil"/>
+        </w:pBdr>
+        <w:shd w:fill="auto" w:val="clear"/>
+        <w:spacing w:after="80" w:before="0" w:line="240" w:lineRule="auto"/>
+        <w:ind w:left="720" w:right="0" w:hanging="360"/>
+        <w:jc w:val="left"/>
+        <w:rPr/>
+      </w:pPr>
+      <w:r>
+        <w:rPr>
+          <w:rFonts w:ascii="Arial" w:cs="Arial" w:eastAsia="Arial" w:hAnsi="Arial"/>
+          <w:b w:val="0"/>
+          <w:bCs w:val="0"/>
+          <w:i w:val="0"/>
+          <w:iCs w:val="0"/>
+          <w:smallCaps w:val="0"/>
+          <w:strike w:val="0"/>
+          <w:color w:val="000000"/>
+          <w:sz w:val="22"/>
+          <w:szCs w:val="22"/>
+          <w:u w:val="none"/>
+          <w:shd w:fill="auto" w:val="clear"/>
+          <w:vertAlign w:val="baseline"/>
+          <w:rtl w:val="0"/>
+        </w:rPr>
+        <w:t xml:space="preserve">Мужчины</w:t>
+      </w:r>
+    </w:p>
+    <w:p>
+      <w:pPr>
+        <w:keepNext w:val="0"/>
+        <w:keepLines w:val="0"/>
+        <w:pageBreakBefore w:val="0"/>
+        <w:widowControl w:val="1"/>
+        <w:numPr>
+          <w:ilvl w:val="0"/>
+          <w:numId w:val="1"/>
+        </w:numPr>
+        <w:pBdr>
+          <w:top w:space="0" w:sz="0" w:val="nil"/>
+          <w:left w:space="0" w:sz="0" w:val="nil"/>
+          <w:bottom w:space="0" w:sz="0" w:val="nil"/>
+          <w:right w:space="0" w:sz="0" w:val="nil"/>
+          <w:between w:space="0" w:sz="0" w:val="nil"/>
+        </w:pBdr>
+        <w:shd w:fill="auto" w:val="clear"/>
+        <w:spacing w:after="80" w:before="0" w:line="240" w:lineRule="auto"/>
+        <w:ind w:left="720" w:right="0" w:hanging="360"/>
+        <w:jc w:val="left"/>
+        <w:rPr/>
+      </w:pPr>
+      <w:r>
+        <w:rPr>
+          <w:rFonts w:ascii="Arial" w:cs="Arial" w:eastAsia="Arial" w:hAnsi="Arial"/>
+          <w:b w:val="0"/>
+          <w:bCs w:val="0"/>
+          <w:i w:val="0"/>
+          <w:iCs w:val="0"/>
+          <w:smallCaps w:val="0"/>
+          <w:strike w:val="0"/>
+          <w:color w:val="000000"/>
+          <w:sz w:val="22"/>
+          <w:szCs w:val="22"/>
+          <w:u w:val="none"/>
+          <w:shd w:fill="auto" w:val="clear"/>
+          <w:vertAlign w:val="baseline"/>
+          <w:rtl w:val="0"/>
+        </w:rPr>
+        <w:t xml:space="preserve">Совсем молодые без собственного дохода</w:t>
+      </w:r>
+    </w:p>
+    <w:p>
+      <w:pPr>
+        <w:keepNext w:val="0"/>
+        <w:keepLines w:val="0"/>
+        <w:pageBreakBefore w:val="0"/>
+        <w:widowControl w:val="1"/>
+        <w:numPr>
+          <w:ilvl w:val="0"/>
+          <w:numId w:val="1"/>
+        </w:numPr>
+        <w:pBdr>
+          <w:top w:space="0" w:sz="0" w:val="nil"/>
+          <w:left w:space="0" w:sz="0" w:val="nil"/>
+          <w:bottom w:space="0" w:sz="0" w:val="nil"/>
+          <w:right w:space="0" w:sz="0" w:val="nil"/>
+          <w:between w:space="0" w:sz="0" w:val="nil"/>
+        </w:pBdr>
+        <w:shd w:fill="auto" w:val="clear"/>
+        <w:spacing w:after="80" w:before="0" w:line="240" w:lineRule="auto"/>
+        <w:ind w:left="720" w:right="0" w:hanging="360"/>
+        <w:jc w:val="left"/>
+        <w:rPr/>
+      </w:pPr>
+      <w:r>
+        <w:rPr>
+          <w:rFonts w:ascii="Arial" w:cs="Arial" w:eastAsia="Arial" w:hAnsi="Arial"/>
+          <w:b w:val="0"/>
+          <w:bCs w:val="0"/>
+          <w:i w:val="0"/>
+          <w:iCs w:val="0"/>
+          <w:smallCaps w:val="0"/>
+          <w:strike w:val="0"/>
+          <w:color w:val="000000"/>
+          <w:sz w:val="22"/>
+          <w:szCs w:val="22"/>
+          <w:u w:val="none"/>
+          <w:shd w:fill="auto" w:val="clear"/>
+          <w:vertAlign w:val="baseline"/>
+          <w:rtl w:val="0"/>
+        </w:rPr>
+        <w:t xml:space="preserve">«Зальные» люди с большими нагрузками: онлайн для них только дополнение к залу</w:t>
+      </w:r>
+    </w:p>
+    <w:p>
+      <w:pPr>
+        <w:keepNext w:val="0"/>
+        <w:keepLines w:val="0"/>
+        <w:pageBreakBefore w:val="0"/>
+        <w:widowControl w:val="1"/>
+        <w:numPr>
+          <w:ilvl w:val="0"/>
+          <w:numId w:val="1"/>
+        </w:numPr>
+        <w:pBdr>
+          <w:top w:space="0" w:sz="0" w:val="nil"/>
+          <w:left w:space="0" w:sz="0" w:val="nil"/>
+          <w:bottom w:space="0" w:sz="0" w:val="nil"/>
+          <w:right w:space="0" w:sz="0" w:val="nil"/>
+          <w:between w:space="0" w:sz="0" w:val="nil"/>
+        </w:pBdr>
+        <w:shd w:fill="auto" w:val="clear"/>
+        <w:spacing w:after="80" w:before="0" w:line="240" w:lineRule="auto"/>
+        <w:ind w:left="720" w:right="0" w:hanging="360"/>
+        <w:jc w:val="left"/>
+        <w:rPr/>
+      </w:pPr>
+      <w:r>
+        <w:rPr>
+          <w:rFonts w:ascii="Arial" w:cs="Arial" w:eastAsia="Arial" w:hAnsi="Arial"/>
+          <w:b w:val="0"/>
+          <w:bCs w:val="0"/>
+          <w:i w:val="0"/>
+          <w:iCs w:val="0"/>
+          <w:smallCaps w:val="0"/>
+          <w:strike w:val="0"/>
+          <w:color w:val="000000"/>
+          <w:sz w:val="22"/>
+          <w:szCs w:val="22"/>
+          <w:u w:val="none"/>
+          <w:shd w:fill="auto" w:val="clear"/>
+          <w:vertAlign w:val="baseline"/>
+          <w:rtl w:val="0"/>
+        </w:rPr>
+        <w:t xml:space="preserve">Аудитория не из России</w:t>
+      </w:r>
+    </w:p>
+    <w:p>
+      <w:pPr>
+        <w:keepNext w:val="0"/>
+        <w:keepLines w:val="0"/>
+        <w:pageBreakBefore w:val="0"/>
+        <w:widowControl w:val="1"/>
+        <w:numPr>
+          <w:ilvl w:val="0"/>
+          <w:numId w:val="1"/>
+        </w:numPr>
+        <w:pBdr>
+          <w:top w:space="0" w:sz="0" w:val="nil"/>
+          <w:left w:space="0" w:sz="0" w:val="nil"/>
+          <w:bottom w:space="0" w:sz="0" w:val="nil"/>
+          <w:right w:space="0" w:sz="0" w:val="nil"/>
+          <w:between w:space="0" w:sz="0" w:val="nil"/>
+        </w:pBdr>
+        <w:shd w:fill="auto" w:val="clear"/>
+        <w:spacing w:after="80" w:before="0" w:line="240" w:lineRule="auto"/>
+        <w:ind w:left="720" w:right="0" w:hanging="360"/>
+        <w:jc w:val="left"/>
+        <w:rPr/>
+      </w:pPr>
+      <w:r>
+        <w:rPr>
+          <w:rFonts w:ascii="Arial" w:cs="Arial" w:eastAsia="Arial" w:hAnsi="Arial"/>
+          <w:b w:val="0"/>
+          <w:bCs w:val="0"/>
+          <w:i w:val="0"/>
+          <w:iCs w:val="0"/>
+          <w:smallCaps w:val="0"/>
+          <w:strike w:val="0"/>
+          <w:color w:val="000000"/>
+          <w:sz w:val="22"/>
+          <w:szCs w:val="22"/>
+          <w:u w:val="none"/>
+          <w:shd w:fill="auto" w:val="clear"/>
+          <w:vertAlign w:val="baseline"/>
+          <w:rtl w:val="0"/>
+        </w:rPr>
+        <w:t xml:space="preserve">Те, кого полностью устраивают бесплатные видео</w:t>
       </w:r>
     </w:p>
     <w:p>
@@ -3151,7 +2982,7 @@
                 <w:szCs w:val="20"/>
                 <w:rtl w:val="0"/>
               </w:rPr>
-              <w:t xml:space="preserve">В кадре выглядит примерно на 35. Ухоженная, энергичная. Образ «какой хочется быть»</w:t>
+              <w:t xml:space="preserve">Типаж «вернуть форму» или «занятая, держит форму». Работает, занимается дома. Обычное телосложение, как у зрительниц</w:t>
             </w:r>
             <w:r>
               <w:rPr>
@@ -3270,7 +3101,7 @@
                 <w:szCs w:val="20"/>
                 <w:rtl w:val="0"/>
               </w:rPr>
-              <w:t xml:space="preserve">Ровесница основной аудитории. Образ «такая же, как я, и у неё получается». Может говорить о возрасте от первого лица</w:t>
+              <w:t xml:space="preserve">Типаж «здоровье с возрастом». Ровесница самой лояльной части аудитории, может говорить о спине, суставах и возрасте от первого лица</w:t>
             </w:r>
             <w:r>
               <w:rPr>
@@ -3397,7 +3228,7 @@
                 <w:szCs w:val="20"/>
                 <w:rtl w:val="0"/>
               </w:rPr>
-              <w:t xml:space="preserve"> третий тип. Вариант: недавно родила, сильные нагрузки пока нельзя</w:t>
+              <w:t xml:space="preserve"> третий тип. Варианты: недавно родила и возвращает форму; живёт в разъездах и занимается с телефона</w:t>
             </w:r>
             <w:r>
               <w:rPr>
@@ -3444,190 +3275,6 @@
         <w:rPr>
           <w:rtl w:val="0"/>
         </w:rPr>
-      </w:r>
-    </w:p>
-    <w:p>
-      <w:pPr>
-        <w:pStyle w:val="Heading3"/>
-        <w:rPr/>
-      </w:pPr>
-      <w:r>
-        <w:rPr>
-          <w:rtl w:val="0"/>
-        </w:rPr>
-        <w:t xml:space="preserve">Кто точно НЕ ЦА</w:t>
-      </w:r>
-    </w:p>
-    <w:p>
-      <w:pPr>
-        <w:keepNext w:val="0"/>
-        <w:keepLines w:val="0"/>
-        <w:pageBreakBefore w:val="0"/>
-        <w:widowControl w:val="1"/>
-        <w:numPr>
-          <w:ilvl w:val="0"/>
-          <w:numId w:val="1"/>
-        </w:numPr>
-        <w:pBdr>
-          <w:top w:space="0" w:sz="0" w:val="nil"/>
-          <w:left w:space="0" w:sz="0" w:val="nil"/>
-          <w:bottom w:space="0" w:sz="0" w:val="nil"/>
-          <w:right w:space="0" w:sz="0" w:val="nil"/>
-          <w:between w:space="0" w:sz="0" w:val="nil"/>
-        </w:pBdr>
-        <w:shd w:fill="auto" w:val="clear"/>
-        <w:spacing w:after="80" w:before="0" w:line="240" w:lineRule="auto"/>
-        <w:ind w:left="720" w:right="0" w:hanging="360"/>
-        <w:jc w:val="left"/>
-        <w:rPr/>
-      </w:pPr>
-      <w:r>
-        <w:rPr>
-          <w:rFonts w:ascii="Arial" w:cs="Arial" w:eastAsia="Arial" w:hAnsi="Arial"/>
-          <w:b w:val="0"/>
-          <w:bCs w:val="0"/>
-          <w:i w:val="0"/>
-          <w:iCs w:val="0"/>
-          <w:smallCaps w:val="0"/>
-          <w:strike w:val="0"/>
-          <w:color w:val="000000"/>
-          <w:sz w:val="22"/>
-          <w:szCs w:val="22"/>
-          <w:u w:val="none"/>
-          <w:shd w:fill="auto" w:val="clear"/>
-          <w:vertAlign w:val="baseline"/>
-          <w:rtl w:val="0"/>
-        </w:rPr>
-        <w:t xml:space="preserve">Те, кто уже регулярно занимается в зале или силовыми</w:t>
-      </w:r>
-    </w:p>
-    <w:p>
-      <w:pPr>
-        <w:keepNext w:val="0"/>
-        <w:keepLines w:val="0"/>
-        <w:pageBreakBefore w:val="0"/>
-        <w:widowControl w:val="1"/>
-        <w:numPr>
-          <w:ilvl w:val="0"/>
-          <w:numId w:val="1"/>
-        </w:numPr>
-        <w:pBdr>
-          <w:top w:space="0" w:sz="0" w:val="nil"/>
-          <w:left w:space="0" w:sz="0" w:val="nil"/>
-          <w:bottom w:space="0" w:sz="0" w:val="nil"/>
-          <w:right w:space="0" w:sz="0" w:val="nil"/>
-          <w:between w:space="0" w:sz="0" w:val="nil"/>
-        </w:pBdr>
-        <w:shd w:fill="auto" w:val="clear"/>
-        <w:spacing w:after="80" w:before="0" w:line="240" w:lineRule="auto"/>
-        <w:ind w:left="720" w:right="0" w:hanging="360"/>
-        <w:jc w:val="left"/>
-        <w:rPr/>
-      </w:pPr>
-      <w:r>
-        <w:rPr>
-          <w:rFonts w:ascii="Arial" w:cs="Arial" w:eastAsia="Arial" w:hAnsi="Arial"/>
-          <w:b w:val="0"/>
-          <w:bCs w:val="0"/>
-          <w:i w:val="0"/>
-          <w:iCs w:val="0"/>
-          <w:smallCaps w:val="0"/>
-          <w:strike w:val="0"/>
-          <w:color w:val="000000"/>
-          <w:sz w:val="22"/>
-          <w:szCs w:val="22"/>
-          <w:u w:val="none"/>
-          <w:shd w:fill="auto" w:val="clear"/>
-          <w:vertAlign w:val="baseline"/>
-          <w:rtl w:val="0"/>
-        </w:rPr>
-        <w:t xml:space="preserve">Спортсменки и аудитория фитнес-блогеров</w:t>
-      </w:r>
-    </w:p>
-    <w:p>
-      <w:pPr>
-        <w:keepNext w:val="0"/>
-        <w:keepLines w:val="0"/>
-        <w:pageBreakBefore w:val="0"/>
-        <w:widowControl w:val="1"/>
-        <w:numPr>
-          <w:ilvl w:val="0"/>
-          <w:numId w:val="1"/>
-        </w:numPr>
-        <w:pBdr>
-          <w:top w:space="0" w:sz="0" w:val="nil"/>
-          <w:left w:space="0" w:sz="0" w:val="nil"/>
-          <w:bottom w:space="0" w:sz="0" w:val="nil"/>
-          <w:right w:space="0" w:sz="0" w:val="nil"/>
-          <w:between w:space="0" w:sz="0" w:val="nil"/>
-        </w:pBdr>
-        <w:shd w:fill="auto" w:val="clear"/>
-        <w:spacing w:after="80" w:before="0" w:line="240" w:lineRule="auto"/>
-        <w:ind w:left="720" w:right="0" w:hanging="360"/>
-        <w:jc w:val="left"/>
-        <w:rPr/>
-      </w:pPr>
-      <w:r>
-        <w:rPr>
-          <w:rFonts w:ascii="Arial" w:cs="Arial" w:eastAsia="Arial" w:hAnsi="Arial"/>
-          <w:b w:val="0"/>
-          <w:bCs w:val="0"/>
-          <w:i w:val="0"/>
-          <w:iCs w:val="0"/>
-          <w:smallCaps w:val="0"/>
-          <w:strike w:val="0"/>
-          <w:color w:val="000000"/>
-          <w:sz w:val="22"/>
-          <w:szCs w:val="22"/>
-          <w:u w:val="none"/>
-          <w:shd w:fill="auto" w:val="clear"/>
-          <w:vertAlign w:val="baseline"/>
-          <w:rtl w:val="0"/>
-        </w:rPr>
-        <w:t xml:space="preserve">Те, кто ждёт «минус 10 кг за месяц»</w:t>
-      </w:r>
-    </w:p>
-    <w:p>
-      <w:pPr>
-        <w:keepNext w:val="0"/>
-        <w:keepLines w:val="0"/>
-        <w:pageBreakBefore w:val="0"/>
-        <w:widowControl w:val="1"/>
-        <w:numPr>
-          <w:ilvl w:val="0"/>
-          <w:numId w:val="1"/>
-        </w:numPr>
-        <w:pBdr>
-          <w:top w:space="0" w:sz="0" w:val="nil"/>
-          <w:left w:space="0" w:sz="0" w:val="nil"/>
-          <w:bottom w:space="0" w:sz="0" w:val="nil"/>
-          <w:right w:space="0" w:sz="0" w:val="nil"/>
-          <w:between w:space="0" w:sz="0" w:val="nil"/>
-        </w:pBdr>
-        <w:shd w:fill="auto" w:val="clear"/>
-        <w:spacing w:after="80" w:before="0" w:line="240" w:lineRule="auto"/>
-        <w:ind w:left="720" w:right="0" w:hanging="360"/>
-        <w:jc w:val="left"/>
-        <w:rPr/>
-      </w:pPr>
-      <w:r>
-        <w:rPr>
-          <w:rFonts w:ascii="Arial" w:cs="Arial" w:eastAsia="Arial" w:hAnsi="Arial"/>
-          <w:b w:val="0"/>
-          <w:bCs w:val="0"/>
-          <w:i w:val="0"/>
-          <w:iCs w:val="0"/>
-          <w:smallCaps w:val="0"/>
-          <w:strike w:val="0"/>
-          <w:color w:val="000000"/>
-          <w:sz w:val="22"/>
-          <w:szCs w:val="22"/>
-          <w:u w:val="none"/>
-          <w:shd w:fill="auto" w:val="clear"/>
-          <w:vertAlign w:val="baseline"/>
-          <w:rtl w:val="0"/>
-        </w:rPr>
-        <w:t xml:space="preserve">Девушки до 30 без детей</w:t>
       </w:r>
     </w:p>
     <w:p>
@@ -5016,7 +4663,7 @@
                 <w:szCs w:val="20"/>
                 <w:rtl w:val="0"/>
               </w:rPr>
-              <w:t xml:space="preserve">Женщина одного из трёх типов из раздела 2: около 35 (не старше 40), 45+ или третий тип. Ухоженная, приятная, естественная. Не фитнес-модель и не тренер</w:t>
+              <w:t xml:space="preserve">Женщина одного из трёх типов из раздела 2. Не фитнес-модель и не тренер</w:t>
             </w:r>
             <w:r>
               <w:rPr>
@@ -5060,43 +4707,43 @@
                 <w:szCs w:val="20"/>
                 <w:rtl w:val="0"/>
               </w:rPr>
-              <w:t xml:space="preserve">Блог</w:t>
-            </w:r>
-            <w:r>
-              <w:rPr>
-                <w:rtl w:val="0"/>
-              </w:rPr>
-            </w:r>
-          </w:p>
-        </w:tc>
-        <w:tc>
-          <w:tcPr>
-            <w:tcBorders>
-              <w:top w:color="cccccc" w:space="0" w:sz="4" w:val="single"/>
-              <w:left w:color="cccccc" w:space="0" w:sz="4" w:val="single"/>
-              <w:bottom w:color="cccccc" w:space="0" w:sz="4" w:val="single"/>
-              <w:right w:color="cccccc" w:space="0" w:sz="4" w:val="single"/>
-            </w:tcBorders>
-            <w:tcMar>
-              <w:top w:w="80.0" w:type="dxa"/>
-              <w:left w:w="120.0" w:type="dxa"/>
-              <w:bottom w:w="80.0" w:type="dxa"/>
-              <w:right w:w="120.0" w:type="dxa"/>
-            </w:tcMar>
-            <w:vAlign w:val="center"/>
-          </w:tcPr>
-          <w:p>
-            <w:pPr>
-              <w:rPr/>
-            </w:pPr>
-            <w:r>
-              <w:rPr>
-                <w:color w:val="1a1b1c"/>
-                <w:sz w:val="20"/>
-                <w:szCs w:val="20"/>
-                <w:rtl w:val="0"/>
-              </w:rPr>
-              <w:t xml:space="preserve">Размер личного блога и число подписчиков не важны: ролики выходят в профилях Reversefit</w:t>
+              <w:t xml:space="preserve">Телосложение</w:t>
+            </w:r>
+            <w:r>
+              <w:rPr>
+                <w:rtl w:val="0"/>
+              </w:rPr>
+            </w:r>
+          </w:p>
+        </w:tc>
+        <w:tc>
+          <w:tcPr>
+            <w:tcBorders>
+              <w:top w:color="cccccc" w:space="0" w:sz="4" w:val="single"/>
+              <w:left w:color="cccccc" w:space="0" w:sz="4" w:val="single"/>
+              <w:bottom w:color="cccccc" w:space="0" w:sz="4" w:val="single"/>
+              <w:right w:color="cccccc" w:space="0" w:sz="4" w:val="single"/>
+            </w:tcBorders>
+            <w:tcMar>
+              <w:top w:w="80.0" w:type="dxa"/>
+              <w:left w:w="120.0" w:type="dxa"/>
+              <w:bottom w:w="80.0" w:type="dxa"/>
+              <w:right w:w="120.0" w:type="dxa"/>
+            </w:tcMar>
+            <w:vAlign w:val="center"/>
+          </w:tcPr>
+          <w:p>
+            <w:pPr>
+              <w:rPr/>
+            </w:pPr>
+            <w:r>
+              <w:rPr>
+                <w:color w:val="1a1b1c"/>
+                <w:sz w:val="20"/>
+                <w:szCs w:val="20"/>
+                <w:rtl w:val="0"/>
+              </w:rPr>
+              <w:t xml:space="preserve">Обычное, как у зрительниц. «У неё как у меня» для аудитории главный аргумент доверия</w:t>
             </w:r>
             <w:r>
               <w:rPr>
@@ -5140,43 +4787,43 @@
                 <w:szCs w:val="20"/>
                 <w:rtl w:val="0"/>
               </w:rPr>
-              <w:t xml:space="preserve">Темы, которые ей близки</w:t>
-            </w:r>
-            <w:r>
-              <w:rPr>
-                <w:rtl w:val="0"/>
-              </w:rPr>
-            </w:r>
-          </w:p>
-        </w:tc>
-        <w:tc>
-          <w:tcPr>
-            <w:tcBorders>
-              <w:top w:color="cccccc" w:space="0" w:sz="4" w:val="single"/>
-              <w:left w:color="cccccc" w:space="0" w:sz="4" w:val="single"/>
-              <w:bottom w:color="cccccc" w:space="0" w:sz="4" w:val="single"/>
-              <w:right w:color="cccccc" w:space="0" w:sz="4" w:val="single"/>
-            </w:tcBorders>
-            <w:tcMar>
-              <w:top w:w="80.0" w:type="dxa"/>
-              <w:left w:w="120.0" w:type="dxa"/>
-              <w:bottom w:w="80.0" w:type="dxa"/>
-              <w:right w:w="120.0" w:type="dxa"/>
-            </w:tcMar>
-            <w:vAlign w:val="center"/>
-          </w:tcPr>
-          <w:p>
-            <w:pPr>
-              <w:rPr/>
-            </w:pPr>
-            <w:r>
-              <w:rPr>
-                <w:color w:val="1a1b1c"/>
-                <w:sz w:val="20"/>
-                <w:szCs w:val="20"/>
-                <w:rtl w:val="0"/>
-              </w:rPr>
-              <w:t xml:space="preserve">Питание, осознанное питание, здоровые привычки, забота о себе, путешествия</w:t>
+              <w:t xml:space="preserve">Блог</w:t>
+            </w:r>
+            <w:r>
+              <w:rPr>
+                <w:rtl w:val="0"/>
+              </w:rPr>
+            </w:r>
+          </w:p>
+        </w:tc>
+        <w:tc>
+          <w:tcPr>
+            <w:tcBorders>
+              <w:top w:color="cccccc" w:space="0" w:sz="4" w:val="single"/>
+              <w:left w:color="cccccc" w:space="0" w:sz="4" w:val="single"/>
+              <w:bottom w:color="cccccc" w:space="0" w:sz="4" w:val="single"/>
+              <w:right w:color="cccccc" w:space="0" w:sz="4" w:val="single"/>
+            </w:tcBorders>
+            <w:tcMar>
+              <w:top w:w="80.0" w:type="dxa"/>
+              <w:left w:w="120.0" w:type="dxa"/>
+              <w:bottom w:w="80.0" w:type="dxa"/>
+              <w:right w:w="120.0" w:type="dxa"/>
+            </w:tcMar>
+            <w:vAlign w:val="center"/>
+          </w:tcPr>
+          <w:p>
+            <w:pPr>
+              <w:rPr/>
+            </w:pPr>
+            <w:r>
+              <w:rPr>
+                <w:color w:val="1a1b1c"/>
+                <w:sz w:val="20"/>
+                <w:szCs w:val="20"/>
+                <w:rtl w:val="0"/>
+              </w:rPr>
+              <w:t xml:space="preserve">Размер личного блога и число подписчиков не важны: ролики выходят в профилях Reversefit</w:t>
             </w:r>
             <w:r>
               <w:rPr>
@@ -5220,43 +4867,43 @@
                 <w:szCs w:val="20"/>
                 <w:rtl w:val="0"/>
               </w:rPr>
-              <w:t xml:space="preserve">Пол</w:t>
-            </w:r>
-            <w:r>
-              <w:rPr>
-                <w:rtl w:val="0"/>
-              </w:rPr>
-            </w:r>
-          </w:p>
-        </w:tc>
-        <w:tc>
-          <w:tcPr>
-            <w:tcBorders>
-              <w:top w:color="cccccc" w:space="0" w:sz="4" w:val="single"/>
-              <w:left w:color="cccccc" w:space="0" w:sz="4" w:val="single"/>
-              <w:bottom w:color="cccccc" w:space="0" w:sz="4" w:val="single"/>
-              <w:right w:color="cccccc" w:space="0" w:sz="4" w:val="single"/>
-            </w:tcBorders>
-            <w:tcMar>
-              <w:top w:w="80.0" w:type="dxa"/>
-              <w:left w:w="120.0" w:type="dxa"/>
-              <w:bottom w:w="80.0" w:type="dxa"/>
-              <w:right w:w="120.0" w:type="dxa"/>
-            </w:tcMar>
-            <w:vAlign w:val="center"/>
-          </w:tcPr>
-          <w:p>
-            <w:pPr>
-              <w:rPr/>
-            </w:pPr>
-            <w:r>
-              <w:rPr>
-                <w:color w:val="1a1b1c"/>
-                <w:sz w:val="20"/>
-                <w:szCs w:val="20"/>
-                <w:rtl w:val="0"/>
-              </w:rPr>
-              <w:t xml:space="preserve">Женский</w:t>
+              <w:t xml:space="preserve">Образ жизни</w:t>
+            </w:r>
+            <w:r>
+              <w:rPr>
+                <w:rtl w:val="0"/>
+              </w:rPr>
+            </w:r>
+          </w:p>
+        </w:tc>
+        <w:tc>
+          <w:tcPr>
+            <w:tcBorders>
+              <w:top w:color="cccccc" w:space="0" w:sz="4" w:val="single"/>
+              <w:left w:color="cccccc" w:space="0" w:sz="4" w:val="single"/>
+              <w:bottom w:color="cccccc" w:space="0" w:sz="4" w:val="single"/>
+              <w:right w:color="cccccc" w:space="0" w:sz="4" w:val="single"/>
+            </w:tcBorders>
+            <w:tcMar>
+              <w:top w:w="80.0" w:type="dxa"/>
+              <w:left w:w="120.0" w:type="dxa"/>
+              <w:bottom w:w="80.0" w:type="dxa"/>
+              <w:right w:w="120.0" w:type="dxa"/>
+            </w:tcMar>
+            <w:vAlign w:val="center"/>
+          </w:tcPr>
+          <w:p>
+            <w:pPr>
+              <w:rPr/>
+            </w:pPr>
+            <w:r>
+              <w:rPr>
+                <w:color w:val="1a1b1c"/>
+                <w:sz w:val="20"/>
+                <w:szCs w:val="20"/>
+                <w:rtl w:val="0"/>
+              </w:rPr>
+              <w:t xml:space="preserve">Сама живёт в формате продукта: работает, занимается дома, коротко, утром или вечером</w:t>
             </w:r>
             <w:r>
               <w:rPr>
@@ -5300,43 +4947,43 @@
                 <w:szCs w:val="20"/>
                 <w:rtl w:val="0"/>
               </w:rPr>
-              <w:t xml:space="preserve">Тональность</w:t>
-            </w:r>
-            <w:r>
-              <w:rPr>
-                <w:rtl w:val="0"/>
-              </w:rPr>
-            </w:r>
-          </w:p>
-        </w:tc>
-        <w:tc>
-          <w:tcPr>
-            <w:tcBorders>
-              <w:top w:color="cccccc" w:space="0" w:sz="4" w:val="single"/>
-              <w:left w:color="cccccc" w:space="0" w:sz="4" w:val="single"/>
-              <w:bottom w:color="cccccc" w:space="0" w:sz="4" w:val="single"/>
-              <w:right w:color="cccccc" w:space="0" w:sz="4" w:val="single"/>
-            </w:tcBorders>
-            <w:tcMar>
-              <w:top w:w="80.0" w:type="dxa"/>
-              <w:left w:w="120.0" w:type="dxa"/>
-              <w:bottom w:w="80.0" w:type="dxa"/>
-              <w:right w:w="120.0" w:type="dxa"/>
-            </w:tcMar>
-            <w:vAlign w:val="center"/>
-          </w:tcPr>
-          <w:p>
-            <w:pPr>
-              <w:rPr/>
-            </w:pPr>
-            <w:r>
-              <w:rPr>
-                <w:color w:val="1a1b1c"/>
-                <w:sz w:val="20"/>
-                <w:szCs w:val="20"/>
-                <w:rtl w:val="0"/>
-              </w:rPr>
-              <w:t xml:space="preserve">Дружелюбная, живая, «подруга, которая попробовала сама». НЕ «эксперт по здоровью» и НЕ «тренер»</w:t>
+              <w:t xml:space="preserve">Пол</w:t>
+            </w:r>
+            <w:r>
+              <w:rPr>
+                <w:rtl w:val="0"/>
+              </w:rPr>
+            </w:r>
+          </w:p>
+        </w:tc>
+        <w:tc>
+          <w:tcPr>
+            <w:tcBorders>
+              <w:top w:color="cccccc" w:space="0" w:sz="4" w:val="single"/>
+              <w:left w:color="cccccc" w:space="0" w:sz="4" w:val="single"/>
+              <w:bottom w:color="cccccc" w:space="0" w:sz="4" w:val="single"/>
+              <w:right w:color="cccccc" w:space="0" w:sz="4" w:val="single"/>
+            </w:tcBorders>
+            <w:tcMar>
+              <w:top w:w="80.0" w:type="dxa"/>
+              <w:left w:w="120.0" w:type="dxa"/>
+              <w:bottom w:w="80.0" w:type="dxa"/>
+              <w:right w:w="120.0" w:type="dxa"/>
+            </w:tcMar>
+            <w:vAlign w:val="center"/>
+          </w:tcPr>
+          <w:p>
+            <w:pPr>
+              <w:rPr/>
+            </w:pPr>
+            <w:r>
+              <w:rPr>
+                <w:color w:val="1a1b1c"/>
+                <w:sz w:val="20"/>
+                <w:szCs w:val="20"/>
+                <w:rtl w:val="0"/>
+              </w:rPr>
+              <w:t xml:space="preserve">Женский</w:t>
             </w:r>
             <w:r>
               <w:rPr>
@@ -5380,43 +5027,43 @@
                 <w:szCs w:val="20"/>
                 <w:rtl w:val="0"/>
               </w:rPr>
-              <w:t xml:space="preserve">Контент-стиль</w:t>
-            </w:r>
-            <w:r>
-              <w:rPr>
-                <w:rtl w:val="0"/>
-              </w:rPr>
-            </w:r>
-          </w:p>
-        </w:tc>
-        <w:tc>
-          <w:tcPr>
-            <w:tcBorders>
-              <w:top w:color="cccccc" w:space="0" w:sz="4" w:val="single"/>
-              <w:left w:color="cccccc" w:space="0" w:sz="4" w:val="single"/>
-              <w:bottom w:color="cccccc" w:space="0" w:sz="4" w:val="single"/>
-              <w:right w:color="cccccc" w:space="0" w:sz="4" w:val="single"/>
-            </w:tcBorders>
-            <w:tcMar>
-              <w:top w:w="80.0" w:type="dxa"/>
-              <w:left w:w="120.0" w:type="dxa"/>
-              <w:bottom w:w="80.0" w:type="dxa"/>
-              <w:right w:w="120.0" w:type="dxa"/>
-            </w:tcMar>
-            <w:vAlign w:val="center"/>
-          </w:tcPr>
-          <w:p>
-            <w:pPr>
-              <w:rPr/>
-            </w:pPr>
-            <w:r>
-              <w:rPr>
-                <w:color w:val="1a1b1c"/>
-                <w:sz w:val="20"/>
-                <w:szCs w:val="20"/>
-                <w:rtl w:val="0"/>
-              </w:rPr>
-              <w:t xml:space="preserve">Сама в кадре, говорит естественно. Съёмка на телефон, дома: комната, стена, стул, коврик</w:t>
+              <w:t xml:space="preserve">Тональность</w:t>
+            </w:r>
+            <w:r>
+              <w:rPr>
+                <w:rtl w:val="0"/>
+              </w:rPr>
+            </w:r>
+          </w:p>
+        </w:tc>
+        <w:tc>
+          <w:tcPr>
+            <w:tcBorders>
+              <w:top w:color="cccccc" w:space="0" w:sz="4" w:val="single"/>
+              <w:left w:color="cccccc" w:space="0" w:sz="4" w:val="single"/>
+              <w:bottom w:color="cccccc" w:space="0" w:sz="4" w:val="single"/>
+              <w:right w:color="cccccc" w:space="0" w:sz="4" w:val="single"/>
+            </w:tcBorders>
+            <w:tcMar>
+              <w:top w:w="80.0" w:type="dxa"/>
+              <w:left w:w="120.0" w:type="dxa"/>
+              <w:bottom w:w="80.0" w:type="dxa"/>
+              <w:right w:w="120.0" w:type="dxa"/>
+            </w:tcMar>
+            <w:vAlign w:val="center"/>
+          </w:tcPr>
+          <w:p>
+            <w:pPr>
+              <w:rPr/>
+            </w:pPr>
+            <w:r>
+              <w:rPr>
+                <w:color w:val="1a1b1c"/>
+                <w:sz w:val="20"/>
+                <w:szCs w:val="20"/>
+                <w:rtl w:val="0"/>
+              </w:rPr>
+              <w:t xml:space="preserve">Уважительная и конкретная, «подруга, которая так живёт». НЕ мотивационный спикер и НЕ эксперт по здоровью</w:t>
             </w:r>
             <w:r>
               <w:rPr>
@@ -5460,43 +5107,43 @@
                 <w:szCs w:val="20"/>
                 <w:rtl w:val="0"/>
               </w:rPr>
-              <w:t xml:space="preserve">Опыт</w:t>
-            </w:r>
-            <w:r>
-              <w:rPr>
-                <w:rtl w:val="0"/>
-              </w:rPr>
-            </w:r>
-          </w:p>
-        </w:tc>
-        <w:tc>
-          <w:tcPr>
-            <w:tcBorders>
-              <w:top w:color="cccccc" w:space="0" w:sz="4" w:val="single"/>
-              <w:left w:color="cccccc" w:space="0" w:sz="4" w:val="single"/>
-              <w:bottom w:color="cccccc" w:space="0" w:sz="4" w:val="single"/>
-              <w:right w:color="cccccc" w:space="0" w:sz="4" w:val="single"/>
-            </w:tcBorders>
-            <w:tcMar>
-              <w:top w:w="80.0" w:type="dxa"/>
-              <w:left w:w="120.0" w:type="dxa"/>
-              <w:bottom w:w="80.0" w:type="dxa"/>
-              <w:right w:w="120.0" w:type="dxa"/>
-            </w:tcMar>
-            <w:vAlign w:val="center"/>
-          </w:tcPr>
-          <w:p>
-            <w:pPr>
-              <w:rPr/>
-            </w:pPr>
-            <w:r>
-              <w:rPr>
-                <w:color w:val="1a1b1c"/>
-                <w:sz w:val="20"/>
-                <w:szCs w:val="20"/>
-                <w:rtl w:val="0"/>
-              </w:rPr>
-              <w:t xml:space="preserve">Уже снимала короткие вертикальные видео: рилсы, шортсы, ролики на заказ</w:t>
+              <w:t xml:space="preserve">Контент-стиль</w:t>
+            </w:r>
+            <w:r>
+              <w:rPr>
+                <w:rtl w:val="0"/>
+              </w:rPr>
+            </w:r>
+          </w:p>
+        </w:tc>
+        <w:tc>
+          <w:tcPr>
+            <w:tcBorders>
+              <w:top w:color="cccccc" w:space="0" w:sz="4" w:val="single"/>
+              <w:left w:color="cccccc" w:space="0" w:sz="4" w:val="single"/>
+              <w:bottom w:color="cccccc" w:space="0" w:sz="4" w:val="single"/>
+              <w:right w:color="cccccc" w:space="0" w:sz="4" w:val="single"/>
+            </w:tcBorders>
+            <w:tcMar>
+              <w:top w:w="80.0" w:type="dxa"/>
+              <w:left w:w="120.0" w:type="dxa"/>
+              <w:bottom w:w="80.0" w:type="dxa"/>
+              <w:right w:w="120.0" w:type="dxa"/>
+            </w:tcMar>
+            <w:vAlign w:val="center"/>
+          </w:tcPr>
+          <w:p>
+            <w:pPr>
+              <w:rPr/>
+            </w:pPr>
+            <w:r>
+              <w:rPr>
+                <w:color w:val="1a1b1c"/>
+                <w:sz w:val="20"/>
+                <w:szCs w:val="20"/>
+                <w:rtl w:val="0"/>
+              </w:rPr>
+              <w:t xml:space="preserve">Сама в кадре, говорит естественно. Домашняя обстановка, хороший свет и звук, без студийного глянца</w:t>
             </w:r>
             <w:r>
               <w:rPr>
@@ -5540,6 +5187,86 @@
                 <w:szCs w:val="20"/>
                 <w:rtl w:val="0"/>
               </w:rPr>
+              <w:t xml:space="preserve">Опыт</w:t>
+            </w:r>
+            <w:r>
+              <w:rPr>
+                <w:rtl w:val="0"/>
+              </w:rPr>
+            </w:r>
+          </w:p>
+        </w:tc>
+        <w:tc>
+          <w:tcPr>
+            <w:tcBorders>
+              <w:top w:color="cccccc" w:space="0" w:sz="4" w:val="single"/>
+              <w:left w:color="cccccc" w:space="0" w:sz="4" w:val="single"/>
+              <w:bottom w:color="cccccc" w:space="0" w:sz="4" w:val="single"/>
+              <w:right w:color="cccccc" w:space="0" w:sz="4" w:val="single"/>
+            </w:tcBorders>
+            <w:tcMar>
+              <w:top w:w="80.0" w:type="dxa"/>
+              <w:left w:w="120.0" w:type="dxa"/>
+              <w:bottom w:w="80.0" w:type="dxa"/>
+              <w:right w:w="120.0" w:type="dxa"/>
+            </w:tcMar>
+            <w:vAlign w:val="center"/>
+          </w:tcPr>
+          <w:p>
+            <w:pPr>
+              <w:rPr/>
+            </w:pPr>
+            <w:r>
+              <w:rPr>
+                <w:color w:val="1a1b1c"/>
+                <w:sz w:val="20"/>
+                <w:szCs w:val="20"/>
+                <w:rtl w:val="0"/>
+              </w:rPr>
+              <w:t xml:space="preserve">Уже снимала короткие вертикальные видео: рилсы, шортсы, ролики на заказ</w:t>
+            </w:r>
+            <w:r>
+              <w:rPr>
+                <w:rtl w:val="0"/>
+              </w:rPr>
+            </w:r>
+          </w:p>
+        </w:tc>
+      </w:tr>
+      <w:tr>
+        <w:trPr>
+          <w:cantSplit w:val="0"/>
+          <w:tblHeader w:val="0"/>
+        </w:trPr>
+        <w:tc>
+          <w:tcPr>
+            <w:tcBorders>
+              <w:top w:color="cccccc" w:space="0" w:sz="4" w:val="single"/>
+              <w:left w:color="cccccc" w:space="0" w:sz="4" w:val="single"/>
+              <w:bottom w:color="cccccc" w:space="0" w:sz="4" w:val="single"/>
+              <w:right w:color="cccccc" w:space="0" w:sz="4" w:val="single"/>
+            </w:tcBorders>
+            <w:tcMar>
+              <w:top w:w="80.0" w:type="dxa"/>
+              <w:left w:w="120.0" w:type="dxa"/>
+              <w:bottom w:w="80.0" w:type="dxa"/>
+              <w:right w:w="120.0" w:type="dxa"/>
+            </w:tcMar>
+            <w:vAlign w:val="center"/>
+          </w:tcPr>
+          <w:p>
+            <w:pPr>
+              <w:rPr/>
+            </w:pPr>
+            <w:r>
+              <w:rPr>
+                <w:b w:val="1"/>
+                <w:bCs w:val="1"/>
+                <w:color w:val="1a1b1c"/>
+                <w:sz w:val="20"/>
+                <w:szCs w:val="20"/>
+                <w:rtl w:val="0"/>
+              </w:rPr>
               <w:t xml:space="preserve">Готовность заниматься</w:t>
             </w:r>
             <w:r>
@@ -5576,7 +5303,7 @@
                 <w:szCs w:val="20"/>
                 <w:rtl w:val="0"/>
               </w:rPr>
-              <w:t xml:space="preserve">Сама делает тренировки на платформе и показывает это в кадре. Спортивная подготовка не нужна</w:t>
+              <w:t xml:space="preserve">Сама делает тренировки на платформе и показывает это в кадре</w:t>
             </w:r>
             <w:r>
               <w:rPr>
@@ -5863,7 +5590,7 @@
           <w:vertAlign w:val="baseline"/>
           <w:rtl w:val="0"/>
         </w:rPr>
-        <w:t xml:space="preserve">Небольшие авторские блоги в смежных нишах: питание, стиль, путешествия, лайфстайл, психология, материнство</w:t>
+        <w:t xml:space="preserve">Небольшие авторские блоги: здоровье спины и суставов, ЗОЖ для занятых, возвращение в форму после декрета или перерыва, жизнь в разъездах, мамы школьников</w:t>
       </w:r>
     </w:p>
     <w:p>
@@ -5918,7 +5645,7 @@
           <w:vertAlign w:val="baseline"/>
           <w:rtl w:val="0"/>
         </w:rPr>
-        <w:t xml:space="preserve">Фитнес-тренеров, спортсменок, фитнес-моделей</w:t>
+        <w:t xml:space="preserve">Фитнес-тренеров, спортсменок, фитнес-моделей, «фитоняшек»</w:t>
       </w:r>
     </w:p>
     <w:p>
@@ -6090,7 +5817,7 @@
           <w:vertAlign w:val="baseline"/>
           <w:rtl w:val="0"/>
         </w:rPr>
-        <w:t xml:space="preserve">Тех, кто в своих роликах обещает лечение и быстрый сброс веса или стыдит за тело</w:t>
+        <w:t xml:space="preserve">Тех, кто в своих роликах обещает «сушку», «минус 10 кг за месяц» или стыдит за тело</w:t>
       </w:r>
     </w:p>
     <w:p>
@@ -6198,7 +5925,7 @@
           <w:color w:val="1a1b1c"/>
           <w:rtl w:val="0"/>
         </w:rPr>
-        <w:t xml:space="preserve">креатор сама занимается, а не просто рассказывает.</w:t>
+        <w:t xml:space="preserve">креатор сама занимается и показывает экран, а не просто рассказывает.</w:t>
       </w:r>
       <w:r>
         <w:rPr>
@@ -6389,7 +6116,7 @@
                 <w:szCs w:val="20"/>
                 <w:rtl w:val="0"/>
               </w:rPr>
-              <w:t xml:space="preserve">Тест</w:t>
+              <w:t xml:space="preserve">Анкета</w:t>
             </w:r>
             <w:r>
               <w:rPr>
@@ -6461,7 +6188,7 @@
                 <w:szCs w:val="20"/>
                 <w:rtl w:val="0"/>
               </w:rPr>
-              <w:t xml:space="preserve">Как отвечает на вопросы и получает программу</w:t>
+              <w:t xml:space="preserve">Что она подробная: вопросы про цель, время и ограничения</w:t>
             </w:r>
             <w:r>
               <w:rPr>
@@ -6503,7 +6230,7 @@
                 <w:szCs w:val="20"/>
                 <w:rtl w:val="0"/>
               </w:rPr>
-              <w:t xml:space="preserve">Пилатес у стены 45+</w:t>
+              <w:t xml:space="preserve">План</w:t>
             </w:r>
             <w:r>
               <w:rPr>
@@ -6575,7 +6302,7 @@
                 <w:szCs w:val="20"/>
                 <w:rtl w:val="0"/>
               </w:rPr>
-              <w:t xml:space="preserve">Упражнения у стены, без коврика</w:t>
+              <w:t xml:space="preserve">План на экране: что делать сегодня, искать ничего не надо</w:t>
             </w:r>
             <w:r>
               <w:rPr>
@@ -6617,7 +6344,7 @@
                 <w:szCs w:val="20"/>
                 <w:rtl w:val="0"/>
               </w:rPr>
-              <w:t xml:space="preserve">Мягкий фитнес 50+</w:t>
+              <w:t xml:space="preserve">Выбор по времени</w:t>
             </w:r>
             <w:r>
               <w:rPr>
@@ -6689,7 +6416,7 @@
                 <w:szCs w:val="20"/>
                 <w:rtl w:val="0"/>
               </w:rPr>
-              <w:t xml:space="preserve">Занятие со стулом, спокойный темп</w:t>
+              <w:t xml:space="preserve">Тренировка на 15 минут, зарядка на 10</w:t>
             </w:r>
             <w:r>
               <w:rPr>
@@ -6731,7 +6458,7 @@
                 <w:szCs w:val="20"/>
                 <w:rtl w:val="0"/>
               </w:rPr>
-              <w:t xml:space="preserve">Кардио без прыжков</w:t>
+              <w:t xml:space="preserve">Тренировка</w:t>
             </w:r>
             <w:r>
               <w:rPr>
@@ -6803,7 +6530,7 @@
                 <w:szCs w:val="20"/>
                 <w:rtl w:val="0"/>
               </w:rPr>
-              <w:t xml:space="preserve">Шаги дома, счётчик шагов на экране</w:t>
+              <w:t xml:space="preserve">Как занимается дома: коврик, стена, стул; вместо гантелей бутылки</w:t>
             </w:r>
             <w:r>
               <w:rPr>
@@ -6845,7 +6572,7 @@
                 <w:szCs w:val="20"/>
                 <w:rtl w:val="0"/>
               </w:rPr>
-              <w:t xml:space="preserve">Ежедневная зарядка</w:t>
+              <w:t xml:space="preserve">Тренер</w:t>
             </w:r>
             <w:r>
               <w:rPr>
@@ -6917,7 +6644,7 @@
                 <w:szCs w:val="20"/>
                 <w:rtl w:val="0"/>
               </w:rPr>
-              <w:t xml:space="preserve">7-10 минут утром или после работы</w:t>
+              <w:t xml:space="preserve">Момент, где тренер объясняет технику</w:t>
             </w:r>
             <w:r>
               <w:rPr>
@@ -6959,7 +6686,7 @@
                 <w:szCs w:val="20"/>
                 <w:rtl w:val="0"/>
               </w:rPr>
-              <w:t xml:space="preserve">Сила 40+</w:t>
+              <w:t xml:space="preserve">Подписка</w:t>
             </w:r>
             <w:r>
               <w:rPr>
@@ -7031,7 +6758,7 @@
                 <w:szCs w:val="20"/>
                 <w:rtl w:val="0"/>
               </w:rPr>
-              <w:t xml:space="preserve">Бытовая сила: лестница, сумки, встать с пола</w:t>
+              <w:t xml:space="preserve">Сколько стоит и что её можно отключить</w:t>
             </w:r>
             <w:r>
               <w:rPr>
@@ -7075,7 +6802,7 @@
           <w:color w:val="1a1b1c"/>
           <w:rtl w:val="0"/>
         </w:rPr>
-        <w:t xml:space="preserve">Креатор следует одному из утверждённых форматов. Каждый ролик около 20 секунд, одна боль и один призыв: пройти тест.</w:t>
+        <w:t xml:space="preserve">Креатор следует одному из утверждённых форматов. Каждый ролик около 20 секунд: одна ситуация зрительницы и один призыв «пройди анкету и получи план».</w:t>
       </w:r>
       <w:r>
         <w:rPr>
@@ -7092,7 +6819,7 @@
         <w:rPr>
           <w:rtl w:val="0"/>
         </w:rPr>
-        <w:t xml:space="preserve">Формат 1: «Дневник: попробовала сама»</w:t>
+        <w:t xml:space="preserve">Формат 1: «Двадцать минут до кофе»</w:t>
       </w:r>
     </w:p>
     <w:p>
@@ -7114,7 +6841,7 @@
           <w:color w:val="1a1b1c"/>
           <w:rtl w:val="0"/>
         </w:rPr>
-        <w:t xml:space="preserve">Креатор рассказывает свою ситуацию и показывает первое занятие дома. Серией: день 1, неделя, 4 недели.</w:t>
+        <w:t xml:space="preserve">Утро начинается с будильника: коврик у кровати, план на экране, тренировка, душ, работа. Ни слова о мотивации, только ритуал.</w:t>
       </w:r>
       <w:r>
         <w:rPr>
@@ -7141,30 +6868,621 @@
           <w:color w:val="1a1b1c"/>
           <w:rtl w:val="0"/>
         </w:rPr>
-        <w:t xml:space="preserve">Ролик выглядит как личный опыт, а не реклама бренда. У BetterMe ролики авторов в формате «присоединяйтесь ко мне» набирали больше 1 млн просмотров.</w:t>
-      </w:r>
-      <w:r>
-        <w:rPr>
-          <w:rtl w:val="0"/>
-        </w:rPr>
-      </w:r>
-    </w:p>
-    <w:p>
-      <w:pPr>
-        <w:spacing w:after="200" w:lineRule="auto"/>
-        <w:rPr/>
-      </w:pPr>
-      <w:r>
-        <w:rPr>
+        <w:t xml:space="preserve">Самый частый повод купить: обещание «15-20 минут дома». Занимаются утром до работы.</w:t>
+      </w:r>
+      <w:r>
+        <w:rPr>
+          <w:rtl w:val="0"/>
+        </w:rPr>
+      </w:r>
+    </w:p>
+    <w:p>
+      <w:pPr>
+        <w:spacing w:after="120" w:lineRule="auto"/>
+        <w:rPr/>
+      </w:pPr>
+      <w:r>
+        <w:rPr>
+          <w:b w:val="1"/>
+          <w:bCs w:val="1"/>
           <w:color w:val="1a1b1c"/>
           <w:rtl w:val="0"/>
         </w:rPr>
-        <w:t xml:space="preserve">Примеры хуков:</w:t>
-      </w:r>
-      <w:r>
-        <w:rPr>
-          <w:rtl w:val="0"/>
-        </w:rPr>
+        <w:t xml:space="preserve">Целевой сегмент: </w:t>
+      </w:r>
+      <w:r>
+        <w:rPr>
+          <w:color w:val="1a1b1c"/>
+          <w:rtl w:val="0"/>
+        </w:rPr>
+        <w:t xml:space="preserve">занятая, держит форму</w:t>
+      </w:r>
+      <w:r>
+        <w:rPr>
+          <w:rtl w:val="0"/>
+        </w:rPr>
+      </w:r>
+    </w:p>
+    <w:p>
+      <w:pPr>
+        <w:pStyle w:val="Heading2"/>
+        <w:rPr/>
+      </w:pPr>
+      <w:r>
+        <w:rPr>
+          <w:rtl w:val="0"/>
+        </w:rPr>
+        <w:t xml:space="preserve">Формат 2: «Я бросила зал, и вот почему»</w:t>
+      </w:r>
+    </w:p>
+    <w:p>
+      <w:pPr>
+        <w:spacing w:after="120" w:lineRule="auto"/>
+        <w:rPr/>
+      </w:pPr>
+      <w:r>
+        <w:rPr>
+          <w:b w:val="1"/>
+          <w:bCs w:val="1"/>
+          <w:color w:val="1a1b1c"/>
+          <w:rtl w:val="0"/>
+        </w:rPr>
+        <w:t xml:space="preserve">Суть: </w:t>
+      </w:r>
+      <w:r>
+        <w:rPr>
+          <w:color w:val="1a1b1c"/>
+          <w:rtl w:val="0"/>
+        </w:rPr>
+        <w:t xml:space="preserve">Честный разбор: дорога, парковка, абонемент, который простаивает. Что изменилось, когда занятия переехали домой.</w:t>
+      </w:r>
+      <w:r>
+        <w:rPr>
+          <w:rtl w:val="0"/>
+        </w:rPr>
+      </w:r>
+    </w:p>
+    <w:p>
+      <w:pPr>
+        <w:spacing w:after="120" w:lineRule="auto"/>
+        <w:rPr/>
+      </w:pPr>
+      <w:r>
+        <w:rPr>
+          <w:b w:val="1"/>
+          <w:bCs w:val="1"/>
+          <w:color w:val="1a1b1c"/>
+          <w:rtl w:val="0"/>
+        </w:rPr>
+        <w:t xml:space="preserve">Почему работает: </w:t>
+      </w:r>
+      <w:r>
+        <w:rPr>
+          <w:color w:val="1a1b1c"/>
+          <w:rtl w:val="0"/>
+        </w:rPr>
+        <w:t xml:space="preserve">Второй по частоте повод купить: дорога в зал закрылась. Дом вместо зала выбирают из-за логистики.</w:t>
+      </w:r>
+      <w:r>
+        <w:rPr>
+          <w:rtl w:val="0"/>
+        </w:rPr>
+      </w:r>
+    </w:p>
+    <w:p>
+      <w:pPr>
+        <w:spacing w:after="120" w:lineRule="auto"/>
+        <w:rPr/>
+      </w:pPr>
+      <w:r>
+        <w:rPr>
+          <w:b w:val="1"/>
+          <w:bCs w:val="1"/>
+          <w:color w:val="1a1b1c"/>
+          <w:rtl w:val="0"/>
+        </w:rPr>
+        <w:t xml:space="preserve">Целевой сегмент: </w:t>
+      </w:r>
+      <w:r>
+        <w:rPr>
+          <w:color w:val="1a1b1c"/>
+          <w:rtl w:val="0"/>
+        </w:rPr>
+        <w:t xml:space="preserve">закрылась дорога в зал</w:t>
+      </w:r>
+      <w:r>
+        <w:rPr>
+          <w:rtl w:val="0"/>
+        </w:rPr>
+      </w:r>
+    </w:p>
+    <w:p>
+      <w:pPr>
+        <w:pStyle w:val="Heading2"/>
+        <w:rPr/>
+      </w:pPr>
+      <w:r>
+        <w:rPr>
+          <w:rtl w:val="0"/>
+        </w:rPr>
+        <w:t xml:space="preserve">Формат 3: «Вечер поиска против плана»</w:t>
+      </w:r>
+    </w:p>
+    <w:p>
+      <w:pPr>
+        <w:spacing w:after="120" w:lineRule="auto"/>
+        <w:rPr/>
+      </w:pPr>
+      <w:r>
+        <w:rPr>
+          <w:b w:val="1"/>
+          <w:bCs w:val="1"/>
+          <w:color w:val="1a1b1c"/>
+          <w:rtl w:val="0"/>
+        </w:rPr>
+        <w:t xml:space="preserve">Суть: </w:t>
+      </w:r>
+      <w:r>
+        <w:rPr>
+          <w:color w:val="1a1b1c"/>
+          <w:rtl w:val="0"/>
+        </w:rPr>
+        <w:t xml:space="preserve">Две половины экрана: полчаса листания роликов и «не тот ракурс» против «открыла план, сделала, закрыла». Бесплатное видео не ругаем.</w:t>
+      </w:r>
+      <w:r>
+        <w:rPr>
+          <w:rtl w:val="0"/>
+        </w:rPr>
+      </w:r>
+    </w:p>
+    <w:p>
+      <w:pPr>
+        <w:spacing w:after="120" w:lineRule="auto"/>
+        <w:rPr/>
+      </w:pPr>
+      <w:r>
+        <w:rPr>
+          <w:b w:val="1"/>
+          <w:bCs w:val="1"/>
+          <w:color w:val="1a1b1c"/>
+          <w:rtl w:val="0"/>
+        </w:rPr>
+        <w:t xml:space="preserve">Почему работает: </w:t>
+      </w:r>
+      <w:r>
+        <w:rPr>
+          <w:color w:val="1a1b1c"/>
+          <w:rtl w:val="0"/>
+        </w:rPr>
+        <w:t xml:space="preserve">Главная альтернатива сервису: бесплатные видео. Проигрывают они поиском и отсутствием системы.</w:t>
+      </w:r>
+      <w:r>
+        <w:rPr>
+          <w:rtl w:val="0"/>
+        </w:rPr>
+      </w:r>
+    </w:p>
+    <w:p>
+      <w:pPr>
+        <w:spacing w:after="120" w:lineRule="auto"/>
+        <w:rPr/>
+      </w:pPr>
+      <w:r>
+        <w:rPr>
+          <w:b w:val="1"/>
+          <w:bCs w:val="1"/>
+          <w:color w:val="1a1b1c"/>
+          <w:rtl w:val="0"/>
+        </w:rPr>
+        <w:t xml:space="preserve">Целевой сегмент: </w:t>
+      </w:r>
+      <w:r>
+        <w:rPr>
+          <w:color w:val="1a1b1c"/>
+          <w:rtl w:val="0"/>
+        </w:rPr>
+        <w:t xml:space="preserve">занимается по бесплатным видео</w:t>
+      </w:r>
+      <w:r>
+        <w:rPr>
+          <w:rtl w:val="0"/>
+        </w:rPr>
+      </w:r>
+    </w:p>
+    <w:p>
+      <w:pPr>
+        <w:pStyle w:val="Heading2"/>
+        <w:rPr/>
+      </w:pPr>
+      <w:r>
+        <w:rPr>
+          <w:rtl w:val="0"/>
+        </w:rPr>
+        <w:t xml:space="preserve">Формат 4: «Спина, колени и как я снова занимаюсь»</w:t>
+      </w:r>
+    </w:p>
+    <w:p>
+      <w:pPr>
+        <w:spacing w:after="120" w:lineRule="auto"/>
+        <w:rPr/>
+      </w:pPr>
+      <w:r>
+        <w:rPr>
+          <w:b w:val="1"/>
+          <w:bCs w:val="1"/>
+          <w:color w:val="1a1b1c"/>
+          <w:rtl w:val="0"/>
+        </w:rPr>
+        <w:t xml:space="preserve">Суть: </w:t>
+      </w:r>
+      <w:r>
+        <w:rPr>
+          <w:color w:val="1a1b1c"/>
+          <w:rtl w:val="0"/>
+        </w:rPr>
+        <w:t xml:space="preserve">Анкета с вопросами про ограничения, занятие для спины, тренер объясняет технику. Слово «щадящий» не звучит ни разу.</w:t>
+      </w:r>
+      <w:r>
+        <w:rPr>
+          <w:rtl w:val="0"/>
+        </w:rPr>
+      </w:r>
+    </w:p>
+    <w:p>
+      <w:pPr>
+        <w:spacing w:after="120" w:lineRule="auto"/>
+        <w:rPr/>
+      </w:pPr>
+      <w:r>
+        <w:rPr>
+          <w:b w:val="1"/>
+          <w:bCs w:val="1"/>
+          <w:color w:val="1a1b1c"/>
+          <w:rtl w:val="0"/>
+        </w:rPr>
+        <w:t xml:space="preserve">Почему работает: </w:t>
+      </w:r>
+      <w:r>
+        <w:rPr>
+          <w:color w:val="1a1b1c"/>
+          <w:rtl w:val="0"/>
+        </w:rPr>
+        <w:t xml:space="preserve">У половины клиенток есть ограничения. Они боятся, что программа их не учтёт.</w:t>
+      </w:r>
+      <w:r>
+        <w:rPr>
+          <w:rtl w:val="0"/>
+        </w:rPr>
+      </w:r>
+    </w:p>
+    <w:p>
+      <w:pPr>
+        <w:spacing w:after="120" w:lineRule="auto"/>
+        <w:rPr/>
+      </w:pPr>
+      <w:r>
+        <w:rPr>
+          <w:b w:val="1"/>
+          <w:bCs w:val="1"/>
+          <w:color w:val="1a1b1c"/>
+          <w:rtl w:val="0"/>
+        </w:rPr>
+        <w:t xml:space="preserve">Целевой сегмент: </w:t>
+      </w:r>
+      <w:r>
+        <w:rPr>
+          <w:color w:val="1a1b1c"/>
+          <w:rtl w:val="0"/>
+        </w:rPr>
+        <w:t xml:space="preserve">здоровье с возрастом</w:t>
+      </w:r>
+      <w:r>
+        <w:rPr>
+          <w:rtl w:val="0"/>
+        </w:rPr>
+      </w:r>
+    </w:p>
+    <w:p>
+      <w:pPr>
+        <w:pStyle w:val="Heading2"/>
+        <w:rPr/>
+      </w:pPr>
+      <w:r>
+        <w:rPr>
+          <w:rtl w:val="0"/>
+        </w:rPr>
+        <w:t xml:space="preserve">Формат 5: «Неделя по плану: что я почувствовала»</w:t>
+      </w:r>
+    </w:p>
+    <w:p>
+      <w:pPr>
+        <w:spacing w:after="120" w:lineRule="auto"/>
+        <w:rPr/>
+      </w:pPr>
+      <w:r>
+        <w:rPr>
+          <w:b w:val="1"/>
+          <w:bCs w:val="1"/>
+          <w:color w:val="1a1b1c"/>
+          <w:rtl w:val="0"/>
+        </w:rPr>
+        <w:t xml:space="preserve">Суть: </w:t>
+      </w:r>
+      <w:r>
+        <w:rPr>
+          <w:color w:val="1a1b1c"/>
+          <w:rtl w:val="0"/>
+        </w:rPr>
+        <w:t xml:space="preserve">Дневник семи дней. Результат через самочувствие и одежду, а не через весы. Финал: «продолжаю».</w:t>
+      </w:r>
+      <w:r>
+        <w:rPr>
+          <w:rtl w:val="0"/>
+        </w:rPr>
+      </w:r>
+    </w:p>
+    <w:p>
+      <w:pPr>
+        <w:spacing w:after="120" w:lineRule="auto"/>
+        <w:rPr/>
+      </w:pPr>
+      <w:r>
+        <w:rPr>
+          <w:b w:val="1"/>
+          <w:bCs w:val="1"/>
+          <w:color w:val="1a1b1c"/>
+          <w:rtl w:val="0"/>
+        </w:rPr>
+        <w:t xml:space="preserve">Почему работает: </w:t>
+      </w:r>
+      <w:r>
+        <w:rPr>
+          <w:color w:val="1a1b1c"/>
+          <w:rtl w:val="0"/>
+        </w:rPr>
+        <w:t xml:space="preserve">Результат клиентки меряют самочувствием. Покупка у этого типажа эмоциональная и быстрая.</w:t>
+      </w:r>
+      <w:r>
+        <w:rPr>
+          <w:rtl w:val="0"/>
+        </w:rPr>
+      </w:r>
+    </w:p>
+    <w:p>
+      <w:pPr>
+        <w:spacing w:after="120" w:lineRule="auto"/>
+        <w:rPr/>
+      </w:pPr>
+      <w:r>
+        <w:rPr>
+          <w:b w:val="1"/>
+          <w:bCs w:val="1"/>
+          <w:color w:val="1a1b1c"/>
+          <w:rtl w:val="0"/>
+        </w:rPr>
+        <w:t xml:space="preserve">Целевой сегмент: </w:t>
+      </w:r>
+      <w:r>
+        <w:rPr>
+          <w:color w:val="1a1b1c"/>
+          <w:rtl w:val="0"/>
+        </w:rPr>
+        <w:t xml:space="preserve">вернуть форму</w:t>
+      </w:r>
+      <w:r>
+        <w:rPr>
+          <w:rtl w:val="0"/>
+        </w:rPr>
+      </w:r>
+    </w:p>
+    <w:p>
+      <w:pPr>
+        <w:pStyle w:val="Heading2"/>
+        <w:rPr/>
+      </w:pPr>
+      <w:r>
+        <w:rPr>
+          <w:rtl w:val="0"/>
+        </w:rPr>
+        <w:t xml:space="preserve">Формат 6: «Чемодан, телефон, коврик»</w:t>
+      </w:r>
+    </w:p>
+    <w:p>
+      <w:pPr>
+        <w:spacing w:after="120" w:lineRule="auto"/>
+        <w:rPr/>
+      </w:pPr>
+      <w:r>
+        <w:rPr>
+          <w:b w:val="1"/>
+          <w:bCs w:val="1"/>
+          <w:color w:val="1a1b1c"/>
+          <w:rtl w:val="0"/>
+        </w:rPr>
+        <w:t xml:space="preserve">Суть: </w:t>
+      </w:r>
+      <w:r>
+        <w:rPr>
+          <w:color w:val="1a1b1c"/>
+          <w:rtl w:val="0"/>
+        </w:rPr>
+        <w:t xml:space="preserve">Тренировка в гостинице, в гостях, на даче. Ничего, кроме телефона. План тот же в любом городе.</w:t>
+      </w:r>
+      <w:r>
+        <w:rPr>
+          <w:rtl w:val="0"/>
+        </w:rPr>
+      </w:r>
+    </w:p>
+    <w:p>
+      <w:pPr>
+        <w:spacing w:after="120" w:lineRule="auto"/>
+        <w:rPr/>
+      </w:pPr>
+      <w:r>
+        <w:rPr>
+          <w:b w:val="1"/>
+          <w:bCs w:val="1"/>
+          <w:color w:val="1a1b1c"/>
+          <w:rtl w:val="0"/>
+        </w:rPr>
+        <w:t xml:space="preserve">Почему работает: </w:t>
+      </w:r>
+      <w:r>
+        <w:rPr>
+          <w:color w:val="1a1b1c"/>
+          <w:rtl w:val="0"/>
+        </w:rPr>
+        <w:t xml:space="preserve">Часть клиенток живёт в разъездах, зал для них невозможен физически.</w:t>
+      </w:r>
+      <w:r>
+        <w:rPr>
+          <w:rtl w:val="0"/>
+        </w:rPr>
+      </w:r>
+    </w:p>
+    <w:p>
+      <w:pPr>
+        <w:spacing w:after="120" w:lineRule="auto"/>
+        <w:rPr/>
+      </w:pPr>
+      <w:r>
+        <w:rPr>
+          <w:b w:val="1"/>
+          <w:bCs w:val="1"/>
+          <w:color w:val="1a1b1c"/>
+          <w:rtl w:val="0"/>
+        </w:rPr>
+        <w:t xml:space="preserve">Целевой сегмент: </w:t>
+      </w:r>
+      <w:r>
+        <w:rPr>
+          <w:color w:val="1a1b1c"/>
+          <w:rtl w:val="0"/>
+        </w:rPr>
+        <w:t xml:space="preserve">в разъездах</w:t>
+      </w:r>
+      <w:r>
+        <w:rPr>
+          <w:rtl w:val="0"/>
+        </w:rPr>
+      </w:r>
+    </w:p>
+    <w:p>
+      <w:pPr>
+        <w:pStyle w:val="Heading2"/>
+        <w:rPr/>
+      </w:pPr>
+      <w:r>
+        <w:rPr>
+          <w:rtl w:val="0"/>
+        </w:rPr>
+        <w:t xml:space="preserve">Формат 7: «Что внутри: честный обзор»</w:t>
+      </w:r>
+    </w:p>
+    <w:p>
+      <w:pPr>
+        <w:spacing w:after="120" w:lineRule="auto"/>
+        <w:rPr/>
+      </w:pPr>
+      <w:r>
+        <w:rPr>
+          <w:b w:val="1"/>
+          <w:bCs w:val="1"/>
+          <w:color w:val="1a1b1c"/>
+          <w:rtl w:val="0"/>
+        </w:rPr>
+        <w:t xml:space="preserve">Суть: </w:t>
+      </w:r>
+      <w:r>
+        <w:rPr>
+          <w:color w:val="1a1b1c"/>
+          <w:rtl w:val="0"/>
+        </w:rPr>
+        <w:t xml:space="preserve">Экран каталога, план, одна тренировка, условия подписки и как её отключить. Без «до и после», только экран и голос.</w:t>
+      </w:r>
+      <w:r>
+        <w:rPr>
+          <w:rtl w:val="0"/>
+        </w:rPr>
+      </w:r>
+    </w:p>
+    <w:p>
+      <w:pPr>
+        <w:spacing w:after="120" w:lineRule="auto"/>
+        <w:rPr/>
+      </w:pPr>
+      <w:r>
+        <w:rPr>
+          <w:b w:val="1"/>
+          <w:bCs w:val="1"/>
+          <w:color w:val="1a1b1c"/>
+          <w:rtl w:val="0"/>
+        </w:rPr>
+        <w:t xml:space="preserve">Почему работает: </w:t>
+      </w:r>
+      <w:r>
+        <w:rPr>
+          <w:color w:val="1a1b1c"/>
+          <w:rtl w:val="0"/>
+        </w:rPr>
+        <w:t xml:space="preserve">На входе не понимают, за что платят. Показ продукта изнутри снимает это возражение.</w:t>
+      </w:r>
+      <w:r>
+        <w:rPr>
+          <w:rtl w:val="0"/>
+        </w:rPr>
+      </w:r>
+    </w:p>
+    <w:p>
+      <w:pPr>
+        <w:spacing w:after="120" w:lineRule="auto"/>
+        <w:rPr/>
+      </w:pPr>
+      <w:r>
+        <w:rPr>
+          <w:b w:val="1"/>
+          <w:bCs w:val="1"/>
+          <w:color w:val="1a1b1c"/>
+          <w:rtl w:val="0"/>
+        </w:rPr>
+        <w:t xml:space="preserve">Целевой сегмент: </w:t>
+      </w:r>
+      <w:r>
+        <w:rPr>
+          <w:color w:val="1a1b1c"/>
+          <w:rtl w:val="0"/>
+        </w:rPr>
+        <w:t xml:space="preserve">все, кто не верит на слово</w:t>
+      </w:r>
+      <w:r>
+        <w:rPr>
+          <w:rtl w:val="0"/>
+        </w:rPr>
+      </w:r>
+    </w:p>
+    <w:p>
+      <w:pPr>
+        <w:pStyle w:val="Heading1"/>
+        <w:rPr/>
+      </w:pPr>
+      <w:r>
+        <w:rPr>
+          <w:rtl w:val="0"/>
+        </w:rPr>
+        <w:t xml:space="preserve">РАЗДЕЛ 6. ТЕХНИЧЕСКИЕ ТРЕБОВАНИЯ К КОНТЕНТУ</w:t>
+      </w:r>
+    </w:p>
+    <w:p>
+      <w:pPr>
+        <w:pStyle w:val="Heading2"/>
+        <w:rPr/>
+      </w:pPr>
+      <w:r>
+        <w:rPr>
+          <w:rtl w:val="0"/>
+        </w:rPr>
+        <w:t xml:space="preserve">Формула успеха (обязательно)</w:t>
       </w:r>
     </w:p>
     <w:p>
@@ -7207,7 +7525,7 @@
           <w:vertAlign w:val="baseline"/>
           <w:rtl w:val="0"/>
         </w:rPr>
-        <w:t xml:space="preserve">«Я три раза покупала зал и каждый раз бросала»</w:t>
+        <w:t xml:space="preserve">Хронометраж около 20 секунд</w:t>
       </w:r>
     </w:p>
     <w:p>
@@ -7250,7 +7568,7 @@
           <w:vertAlign w:val="baseline"/>
           <w:rtl w:val="0"/>
         </w:rPr>
-        <w:t xml:space="preserve">«Вот что я делаю в дни, когда совсем не хочется тренироваться»</w:t>
+        <w:t xml:space="preserve">В центре ситуация зрительницы, а не продукт: утро до работы, вечер, гостиница</w:t>
       </w:r>
     </w:p>
     <w:p>
@@ -7293,7 +7611,7 @@
           <w:vertAlign w:val="baseline"/>
           <w:rtl w:val="0"/>
         </w:rPr>
-        <w:t xml:space="preserve">Для креатора 45+: «Мне 47, и я впервые за много лет позанималась»</w:t>
+        <w:t xml:space="preserve">Время в кадре или в тексте: 15, 20, 30 минут</w:t>
       </w:r>
     </w:p>
     <w:p>
@@ -7336,118 +7654,7 @@
           <w:vertAlign w:val="baseline"/>
           <w:rtl w:val="0"/>
         </w:rPr>
-        <w:t xml:space="preserve">«Если вы давно не занимались, вот с чего я бы НЕ начинала»</w:t>
-      </w:r>
-    </w:p>
-    <w:p>
-      <w:pPr>
-        <w:spacing w:after="120" w:lineRule="auto"/>
-        <w:rPr/>
-      </w:pPr>
-      <w:r>
-        <w:rPr>
-          <w:b w:val="1"/>
-          <w:bCs w:val="1"/>
-          <w:color w:val="1a1b1c"/>
-          <w:rtl w:val="0"/>
-        </w:rPr>
-        <w:t xml:space="preserve">Целевой сегмент: </w:t>
-      </w:r>
-      <w:r>
-        <w:rPr>
-          <w:color w:val="1a1b1c"/>
-          <w:rtl w:val="0"/>
-        </w:rPr>
-        <w:t xml:space="preserve">возвращается после перерыва, начинает и бросает</w:t>
-      </w:r>
-      <w:r>
-        <w:rPr>
-          <w:rtl w:val="0"/>
-        </w:rPr>
-      </w:r>
-    </w:p>
-    <w:p>
-      <w:pPr>
-        <w:pStyle w:val="Heading2"/>
-        <w:rPr/>
-      </w:pPr>
-      <w:r>
-        <w:rPr>
-          <w:rtl w:val="0"/>
-        </w:rPr>
-        <w:t xml:space="preserve">Формат 2: «Короткое занятие в обычном дне»</w:t>
-      </w:r>
-    </w:p>
-    <w:p>
-      <w:pPr>
-        <w:spacing w:after="120" w:lineRule="auto"/>
-        <w:rPr/>
-      </w:pPr>
-      <w:r>
-        <w:rPr>
-          <w:b w:val="1"/>
-          <w:bCs w:val="1"/>
-          <w:color w:val="1a1b1c"/>
-          <w:rtl w:val="0"/>
-        </w:rPr>
-        <w:t xml:space="preserve">Суть: </w:t>
-      </w:r>
-      <w:r>
-        <w:rPr>
-          <w:color w:val="1a1b1c"/>
-          <w:rtl w:val="0"/>
-        </w:rPr>
-        <w:t xml:space="preserve">Утро или вечер: кофе, 8 минут у стены или со стулом, дальше дела. На экране таймер.</w:t>
-      </w:r>
-      <w:r>
-        <w:rPr>
-          <w:rtl w:val="0"/>
-        </w:rPr>
-      </w:r>
-    </w:p>
-    <w:p>
-      <w:pPr>
-        <w:spacing w:after="120" w:lineRule="auto"/>
-        <w:rPr/>
-      </w:pPr>
-      <w:r>
-        <w:rPr>
-          <w:b w:val="1"/>
-          <w:bCs w:val="1"/>
-          <w:color w:val="1a1b1c"/>
-          <w:rtl w:val="0"/>
-        </w:rPr>
-        <w:t xml:space="preserve">Почему работает: </w:t>
-      </w:r>
-      <w:r>
-        <w:rPr>
-          <w:color w:val="1a1b1c"/>
-          <w:rtl w:val="0"/>
-        </w:rPr>
-        <w:t xml:space="preserve">Время в заголовке: у Fabulous50s ролик «10 Minute Ab Workout» набрал 5,5 млн просмотров.</w:t>
-      </w:r>
-      <w:r>
-        <w:rPr>
-          <w:rtl w:val="0"/>
-        </w:rPr>
-      </w:r>
-    </w:p>
-    <w:p>
-      <w:pPr>
-        <w:spacing w:after="200" w:lineRule="auto"/>
-        <w:rPr/>
-      </w:pPr>
-      <w:r>
-        <w:rPr>
-          <w:color w:val="1a1b1c"/>
-          <w:rtl w:val="0"/>
-        </w:rPr>
-        <w:t xml:space="preserve">Примеры хуков:</w:t>
-      </w:r>
-      <w:r>
-        <w:rPr>
-          <w:rtl w:val="0"/>
-        </w:rPr>
+        <w:t xml:space="preserve">Креатор сама занимается, дома</w:t>
       </w:r>
     </w:p>
     <w:p>
@@ -7490,7 +7697,7 @@
           <w:vertAlign w:val="baseline"/>
           <w:rtl w:val="0"/>
         </w:rPr>
-        <w:t xml:space="preserve">«8 минут утром, пока дома тихо»</w:t>
+        <w:t xml:space="preserve">Экран продукта хотя бы на пару секунд: анкета, план или тренировка</w:t>
       </w:r>
     </w:p>
     <w:p>
@@ -7533,7 +7740,7 @@
           <w:vertAlign w:val="baseline"/>
           <w:rtl w:val="0"/>
         </w:rPr>
-        <w:t xml:space="preserve">«Есть стена и 7 минут? Уже можно начать»</w:t>
+        <w:t xml:space="preserve">Результат через самочувствие: спина, энергия, «заметили окружающие», влезла в вещи</w:t>
       </w:r>
     </w:p>
     <w:p>
@@ -7576,118 +7783,7 @@
           <w:vertAlign w:val="baseline"/>
           <w:rtl w:val="0"/>
         </w:rPr>
-        <w:t xml:space="preserve">«Тренировка, для которой не надо ложиться на коврик»</w:t>
-      </w:r>
-    </w:p>
-    <w:p>
-      <w:pPr>
-        <w:spacing w:after="120" w:lineRule="auto"/>
-        <w:rPr/>
-      </w:pPr>
-      <w:r>
-        <w:rPr>
-          <w:b w:val="1"/>
-          <w:bCs w:val="1"/>
-          <w:color w:val="1a1b1c"/>
-          <w:rtl w:val="0"/>
-        </w:rPr>
-        <w:t xml:space="preserve">Целевой сегмент: </w:t>
-      </w:r>
-      <w:r>
-        <w:rPr>
-          <w:color w:val="1a1b1c"/>
-          <w:rtl w:val="0"/>
-        </w:rPr>
-        <w:t xml:space="preserve">нет времени, нет сил</w:t>
-      </w:r>
-      <w:r>
-        <w:rPr>
-          <w:rtl w:val="0"/>
-        </w:rPr>
-      </w:r>
-    </w:p>
-    <w:p>
-      <w:pPr>
-        <w:pStyle w:val="Heading2"/>
-        <w:rPr/>
-      </w:pPr>
-      <w:r>
-        <w:rPr>
-          <w:rtl w:val="0"/>
-        </w:rPr>
-        <w:t xml:space="preserve">Формат 3: «Не зал и не прыжки»</w:t>
-      </w:r>
-    </w:p>
-    <w:p>
-      <w:pPr>
-        <w:spacing w:after="120" w:lineRule="auto"/>
-        <w:rPr/>
-      </w:pPr>
-      <w:r>
-        <w:rPr>
-          <w:b w:val="1"/>
-          <w:bCs w:val="1"/>
-          <w:color w:val="1a1b1c"/>
-          <w:rtl w:val="0"/>
-        </w:rPr>
-        <w:t xml:space="preserve">Суть: </w:t>
-      </w:r>
-      <w:r>
-        <w:rPr>
-          <w:color w:val="1a1b1c"/>
-          <w:rtl w:val="0"/>
-        </w:rPr>
-        <w:t xml:space="preserve">Креатор показывает мягкий вариант: шаги дома, стул, стена. Сравнивает с тем, что ей не подошло.</w:t>
-      </w:r>
-      <w:r>
-        <w:rPr>
-          <w:rtl w:val="0"/>
-        </w:rPr>
-      </w:r>
-    </w:p>
-    <w:p>
-      <w:pPr>
-        <w:spacing w:after="120" w:lineRule="auto"/>
-        <w:rPr/>
-      </w:pPr>
-      <w:r>
-        <w:rPr>
-          <w:b w:val="1"/>
-          <w:bCs w:val="1"/>
-          <w:color w:val="1a1b1c"/>
-          <w:rtl w:val="0"/>
-        </w:rPr>
-        <w:t xml:space="preserve">Почему работает: </w:t>
-      </w:r>
-      <w:r>
-        <w:rPr>
-          <w:color w:val="1a1b1c"/>
-          <w:rtl w:val="0"/>
-        </w:rPr>
-        <w:t xml:space="preserve">У Fabulous50s тренировка сидя набрала 6,7 млн просмотров; в их самых просматриваемых роликах нет прыжков.</w:t>
-      </w:r>
-      <w:r>
-        <w:rPr>
-          <w:rtl w:val="0"/>
-        </w:rPr>
-      </w:r>
-    </w:p>
-    <w:p>
-      <w:pPr>
-        <w:spacing w:after="200" w:lineRule="auto"/>
-        <w:rPr/>
-      </w:pPr>
-      <w:r>
-        <w:rPr>
-          <w:color w:val="1a1b1c"/>
-          <w:rtl w:val="0"/>
-        </w:rPr>
-        <w:t xml:space="preserve">Примеры хуков:</w:t>
-      </w:r>
-      <w:r>
-        <w:rPr>
-          <w:rtl w:val="0"/>
-        </w:rPr>
+        <w:t xml:space="preserve">Хороший свет и чистый звук, субтитры</w:t>
       </w:r>
     </w:p>
     <w:p>
@@ -7730,7 +7826,19 @@
           <w:vertAlign w:val="baseline"/>
           <w:rtl w:val="0"/>
         </w:rPr>
-        <w:t xml:space="preserve">«Если в тренировке для новичков на 5-й минуте прыжки, это не ваш старт»</w:t>
+        <w:t xml:space="preserve">Призыв: «пройди анкету и получи план»</w:t>
+      </w:r>
+    </w:p>
+    <w:p>
+      <w:pPr>
+        <w:pStyle w:val="Heading2"/>
+        <w:rPr/>
+      </w:pPr>
+      <w:r>
+        <w:rPr>
+          <w:rtl w:val="0"/>
+        </w:rPr>
+        <w:t xml:space="preserve">Категорически нельзя (убивает доверие)</w:t>
       </w:r>
     </w:p>
     <w:p>
@@ -7773,7 +7881,7 @@
           <w:vertAlign w:val="baseline"/>
           <w:rtl w:val="0"/>
         </w:rPr>
-        <w:t xml:space="preserve">«1000 шагов дома за 10 минут. Без дорожки»</w:t>
+        <w:t xml:space="preserve">Стоковые и сгенерированные нейросетью лица, чужие «до и после»: считывается как подделка</w:t>
       </w:r>
     </w:p>
     <w:p>
@@ -7816,118 +7924,7 @@
           <w:vertAlign w:val="baseline"/>
           <w:rtl w:val="0"/>
         </w:rPr>
-        <w:t xml:space="preserve">«Тренировка со стулом не для слабых»</w:t>
-      </w:r>
-    </w:p>
-    <w:p>
-      <w:pPr>
-        <w:spacing w:after="120" w:lineRule="auto"/>
-        <w:rPr/>
-      </w:pPr>
-      <w:r>
-        <w:rPr>
-          <w:b w:val="1"/>
-          <w:bCs w:val="1"/>
-          <w:color w:val="1a1b1c"/>
-          <w:rtl w:val="0"/>
-        </w:rPr>
-        <w:t xml:space="preserve">Целевой сегмент: </w:t>
-      </w:r>
-      <w:r>
-        <w:rPr>
-          <w:color w:val="1a1b1c"/>
-          <w:rtl w:val="0"/>
-        </w:rPr>
-        <w:t xml:space="preserve">колени и спина, стыд за форму, тело стало другим</w:t>
-      </w:r>
-      <w:r>
-        <w:rPr>
-          <w:rtl w:val="0"/>
-        </w:rPr>
-      </w:r>
-    </w:p>
-    <w:p>
-      <w:pPr>
-        <w:pStyle w:val="Heading2"/>
-        <w:rPr/>
-      </w:pPr>
-      <w:r>
-        <w:rPr>
-          <w:rtl w:val="0"/>
-        </w:rPr>
-        <w:t xml:space="preserve">Формат 4: «История из жизни»</w:t>
-      </w:r>
-    </w:p>
-    <w:p>
-      <w:pPr>
-        <w:spacing w:after="120" w:lineRule="auto"/>
-        <w:rPr/>
-      </w:pPr>
-      <w:r>
-        <w:rPr>
-          <w:b w:val="1"/>
-          <w:bCs w:val="1"/>
-          <w:color w:val="1a1b1c"/>
-          <w:rtl w:val="0"/>
-        </w:rPr>
-        <w:t xml:space="preserve">Суть: </w:t>
-      </w:r>
-      <w:r>
-        <w:rPr>
-          <w:color w:val="1a1b1c"/>
-          <w:rtl w:val="0"/>
-        </w:rPr>
-        <w:t xml:space="preserve">Короткая личная история: лестница, отпуск, примерочная. Тренировка появляется как решение, без рекламы в лоб.</w:t>
-      </w:r>
-      <w:r>
-        <w:rPr>
-          <w:rtl w:val="0"/>
-        </w:rPr>
-      </w:r>
-    </w:p>
-    <w:p>
-      <w:pPr>
-        <w:spacing w:after="120" w:lineRule="auto"/>
-        <w:rPr/>
-      </w:pPr>
-      <w:r>
-        <w:rPr>
-          <w:b w:val="1"/>
-          <w:bCs w:val="1"/>
-          <w:color w:val="1a1b1c"/>
-          <w:rtl w:val="0"/>
-        </w:rPr>
-        <w:t xml:space="preserve">Почему работает: </w:t>
-      </w:r>
-      <w:r>
-        <w:rPr>
-          <w:color w:val="1a1b1c"/>
-          <w:rtl w:val="0"/>
-        </w:rPr>
-        <w:t xml:space="preserve">Гипотеза из аналитики Марии, цифрами пока не подтверждена: проверяем на первых роликах.</w:t>
-      </w:r>
-      <w:r>
-        <w:rPr>
-          <w:rtl w:val="0"/>
-        </w:rPr>
-      </w:r>
-    </w:p>
-    <w:p>
-      <w:pPr>
-        <w:spacing w:after="200" w:lineRule="auto"/>
-        <w:rPr/>
-      </w:pPr>
-      <w:r>
-        <w:rPr>
-          <w:color w:val="1a1b1c"/>
-          <w:rtl w:val="0"/>
-        </w:rPr>
-        <w:t xml:space="preserve">Примеры хуков:</w:t>
-      </w:r>
-      <w:r>
-        <w:rPr>
-          <w:rtl w:val="0"/>
-        </w:rPr>
+        <w:t xml:space="preserve">«Фитоняшки» и тела, не похожие на зрительниц</w:t>
       </w:r>
     </w:p>
     <w:p>
@@ -7970,7 +7967,7 @@
           <w:vertAlign w:val="baseline"/>
           <w:rtl w:val="0"/>
         </w:rPr>
-        <w:t xml:space="preserve">«Я поняла, что пора что-то менять, когда начала ждать лифт на второй этаж»</w:t>
+        <w:t xml:space="preserve">Цифры «минус 7 кг за месяц», проценты жира: результат показываем через самочувствие</w:t>
       </w:r>
     </w:p>
     <w:p>
@@ -8013,58 +8010,7 @@
           <w:vertAlign w:val="baseline"/>
           <w:rtl w:val="0"/>
         </w:rPr>
-        <w:t xml:space="preserve">«Я готовлюсь к отпуску не ради фото. Там 18 000 шагов в день»</w:t>
-      </w:r>
-    </w:p>
-    <w:p>
-      <w:pPr>
-        <w:spacing w:after="120" w:lineRule="auto"/>
-        <w:rPr/>
-      </w:pPr>
-      <w:r>
-        <w:rPr>
-          <w:b w:val="1"/>
-          <w:bCs w:val="1"/>
-          <w:color w:val="1a1b1c"/>
-          <w:rtl w:val="0"/>
-        </w:rPr>
-        <w:t xml:space="preserve">Целевой сегмент: </w:t>
-      </w:r>
-      <w:r>
-        <w:rPr>
-          <w:color w:val="1a1b1c"/>
-          <w:rtl w:val="0"/>
-        </w:rPr>
-        <w:t xml:space="preserve">хочет путешествовать, одежда сидит иначе</w:t>
-      </w:r>
-      <w:r>
-        <w:rPr>
-          <w:rtl w:val="0"/>
-        </w:rPr>
-      </w:r>
-    </w:p>
-    <w:p>
-      <w:pPr>
-        <w:pStyle w:val="Heading1"/>
-        <w:rPr/>
-      </w:pPr>
-      <w:r>
-        <w:rPr>
-          <w:rtl w:val="0"/>
-        </w:rPr>
-        <w:t xml:space="preserve">РАЗДЕЛ 6. ТЕХНИЧЕСКИЕ ТРЕБОВАНИЯ К КОНТЕНТУ</w:t>
-      </w:r>
-    </w:p>
-    <w:p>
-      <w:pPr>
-        <w:pStyle w:val="Heading2"/>
-        <w:rPr/>
-      </w:pPr>
-      <w:r>
-        <w:rPr>
-          <w:rtl w:val="0"/>
-        </w:rPr>
-        <w:t xml:space="preserve">Формула успеха (обязательно)</w:t>
+        <w:t xml:space="preserve">Слова «щадящий», «облегчённая программа», «для женщин в возрасте»: это обижает самых лояльных клиенток</w:t>
       </w:r>
     </w:p>
     <w:p>
@@ -8107,7 +8053,7 @@
           <w:vertAlign w:val="baseline"/>
           <w:rtl w:val="0"/>
         </w:rPr>
-        <w:t xml:space="preserve">Хронометраж около 20 секунд</w:t>
+        <w:t xml:space="preserve">Мотивационные лозунги «ты сможешь», «начни сегодня»</w:t>
       </w:r>
     </w:p>
     <w:p>
@@ -8150,7 +8096,7 @@
           <w:vertAlign w:val="baseline"/>
           <w:rtl w:val="0"/>
         </w:rPr>
-        <w:t xml:space="preserve">Одна боль и один призыв на ролик</w:t>
+        <w:t xml:space="preserve">Тренировки по часу и прыжки как основа ролика</w:t>
       </w:r>
     </w:p>
     <w:p>
@@ -8193,7 +8139,7 @@
           <w:vertAlign w:val="baseline"/>
           <w:rtl w:val="0"/>
         </w:rPr>
-        <w:t xml:space="preserve">Ситуация в первой фразе: «если давно не занимались», «нет сил после работы»</w:t>
+        <w:t xml:space="preserve">Съёмка «на коленке»: плохой свет и звук снижают доверие</w:t>
       </w:r>
     </w:p>
     <w:p>
@@ -8236,7 +8182,7 @@
           <w:vertAlign w:val="baseline"/>
           <w:rtl w:val="0"/>
         </w:rPr>
-        <w:t xml:space="preserve">Конкретное время или число: 7 минут, 1000 шагов</w:t>
+        <w:t xml:space="preserve">Умалчивать, что это подписка</w:t>
       </w:r>
     </w:p>
     <w:p>
@@ -8279,7 +8225,7 @@
           <w:vertAlign w:val="baseline"/>
           <w:rtl w:val="0"/>
         </w:rPr>
-        <w:t xml:space="preserve">Креатор сама занимается в кадре, дома</w:t>
+        <w:t xml:space="preserve">Обещать лечение и давать медицинские советы</w:t>
       </w:r>
     </w:p>
     <w:p>
@@ -8322,7 +8268,7 @@
           <w:vertAlign w:val="baseline"/>
           <w:rtl w:val="0"/>
         </w:rPr>
-        <w:t xml:space="preserve">Съёмка на телефон, дневной свет, чистый звук</w:t>
+        <w:t xml:space="preserve">Упоминать другие фитнес-сервисы</w:t>
       </w:r>
     </w:p>
     <w:p>
@@ -8365,363 +8311,781 @@
           <w:vertAlign w:val="baseline"/>
           <w:rtl w:val="0"/>
         </w:rPr>
-        <w:t xml:space="preserve">Субтитры или текст на экране</w:t>
-      </w:r>
-    </w:p>
-    <w:p>
-      <w:pPr>
-        <w:keepNext w:val="0"/>
-        <w:keepLines w:val="0"/>
-        <w:pageBreakBefore w:val="0"/>
-        <w:widowControl w:val="1"/>
-        <w:numPr>
-          <w:ilvl w:val="0"/>
-          <w:numId w:val="1"/>
-        </w:numPr>
-        <w:pBdr>
-          <w:top w:space="0" w:sz="0" w:val="nil"/>
-          <w:left w:space="0" w:sz="0" w:val="nil"/>
-          <w:bottom w:space="0" w:sz="0" w:val="nil"/>
-          <w:right w:space="0" w:sz="0" w:val="nil"/>
-          <w:between w:space="0" w:sz="0" w:val="nil"/>
-        </w:pBdr>
-        <w:shd w:fill="auto" w:val="clear"/>
-        <w:spacing w:after="80" w:before="0" w:line="240" w:lineRule="auto"/>
-        <w:ind w:left="720" w:right="0" w:hanging="360"/>
+        <w:t xml:space="preserve">Снимать в спортзале, в машине, на улице</w:t>
+      </w:r>
+    </w:p>
+    <w:p>
+      <w:pPr>
+        <w:pStyle w:val="Heading2"/>
+        <w:rPr/>
+      </w:pPr>
+      <w:r>
+        <w:rPr>
+          <w:rtl w:val="0"/>
+        </w:rPr>
+        <w:t xml:space="preserve">Как говорить и как не говорить</w:t>
+      </w:r>
+    </w:p>
+    <w:tbl>
+      <w:tblPr>
+        <w:tblStyle w:val="Table1"/>
+        <w:tblW w:w="9506.0" w:type="dxa"/>
         <w:jc w:val="left"/>
-        <w:rPr/>
-      </w:pPr>
-      <w:r>
-        <w:rPr>
-          <w:rFonts w:ascii="Arial" w:cs="Arial" w:eastAsia="Arial" w:hAnsi="Arial"/>
-          <w:b w:val="0"/>
-          <w:bCs w:val="0"/>
-          <w:i w:val="0"/>
-          <w:iCs w:val="0"/>
-          <w:smallCaps w:val="0"/>
-          <w:strike w:val="0"/>
-          <w:color w:val="000000"/>
-          <w:sz w:val="22"/>
-          <w:szCs w:val="22"/>
-          <w:u w:val="none"/>
-          <w:shd w:fill="auto" w:val="clear"/>
-          <w:vertAlign w:val="baseline"/>
-          <w:rtl w:val="0"/>
-        </w:rPr>
-        <w:t xml:space="preserve">Начинать с хука или готового действия, НЕ с приветствия</w:t>
-      </w:r>
-    </w:p>
-    <w:p>
-      <w:pPr>
-        <w:pStyle w:val="Heading2"/>
-        <w:rPr/>
-      </w:pPr>
-      <w:r>
-        <w:rPr>
-          <w:rtl w:val="0"/>
-        </w:rPr>
-        <w:t xml:space="preserve">Категорически нельзя</w:t>
-      </w:r>
-    </w:p>
-    <w:p>
-      <w:pPr>
-        <w:keepNext w:val="0"/>
-        <w:keepLines w:val="0"/>
-        <w:pageBreakBefore w:val="0"/>
-        <w:widowControl w:val="1"/>
-        <w:numPr>
-          <w:ilvl w:val="0"/>
-          <w:numId w:val="1"/>
-        </w:numPr>
-        <w:pBdr>
-          <w:top w:space="0" w:sz="0" w:val="nil"/>
-          <w:left w:space="0" w:sz="0" w:val="nil"/>
-          <w:bottom w:space="0" w:sz="0" w:val="nil"/>
-          <w:right w:space="0" w:sz="0" w:val="nil"/>
-          <w:between w:space="0" w:sz="0" w:val="nil"/>
-        </w:pBdr>
-        <w:shd w:fill="auto" w:val="clear"/>
-        <w:spacing w:after="80" w:before="0" w:line="240" w:lineRule="auto"/>
-        <w:ind w:left="720" w:right="0" w:hanging="360"/>
-        <w:jc w:val="left"/>
-        <w:rPr/>
-      </w:pPr>
-      <w:r>
-        <w:rPr>
-          <w:rFonts w:ascii="Arial" w:cs="Arial" w:eastAsia="Arial" w:hAnsi="Arial"/>
-          <w:b w:val="0"/>
-          <w:bCs w:val="0"/>
-          <w:i w:val="0"/>
-          <w:iCs w:val="0"/>
-          <w:smallCaps w:val="0"/>
-          <w:strike w:val="0"/>
-          <w:color w:val="000000"/>
-          <w:sz w:val="22"/>
-          <w:szCs w:val="22"/>
-          <w:u w:val="none"/>
-          <w:shd w:fill="auto" w:val="clear"/>
-          <w:vertAlign w:val="baseline"/>
-          <w:rtl w:val="0"/>
-        </w:rPr>
-        <w:t xml:space="preserve">Снимать в спортзале, в машине, на улице</w:t>
-      </w:r>
-    </w:p>
-    <w:p>
-      <w:pPr>
-        <w:keepNext w:val="0"/>
-        <w:keepLines w:val="0"/>
-        <w:pageBreakBefore w:val="0"/>
-        <w:widowControl w:val="1"/>
-        <w:numPr>
-          <w:ilvl w:val="0"/>
-          <w:numId w:val="1"/>
-        </w:numPr>
-        <w:pBdr>
-          <w:top w:space="0" w:sz="0" w:val="nil"/>
-          <w:left w:space="0" w:sz="0" w:val="nil"/>
-          <w:bottom w:space="0" w:sz="0" w:val="nil"/>
-          <w:right w:space="0" w:sz="0" w:val="nil"/>
-          <w:between w:space="0" w:sz="0" w:val="nil"/>
-        </w:pBdr>
-        <w:shd w:fill="auto" w:val="clear"/>
-        <w:spacing w:after="80" w:before="0" w:line="240" w:lineRule="auto"/>
-        <w:ind w:left="720" w:right="0" w:hanging="360"/>
-        <w:jc w:val="left"/>
-        <w:rPr/>
-      </w:pPr>
-      <w:r>
-        <w:rPr>
-          <w:rFonts w:ascii="Arial" w:cs="Arial" w:eastAsia="Arial" w:hAnsi="Arial"/>
-          <w:b w:val="0"/>
-          <w:bCs w:val="0"/>
-          <w:i w:val="0"/>
-          <w:iCs w:val="0"/>
-          <w:smallCaps w:val="0"/>
-          <w:strike w:val="0"/>
-          <w:color w:val="000000"/>
-          <w:sz w:val="22"/>
-          <w:szCs w:val="22"/>
-          <w:u w:val="none"/>
-          <w:shd w:fill="auto" w:val="clear"/>
-          <w:vertAlign w:val="baseline"/>
-          <w:rtl w:val="0"/>
-        </w:rPr>
-        <w:t xml:space="preserve">Обещать лечение, избавление от боли, результат в килограммах и сроках</w:t>
-      </w:r>
-    </w:p>
-    <w:p>
-      <w:pPr>
-        <w:keepNext w:val="0"/>
-        <w:keepLines w:val="0"/>
-        <w:pageBreakBefore w:val="0"/>
-        <w:widowControl w:val="1"/>
-        <w:numPr>
-          <w:ilvl w:val="0"/>
-          <w:numId w:val="1"/>
-        </w:numPr>
-        <w:pBdr>
-          <w:top w:space="0" w:sz="0" w:val="nil"/>
-          <w:left w:space="0" w:sz="0" w:val="nil"/>
-          <w:bottom w:space="0" w:sz="0" w:val="nil"/>
-          <w:right w:space="0" w:sz="0" w:val="nil"/>
-          <w:between w:space="0" w:sz="0" w:val="nil"/>
-        </w:pBdr>
-        <w:shd w:fill="auto" w:val="clear"/>
-        <w:spacing w:after="80" w:before="0" w:line="240" w:lineRule="auto"/>
-        <w:ind w:left="720" w:right="0" w:hanging="360"/>
-        <w:jc w:val="left"/>
-        <w:rPr/>
-      </w:pPr>
-      <w:r>
-        <w:rPr>
-          <w:rFonts w:ascii="Arial" w:cs="Arial" w:eastAsia="Arial" w:hAnsi="Arial"/>
-          <w:b w:val="0"/>
-          <w:bCs w:val="0"/>
-          <w:i w:val="0"/>
-          <w:iCs w:val="0"/>
-          <w:smallCaps w:val="0"/>
-          <w:strike w:val="0"/>
-          <w:color w:val="000000"/>
-          <w:sz w:val="22"/>
-          <w:szCs w:val="22"/>
-          <w:u w:val="none"/>
-          <w:shd w:fill="auto" w:val="clear"/>
-          <w:vertAlign w:val="baseline"/>
-          <w:rtl w:val="0"/>
-        </w:rPr>
-        <w:t xml:space="preserve">Обещать «убрать живот» и другое точечное похудение</w:t>
-      </w:r>
-    </w:p>
-    <w:p>
-      <w:pPr>
-        <w:keepNext w:val="0"/>
-        <w:keepLines w:val="0"/>
-        <w:pageBreakBefore w:val="0"/>
-        <w:widowControl w:val="1"/>
-        <w:numPr>
-          <w:ilvl w:val="0"/>
-          <w:numId w:val="1"/>
-        </w:numPr>
-        <w:pBdr>
-          <w:top w:space="0" w:sz="0" w:val="nil"/>
-          <w:left w:space="0" w:sz="0" w:val="nil"/>
-          <w:bottom w:space="0" w:sz="0" w:val="nil"/>
-          <w:right w:space="0" w:sz="0" w:val="nil"/>
-          <w:between w:space="0" w:sz="0" w:val="nil"/>
-        </w:pBdr>
-        <w:shd w:fill="auto" w:val="clear"/>
-        <w:spacing w:after="80" w:before="0" w:line="240" w:lineRule="auto"/>
-        <w:ind w:left="720" w:right="0" w:hanging="360"/>
-        <w:jc w:val="left"/>
-        <w:rPr/>
-      </w:pPr>
-      <w:r>
-        <w:rPr>
-          <w:rFonts w:ascii="Arial" w:cs="Arial" w:eastAsia="Arial" w:hAnsi="Arial"/>
-          <w:b w:val="0"/>
-          <w:bCs w:val="0"/>
-          <w:i w:val="0"/>
-          <w:iCs w:val="0"/>
-          <w:smallCaps w:val="0"/>
-          <w:strike w:val="0"/>
-          <w:color w:val="000000"/>
-          <w:sz w:val="22"/>
-          <w:szCs w:val="22"/>
-          <w:u w:val="none"/>
-          <w:shd w:fill="auto" w:val="clear"/>
-          <w:vertAlign w:val="baseline"/>
-          <w:rtl w:val="0"/>
-        </w:rPr>
-        <w:t xml:space="preserve">Говорить, что тренировки лечат гормоны или менопаузу; давать медицинские советы</w:t>
-      </w:r>
-    </w:p>
-    <w:p>
-      <w:pPr>
-        <w:keepNext w:val="0"/>
-        <w:keepLines w:val="0"/>
-        <w:pageBreakBefore w:val="0"/>
-        <w:widowControl w:val="1"/>
-        <w:numPr>
-          <w:ilvl w:val="0"/>
-          <w:numId w:val="1"/>
-        </w:numPr>
-        <w:pBdr>
-          <w:top w:space="0" w:sz="0" w:val="nil"/>
-          <w:left w:space="0" w:sz="0" w:val="nil"/>
-          <w:bottom w:space="0" w:sz="0" w:val="nil"/>
-          <w:right w:space="0" w:sz="0" w:val="nil"/>
-          <w:between w:space="0" w:sz="0" w:val="nil"/>
-        </w:pBdr>
-        <w:shd w:fill="auto" w:val="clear"/>
-        <w:spacing w:after="80" w:before="0" w:line="240" w:lineRule="auto"/>
-        <w:ind w:left="720" w:right="0" w:hanging="360"/>
-        <w:jc w:val="left"/>
-        <w:rPr/>
-      </w:pPr>
-      <w:r>
-        <w:rPr>
-          <w:rFonts w:ascii="Arial" w:cs="Arial" w:eastAsia="Arial" w:hAnsi="Arial"/>
-          <w:b w:val="0"/>
-          <w:bCs w:val="0"/>
-          <w:i w:val="0"/>
-          <w:iCs w:val="0"/>
-          <w:smallCaps w:val="0"/>
-          <w:strike w:val="0"/>
-          <w:color w:val="000000"/>
-          <w:sz w:val="22"/>
-          <w:szCs w:val="22"/>
-          <w:u w:val="none"/>
-          <w:shd w:fill="auto" w:val="clear"/>
-          <w:vertAlign w:val="baseline"/>
-          <w:rtl w:val="0"/>
-        </w:rPr>
-        <w:t xml:space="preserve">Стыдить за тело, вес и возраст</w:t>
-      </w:r>
-    </w:p>
-    <w:p>
-      <w:pPr>
-        <w:keepNext w:val="0"/>
-        <w:keepLines w:val="0"/>
-        <w:pageBreakBefore w:val="0"/>
-        <w:widowControl w:val="1"/>
-        <w:numPr>
-          <w:ilvl w:val="0"/>
-          <w:numId w:val="1"/>
-        </w:numPr>
-        <w:pBdr>
-          <w:top w:space="0" w:sz="0" w:val="nil"/>
-          <w:left w:space="0" w:sz="0" w:val="nil"/>
-          <w:bottom w:space="0" w:sz="0" w:val="nil"/>
-          <w:right w:space="0" w:sz="0" w:val="nil"/>
-          <w:between w:space="0" w:sz="0" w:val="nil"/>
-        </w:pBdr>
-        <w:shd w:fill="auto" w:val="clear"/>
-        <w:spacing w:after="80" w:before="0" w:line="240" w:lineRule="auto"/>
-        <w:ind w:left="720" w:right="0" w:hanging="360"/>
-        <w:jc w:val="left"/>
-        <w:rPr/>
-      </w:pPr>
-      <w:r>
-        <w:rPr>
-          <w:rFonts w:ascii="Arial" w:cs="Arial" w:eastAsia="Arial" w:hAnsi="Arial"/>
-          <w:b w:val="0"/>
-          <w:bCs w:val="0"/>
-          <w:i w:val="0"/>
-          <w:iCs w:val="0"/>
-          <w:smallCaps w:val="0"/>
-          <w:strike w:val="0"/>
-          <w:color w:val="000000"/>
-          <w:sz w:val="22"/>
-          <w:szCs w:val="22"/>
-          <w:u w:val="none"/>
-          <w:shd w:fill="auto" w:val="clear"/>
-          <w:vertAlign w:val="baseline"/>
-          <w:rtl w:val="0"/>
-        </w:rPr>
-        <w:t xml:space="preserve">Говорить со зрительницей свысока или как с пожилой: женщина 40+ у нас самостоятельная и активная</w:t>
-      </w:r>
-    </w:p>
-    <w:p>
-      <w:pPr>
-        <w:keepNext w:val="0"/>
-        <w:keepLines w:val="0"/>
-        <w:pageBreakBefore w:val="0"/>
-        <w:widowControl w:val="1"/>
-        <w:numPr>
-          <w:ilvl w:val="0"/>
-          <w:numId w:val="1"/>
-        </w:numPr>
-        <w:pBdr>
-          <w:top w:space="0" w:sz="0" w:val="nil"/>
-          <w:left w:space="0" w:sz="0" w:val="nil"/>
-          <w:bottom w:space="0" w:sz="0" w:val="nil"/>
-          <w:right w:space="0" w:sz="0" w:val="nil"/>
-          <w:between w:space="0" w:sz="0" w:val="nil"/>
-        </w:pBdr>
-        <w:shd w:fill="auto" w:val="clear"/>
-        <w:spacing w:after="80" w:before="0" w:line="240" w:lineRule="auto"/>
-        <w:ind w:left="720" w:right="0" w:hanging="360"/>
-        <w:jc w:val="left"/>
-        <w:rPr/>
-      </w:pPr>
-      <w:r>
-        <w:rPr>
-          <w:rFonts w:ascii="Arial" w:cs="Arial" w:eastAsia="Arial" w:hAnsi="Arial"/>
-          <w:b w:val="0"/>
-          <w:bCs w:val="0"/>
-          <w:i w:val="0"/>
-          <w:iCs w:val="0"/>
-          <w:smallCaps w:val="0"/>
-          <w:strike w:val="0"/>
-          <w:color w:val="000000"/>
-          <w:sz w:val="22"/>
-          <w:szCs w:val="22"/>
-          <w:u w:val="none"/>
-          <w:shd w:fill="auto" w:val="clear"/>
-          <w:vertAlign w:val="baseline"/>
-          <w:rtl w:val="0"/>
-        </w:rPr>
-        <w:t xml:space="preserve">Упоминать другие фитнес-сервисы</w:t>
+        <w:tblBorders>
+          <w:top w:color="000000" w:space="0" w:sz="4" w:val="single"/>
+          <w:left w:color="000000" w:space="0" w:sz="4" w:val="single"/>
+          <w:bottom w:color="000000" w:space="0" w:sz="4" w:val="single"/>
+          <w:right w:color="000000" w:space="0" w:sz="4" w:val="single"/>
+          <w:insideH w:color="000000" w:space="0" w:sz="4" w:val="single"/>
+          <w:insideV w:color="000000" w:space="0" w:sz="4" w:val="single"/>
+        </w:tblBorders>
+        <w:tblLayout w:type="fixed"/>
+        <w:tblLook w:val="0400"/>
+      </w:tblPr>
+      <w:tblGrid>
+        <w:gridCol w:w="3000"/>
+        <w:gridCol w:w="6506"/>
+        <w:tblGridChange w:id="0">
+          <w:tblGrid>
+            <w:gridCol w:w="3000"/>
+            <w:gridCol w:w="6506"/>
+          </w:tblGrid>
+        </w:tblGridChange>
+      </w:tblGrid>
+      <w:tr>
+        <w:trPr>
+          <w:cantSplit w:val="0"/>
+          <w:tblHeader w:val="0"/>
+        </w:trPr>
+        <w:tc>
+          <w:tcPr>
+            <w:tcBorders>
+              <w:top w:color="cccccc" w:space="0" w:sz="4" w:val="single"/>
+              <w:left w:color="cccccc" w:space="0" w:sz="4" w:val="single"/>
+              <w:bottom w:color="cccccc" w:space="0" w:sz="4" w:val="single"/>
+              <w:right w:color="cccccc" w:space="0" w:sz="4" w:val="single"/>
+            </w:tcBorders>
+            <w:shd w:fill="3d3a61" w:val="clear"/>
+            <w:tcMar>
+              <w:top w:w="80.0" w:type="dxa"/>
+              <w:left w:w="120.0" w:type="dxa"/>
+              <w:bottom w:w="80.0" w:type="dxa"/>
+              <w:right w:w="120.0" w:type="dxa"/>
+            </w:tcMar>
+            <w:vAlign w:val="center"/>
+          </w:tcPr>
+          <w:p>
+            <w:pPr>
+              <w:rPr/>
+            </w:pPr>
+            <w:r>
+              <w:rPr>
+                <w:b w:val="1"/>
+                <w:bCs w:val="1"/>
+                <w:color w:val="ffffff"/>
+                <w:sz w:val="20"/>
+                <w:szCs w:val="20"/>
+                <w:rtl w:val="0"/>
+              </w:rPr>
+              <w:t xml:space="preserve">Говорить</w:t>
+            </w:r>
+            <w:r>
+              <w:rPr>
+                <w:rtl w:val="0"/>
+              </w:rPr>
+            </w:r>
+          </w:p>
+        </w:tc>
+        <w:tc>
+          <w:tcPr>
+            <w:tcBorders>
+              <w:top w:color="cccccc" w:space="0" w:sz="4" w:val="single"/>
+              <w:left w:color="cccccc" w:space="0" w:sz="4" w:val="single"/>
+              <w:bottom w:color="cccccc" w:space="0" w:sz="4" w:val="single"/>
+              <w:right w:color="cccccc" w:space="0" w:sz="4" w:val="single"/>
+            </w:tcBorders>
+            <w:shd w:fill="3d3a61" w:val="clear"/>
+            <w:tcMar>
+              <w:top w:w="80.0" w:type="dxa"/>
+              <w:left w:w="120.0" w:type="dxa"/>
+              <w:bottom w:w="80.0" w:type="dxa"/>
+              <w:right w:w="120.0" w:type="dxa"/>
+            </w:tcMar>
+            <w:vAlign w:val="center"/>
+          </w:tcPr>
+          <w:p>
+            <w:pPr>
+              <w:rPr/>
+            </w:pPr>
+            <w:r>
+              <w:rPr>
+                <w:b w:val="1"/>
+                <w:bCs w:val="1"/>
+                <w:color w:val="ffffff"/>
+                <w:sz w:val="20"/>
+                <w:szCs w:val="20"/>
+                <w:rtl w:val="0"/>
+              </w:rPr>
+              <w:t xml:space="preserve">Не говорить</w:t>
+            </w:r>
+            <w:r>
+              <w:rPr>
+                <w:rtl w:val="0"/>
+              </w:rPr>
+            </w:r>
+          </w:p>
+        </w:tc>
+      </w:tr>
+      <w:tr>
+        <w:trPr>
+          <w:cantSplit w:val="0"/>
+          <w:tblHeader w:val="0"/>
+        </w:trPr>
+        <w:tc>
+          <w:tcPr>
+            <w:tcBorders>
+              <w:top w:color="cccccc" w:space="0" w:sz="4" w:val="single"/>
+              <w:left w:color="cccccc" w:space="0" w:sz="4" w:val="single"/>
+              <w:bottom w:color="cccccc" w:space="0" w:sz="4" w:val="single"/>
+              <w:right w:color="cccccc" w:space="0" w:sz="4" w:val="single"/>
+            </w:tcBorders>
+            <w:tcMar>
+              <w:top w:w="80.0" w:type="dxa"/>
+              <w:left w:w="120.0" w:type="dxa"/>
+              <w:bottom w:w="80.0" w:type="dxa"/>
+              <w:right w:w="120.0" w:type="dxa"/>
+            </w:tcMar>
+            <w:vAlign w:val="center"/>
+          </w:tcPr>
+          <w:p>
+            <w:pPr>
+              <w:rPr/>
+            </w:pPr>
+            <w:r>
+              <w:rPr>
+                <w:b w:val="1"/>
+                <w:bCs w:val="1"/>
+                <w:color w:val="1a1b1c"/>
+                <w:sz w:val="20"/>
+                <w:szCs w:val="20"/>
+                <w:rtl w:val="0"/>
+              </w:rPr>
+              <w:t xml:space="preserve">«План под тебя», «не надо искать»</w:t>
+            </w:r>
+            <w:r>
+              <w:rPr>
+                <w:rtl w:val="0"/>
+              </w:rPr>
+            </w:r>
+          </w:p>
+        </w:tc>
+        <w:tc>
+          <w:tcPr>
+            <w:tcBorders>
+              <w:top w:color="cccccc" w:space="0" w:sz="4" w:val="single"/>
+              <w:left w:color="cccccc" w:space="0" w:sz="4" w:val="single"/>
+              <w:bottom w:color="cccccc" w:space="0" w:sz="4" w:val="single"/>
+              <w:right w:color="cccccc" w:space="0" w:sz="4" w:val="single"/>
+            </w:tcBorders>
+            <w:tcMar>
+              <w:top w:w="80.0" w:type="dxa"/>
+              <w:left w:w="120.0" w:type="dxa"/>
+              <w:bottom w:w="80.0" w:type="dxa"/>
+              <w:right w:w="120.0" w:type="dxa"/>
+            </w:tcMar>
+            <w:vAlign w:val="center"/>
+          </w:tcPr>
+          <w:p>
+            <w:pPr>
+              <w:rPr/>
+            </w:pPr>
+            <w:r>
+              <w:rPr>
+                <w:color w:val="1a1b1c"/>
+                <w:sz w:val="20"/>
+                <w:szCs w:val="20"/>
+                <w:rtl w:val="0"/>
+              </w:rPr>
+              <w:t xml:space="preserve">«Библиотека тренировок», «тысячи видео»</w:t>
+            </w:r>
+            <w:r>
+              <w:rPr>
+                <w:rtl w:val="0"/>
+              </w:rPr>
+            </w:r>
+          </w:p>
+        </w:tc>
+      </w:tr>
+      <w:tr>
+        <w:trPr>
+          <w:cantSplit w:val="0"/>
+          <w:tblHeader w:val="0"/>
+        </w:trPr>
+        <w:tc>
+          <w:tcPr>
+            <w:tcBorders>
+              <w:top w:color="cccccc" w:space="0" w:sz="4" w:val="single"/>
+              <w:left w:color="cccccc" w:space="0" w:sz="4" w:val="single"/>
+              <w:bottom w:color="cccccc" w:space="0" w:sz="4" w:val="single"/>
+              <w:right w:color="cccccc" w:space="0" w:sz="4" w:val="single"/>
+            </w:tcBorders>
+            <w:tcMar>
+              <w:top w:w="80.0" w:type="dxa"/>
+              <w:left w:w="120.0" w:type="dxa"/>
+              <w:bottom w:w="80.0" w:type="dxa"/>
+              <w:right w:w="120.0" w:type="dxa"/>
+            </w:tcMar>
+            <w:vAlign w:val="center"/>
+          </w:tcPr>
+          <w:p>
+            <w:pPr>
+              <w:rPr/>
+            </w:pPr>
+            <w:r>
+              <w:rPr>
+                <w:b w:val="1"/>
+                <w:bCs w:val="1"/>
+                <w:color w:val="1a1b1c"/>
+                <w:sz w:val="20"/>
+                <w:szCs w:val="20"/>
+                <w:rtl w:val="0"/>
+              </w:rPr>
+              <w:t xml:space="preserve">«15-30 минут», «до работы», «пока все спят»</w:t>
+            </w:r>
+            <w:r>
+              <w:rPr>
+                <w:rtl w:val="0"/>
+              </w:rPr>
+            </w:r>
+          </w:p>
+        </w:tc>
+        <w:tc>
+          <w:tcPr>
+            <w:tcBorders>
+              <w:top w:color="cccccc" w:space="0" w:sz="4" w:val="single"/>
+              <w:left w:color="cccccc" w:space="0" w:sz="4" w:val="single"/>
+              <w:bottom w:color="cccccc" w:space="0" w:sz="4" w:val="single"/>
+              <w:right w:color="cccccc" w:space="0" w:sz="4" w:val="single"/>
+            </w:tcBorders>
+            <w:tcMar>
+              <w:top w:w="80.0" w:type="dxa"/>
+              <w:left w:w="120.0" w:type="dxa"/>
+              <w:bottom w:w="80.0" w:type="dxa"/>
+              <w:right w:w="120.0" w:type="dxa"/>
+            </w:tcMar>
+            <w:vAlign w:val="center"/>
+          </w:tcPr>
+          <w:p>
+            <w:pPr>
+              <w:rPr/>
+            </w:pPr>
+            <w:r>
+              <w:rPr>
+                <w:color w:val="1a1b1c"/>
+                <w:sz w:val="20"/>
+                <w:szCs w:val="20"/>
+                <w:rtl w:val="0"/>
+              </w:rPr>
+              <w:t xml:space="preserve">«Час в день», «полноценная тренировка»</w:t>
+            </w:r>
+            <w:r>
+              <w:rPr>
+                <w:rtl w:val="0"/>
+              </w:rPr>
+            </w:r>
+          </w:p>
+        </w:tc>
+      </w:tr>
+      <w:tr>
+        <w:trPr>
+          <w:cantSplit w:val="0"/>
+          <w:tblHeader w:val="0"/>
+        </w:trPr>
+        <w:tc>
+          <w:tcPr>
+            <w:tcBorders>
+              <w:top w:color="cccccc" w:space="0" w:sz="4" w:val="single"/>
+              <w:left w:color="cccccc" w:space="0" w:sz="4" w:val="single"/>
+              <w:bottom w:color="cccccc" w:space="0" w:sz="4" w:val="single"/>
+              <w:right w:color="cccccc" w:space="0" w:sz="4" w:val="single"/>
+            </w:tcBorders>
+            <w:tcMar>
+              <w:top w:w="80.0" w:type="dxa"/>
+              <w:left w:w="120.0" w:type="dxa"/>
+              <w:bottom w:w="80.0" w:type="dxa"/>
+              <w:right w:w="120.0" w:type="dxa"/>
+            </w:tcMar>
+            <w:vAlign w:val="center"/>
+          </w:tcPr>
+          <w:p>
+            <w:pPr>
+              <w:rPr/>
+            </w:pPr>
+            <w:r>
+              <w:rPr>
+                <w:b w:val="1"/>
+                <w:bCs w:val="1"/>
+                <w:color w:val="1a1b1c"/>
+                <w:sz w:val="20"/>
+                <w:szCs w:val="20"/>
+                <w:rtl w:val="0"/>
+              </w:rPr>
+              <w:t xml:space="preserve">«Дома, без дороги»</w:t>
+            </w:r>
+            <w:r>
+              <w:rPr>
+                <w:rtl w:val="0"/>
+              </w:rPr>
+            </w:r>
+          </w:p>
+        </w:tc>
+        <w:tc>
+          <w:tcPr>
+            <w:tcBorders>
+              <w:top w:color="cccccc" w:space="0" w:sz="4" w:val="single"/>
+              <w:left w:color="cccccc" w:space="0" w:sz="4" w:val="single"/>
+              <w:bottom w:color="cccccc" w:space="0" w:sz="4" w:val="single"/>
+              <w:right w:color="cccccc" w:space="0" w:sz="4" w:val="single"/>
+            </w:tcBorders>
+            <w:tcMar>
+              <w:top w:w="80.0" w:type="dxa"/>
+              <w:left w:w="120.0" w:type="dxa"/>
+              <w:bottom w:w="80.0" w:type="dxa"/>
+              <w:right w:w="120.0" w:type="dxa"/>
+            </w:tcMar>
+            <w:vAlign w:val="center"/>
+          </w:tcPr>
+          <w:p>
+            <w:pPr>
+              <w:rPr/>
+            </w:pPr>
+            <w:r>
+              <w:rPr>
+                <w:color w:val="1a1b1c"/>
+                <w:sz w:val="20"/>
+                <w:szCs w:val="20"/>
+                <w:rtl w:val="0"/>
+              </w:rPr>
+              <w:t xml:space="preserve">«Как в зале», «заменит зал»</w:t>
+            </w:r>
+            <w:r>
+              <w:rPr>
+                <w:rtl w:val="0"/>
+              </w:rPr>
+            </w:r>
+          </w:p>
+        </w:tc>
+      </w:tr>
+      <w:tr>
+        <w:trPr>
+          <w:cantSplit w:val="0"/>
+          <w:tblHeader w:val="0"/>
+        </w:trPr>
+        <w:tc>
+          <w:tcPr>
+            <w:tcBorders>
+              <w:top w:color="cccccc" w:space="0" w:sz="4" w:val="single"/>
+              <w:left w:color="cccccc" w:space="0" w:sz="4" w:val="single"/>
+              <w:bottom w:color="cccccc" w:space="0" w:sz="4" w:val="single"/>
+              <w:right w:color="cccccc" w:space="0" w:sz="4" w:val="single"/>
+            </w:tcBorders>
+            <w:tcMar>
+              <w:top w:w="80.0" w:type="dxa"/>
+              <w:left w:w="120.0" w:type="dxa"/>
+              <w:bottom w:w="80.0" w:type="dxa"/>
+              <w:right w:w="120.0" w:type="dxa"/>
+            </w:tcMar>
+            <w:vAlign w:val="center"/>
+          </w:tcPr>
+          <w:p>
+            <w:pPr>
+              <w:rPr/>
+            </w:pPr>
+            <w:r>
+              <w:rPr>
+                <w:b w:val="1"/>
+                <w:bCs w:val="1"/>
+                <w:color w:val="1a1b1c"/>
+                <w:sz w:val="20"/>
+                <w:szCs w:val="20"/>
+                <w:rtl w:val="0"/>
+              </w:rPr>
+              <w:t xml:space="preserve">«С учётом спины и коленей», «по вашему уровню»</w:t>
+            </w:r>
+            <w:r>
+              <w:rPr>
+                <w:rtl w:val="0"/>
+              </w:rPr>
+            </w:r>
+          </w:p>
+        </w:tc>
+        <w:tc>
+          <w:tcPr>
+            <w:tcBorders>
+              <w:top w:color="cccccc" w:space="0" w:sz="4" w:val="single"/>
+              <w:left w:color="cccccc" w:space="0" w:sz="4" w:val="single"/>
+              <w:bottom w:color="cccccc" w:space="0" w:sz="4" w:val="single"/>
+              <w:right w:color="cccccc" w:space="0" w:sz="4" w:val="single"/>
+            </w:tcBorders>
+            <w:tcMar>
+              <w:top w:w="80.0" w:type="dxa"/>
+              <w:left w:w="120.0" w:type="dxa"/>
+              <w:bottom w:w="80.0" w:type="dxa"/>
+              <w:right w:w="120.0" w:type="dxa"/>
+            </w:tcMar>
+            <w:vAlign w:val="center"/>
+          </w:tcPr>
+          <w:p>
+            <w:pPr>
+              <w:rPr/>
+            </w:pPr>
+            <w:r>
+              <w:rPr>
+                <w:color w:val="1a1b1c"/>
+                <w:sz w:val="20"/>
+                <w:szCs w:val="20"/>
+                <w:rtl w:val="0"/>
+              </w:rPr>
+              <w:t xml:space="preserve">«Щадящий», «для женщин в возрасте», «для пожилых»</w:t>
+            </w:r>
+            <w:r>
+              <w:rPr>
+                <w:rtl w:val="0"/>
+              </w:rPr>
+            </w:r>
+          </w:p>
+        </w:tc>
+      </w:tr>
+      <w:tr>
+        <w:trPr>
+          <w:cantSplit w:val="0"/>
+          <w:tblHeader w:val="0"/>
+        </w:trPr>
+        <w:tc>
+          <w:tcPr>
+            <w:tcBorders>
+              <w:top w:color="cccccc" w:space="0" w:sz="4" w:val="single"/>
+              <w:left w:color="cccccc" w:space="0" w:sz="4" w:val="single"/>
+              <w:bottom w:color="cccccc" w:space="0" w:sz="4" w:val="single"/>
+              <w:right w:color="cccccc" w:space="0" w:sz="4" w:val="single"/>
+            </w:tcBorders>
+            <w:tcMar>
+              <w:top w:w="80.0" w:type="dxa"/>
+              <w:left w:w="120.0" w:type="dxa"/>
+              <w:bottom w:w="80.0" w:type="dxa"/>
+              <w:right w:w="120.0" w:type="dxa"/>
+            </w:tcMar>
+            <w:vAlign w:val="center"/>
+          </w:tcPr>
+          <w:p>
+            <w:pPr>
+              <w:rPr/>
+            </w:pPr>
+            <w:r>
+              <w:rPr>
+                <w:b w:val="1"/>
+                <w:bCs w:val="1"/>
+                <w:color w:val="1a1b1c"/>
+                <w:sz w:val="20"/>
+                <w:szCs w:val="20"/>
+                <w:rtl w:val="0"/>
+              </w:rPr>
+              <w:t xml:space="preserve">«Тренер объяснит технику»</w:t>
+            </w:r>
+            <w:r>
+              <w:rPr>
+                <w:rtl w:val="0"/>
+              </w:rPr>
+            </w:r>
+          </w:p>
+        </w:tc>
+        <w:tc>
+          <w:tcPr>
+            <w:tcBorders>
+              <w:top w:color="cccccc" w:space="0" w:sz="4" w:val="single"/>
+              <w:left w:color="cccccc" w:space="0" w:sz="4" w:val="single"/>
+              <w:bottom w:color="cccccc" w:space="0" w:sz="4" w:val="single"/>
+              <w:right w:color="cccccc" w:space="0" w:sz="4" w:val="single"/>
+            </w:tcBorders>
+            <w:tcMar>
+              <w:top w:w="80.0" w:type="dxa"/>
+              <w:left w:w="120.0" w:type="dxa"/>
+              <w:bottom w:w="80.0" w:type="dxa"/>
+              <w:right w:w="120.0" w:type="dxa"/>
+            </w:tcMar>
+            <w:vAlign w:val="center"/>
+          </w:tcPr>
+          <w:p>
+            <w:pPr>
+              <w:rPr/>
+            </w:pPr>
+            <w:r>
+              <w:rPr>
+                <w:color w:val="1a1b1c"/>
+                <w:sz w:val="20"/>
+                <w:szCs w:val="20"/>
+                <w:rtl w:val="0"/>
+              </w:rPr>
+              <w:t xml:space="preserve">«Просто повторяй», «сожги калории»</w:t>
+            </w:r>
+            <w:r>
+              <w:rPr>
+                <w:rtl w:val="0"/>
+              </w:rPr>
+            </w:r>
+          </w:p>
+        </w:tc>
+      </w:tr>
+      <w:tr>
+        <w:trPr>
+          <w:cantSplit w:val="0"/>
+          <w:tblHeader w:val="0"/>
+        </w:trPr>
+        <w:tc>
+          <w:tcPr>
+            <w:tcBorders>
+              <w:top w:color="cccccc" w:space="0" w:sz="4" w:val="single"/>
+              <w:left w:color="cccccc" w:space="0" w:sz="4" w:val="single"/>
+              <w:bottom w:color="cccccc" w:space="0" w:sz="4" w:val="single"/>
+              <w:right w:color="cccccc" w:space="0" w:sz="4" w:val="single"/>
+            </w:tcBorders>
+            <w:tcMar>
+              <w:top w:w="80.0" w:type="dxa"/>
+              <w:left w:w="120.0" w:type="dxa"/>
+              <w:bottom w:w="80.0" w:type="dxa"/>
+              <w:right w:w="120.0" w:type="dxa"/>
+            </w:tcMar>
+            <w:vAlign w:val="center"/>
+          </w:tcPr>
+          <w:p>
+            <w:pPr>
+              <w:rPr/>
+            </w:pPr>
+            <w:r>
+              <w:rPr>
+                <w:b w:val="1"/>
+                <w:bCs w:val="1"/>
+                <w:color w:val="1a1b1c"/>
+                <w:sz w:val="20"/>
+                <w:szCs w:val="20"/>
+                <w:rtl w:val="0"/>
+              </w:rPr>
+              <w:t xml:space="preserve">«Почувствуешь после первого занятия»</w:t>
+            </w:r>
+            <w:r>
+              <w:rPr>
+                <w:rtl w:val="0"/>
+              </w:rPr>
+            </w:r>
+          </w:p>
+        </w:tc>
+        <w:tc>
+          <w:tcPr>
+            <w:tcBorders>
+              <w:top w:color="cccccc" w:space="0" w:sz="4" w:val="single"/>
+              <w:left w:color="cccccc" w:space="0" w:sz="4" w:val="single"/>
+              <w:bottom w:color="cccccc" w:space="0" w:sz="4" w:val="single"/>
+              <w:right w:color="cccccc" w:space="0" w:sz="4" w:val="single"/>
+            </w:tcBorders>
+            <w:tcMar>
+              <w:top w:w="80.0" w:type="dxa"/>
+              <w:left w:w="120.0" w:type="dxa"/>
+              <w:bottom w:w="80.0" w:type="dxa"/>
+              <w:right w:w="120.0" w:type="dxa"/>
+            </w:tcMar>
+            <w:vAlign w:val="center"/>
+          </w:tcPr>
+          <w:p>
+            <w:pPr>
+              <w:rPr/>
+            </w:pPr>
+            <w:r>
+              <w:rPr>
+                <w:color w:val="1a1b1c"/>
+                <w:sz w:val="20"/>
+                <w:szCs w:val="20"/>
+                <w:rtl w:val="0"/>
+              </w:rPr>
+              <w:t xml:space="preserve">«Минус 7 кг», «сушка», «жиросжигание»</w:t>
+            </w:r>
+            <w:r>
+              <w:rPr>
+                <w:rtl w:val="0"/>
+              </w:rPr>
+            </w:r>
+          </w:p>
+        </w:tc>
+      </w:tr>
+      <w:tr>
+        <w:trPr>
+          <w:cantSplit w:val="0"/>
+          <w:tblHeader w:val="0"/>
+        </w:trPr>
+        <w:tc>
+          <w:tcPr>
+            <w:tcBorders>
+              <w:top w:color="cccccc" w:space="0" w:sz="4" w:val="single"/>
+              <w:left w:color="cccccc" w:space="0" w:sz="4" w:val="single"/>
+              <w:bottom w:color="cccccc" w:space="0" w:sz="4" w:val="single"/>
+              <w:right w:color="cccccc" w:space="0" w:sz="4" w:val="single"/>
+            </w:tcBorders>
+            <w:tcMar>
+              <w:top w:w="80.0" w:type="dxa"/>
+              <w:left w:w="120.0" w:type="dxa"/>
+              <w:bottom w:w="80.0" w:type="dxa"/>
+              <w:right w:w="120.0" w:type="dxa"/>
+            </w:tcMar>
+            <w:vAlign w:val="center"/>
+          </w:tcPr>
+          <w:p>
+            <w:pPr>
+              <w:rPr/>
+            </w:pPr>
+            <w:r>
+              <w:rPr>
+                <w:b w:val="1"/>
+                <w:bCs w:val="1"/>
+                <w:color w:val="1a1b1c"/>
+                <w:sz w:val="20"/>
+                <w:szCs w:val="20"/>
+                <w:rtl w:val="0"/>
+              </w:rPr>
+              <w:t xml:space="preserve">«Напомним перед списанием, отключить в один клик»</w:t>
+            </w:r>
+            <w:r>
+              <w:rPr>
+                <w:rtl w:val="0"/>
+              </w:rPr>
+            </w:r>
+          </w:p>
+        </w:tc>
+        <w:tc>
+          <w:tcPr>
+            <w:tcBorders>
+              <w:top w:color="cccccc" w:space="0" w:sz="4" w:val="single"/>
+              <w:left w:color="cccccc" w:space="0" w:sz="4" w:val="single"/>
+              <w:bottom w:color="cccccc" w:space="0" w:sz="4" w:val="single"/>
+              <w:right w:color="cccccc" w:space="0" w:sz="4" w:val="single"/>
+            </w:tcBorders>
+            <w:tcMar>
+              <w:top w:w="80.0" w:type="dxa"/>
+              <w:left w:w="120.0" w:type="dxa"/>
+              <w:bottom w:w="80.0" w:type="dxa"/>
+              <w:right w:w="120.0" w:type="dxa"/>
+            </w:tcMar>
+            <w:vAlign w:val="center"/>
+          </w:tcPr>
+          <w:p>
+            <w:pPr>
+              <w:rPr/>
+            </w:pPr>
+            <w:r>
+              <w:rPr>
+                <w:color w:val="1a1b1c"/>
+                <w:sz w:val="20"/>
+                <w:szCs w:val="20"/>
+                <w:rtl w:val="0"/>
+              </w:rPr>
+              <w:t xml:space="preserve">Молчать про подписку</w:t>
+            </w:r>
+            <w:r>
+              <w:rPr>
+                <w:rtl w:val="0"/>
+              </w:rPr>
+            </w:r>
+          </w:p>
+        </w:tc>
+      </w:tr>
+      <w:tr>
+        <w:trPr>
+          <w:cantSplit w:val="0"/>
+          <w:tblHeader w:val="0"/>
+        </w:trPr>
+        <w:tc>
+          <w:tcPr>
+            <w:tcBorders>
+              <w:top w:color="cccccc" w:space="0" w:sz="4" w:val="single"/>
+              <w:left w:color="cccccc" w:space="0" w:sz="4" w:val="single"/>
+              <w:bottom w:color="cccccc" w:space="0" w:sz="4" w:val="single"/>
+              <w:right w:color="cccccc" w:space="0" w:sz="4" w:val="single"/>
+            </w:tcBorders>
+            <w:tcMar>
+              <w:top w:w="80.0" w:type="dxa"/>
+              <w:left w:w="120.0" w:type="dxa"/>
+              <w:bottom w:w="80.0" w:type="dxa"/>
+              <w:right w:w="120.0" w:type="dxa"/>
+            </w:tcMar>
+            <w:vAlign w:val="center"/>
+          </w:tcPr>
+          <w:p>
+            <w:pPr>
+              <w:rPr/>
+            </w:pPr>
+            <w:r>
+              <w:rPr>
+                <w:b w:val="1"/>
+                <w:bCs w:val="1"/>
+                <w:color w:val="1a1b1c"/>
+                <w:sz w:val="20"/>
+                <w:szCs w:val="20"/>
+                <w:rtl w:val="0"/>
+              </w:rPr>
+              <w:t xml:space="preserve">«Подстрой под то, как себя сегодня чувствуешь»</w:t>
+            </w:r>
+            <w:r>
+              <w:rPr>
+                <w:rtl w:val="0"/>
+              </w:rPr>
+            </w:r>
+          </w:p>
+        </w:tc>
+        <w:tc>
+          <w:tcPr>
+            <w:tcBorders>
+              <w:top w:color="cccccc" w:space="0" w:sz="4" w:val="single"/>
+              <w:left w:color="cccccc" w:space="0" w:sz="4" w:val="single"/>
+              <w:bottom w:color="cccccc" w:space="0" w:sz="4" w:val="single"/>
+              <w:right w:color="cccccc" w:space="0" w:sz="4" w:val="single"/>
+            </w:tcBorders>
+            <w:tcMar>
+              <w:top w:w="80.0" w:type="dxa"/>
+              <w:left w:w="120.0" w:type="dxa"/>
+              <w:bottom w:w="80.0" w:type="dxa"/>
+              <w:right w:w="120.0" w:type="dxa"/>
+            </w:tcMar>
+            <w:vAlign w:val="center"/>
+          </w:tcPr>
+          <w:p>
+            <w:pPr>
+              <w:rPr/>
+            </w:pPr>
+            <w:r>
+              <w:rPr>
+                <w:color w:val="1a1b1c"/>
+                <w:sz w:val="20"/>
+                <w:szCs w:val="20"/>
+                <w:rtl w:val="0"/>
+              </w:rPr>
+              <w:t xml:space="preserve">«Не ленись», «нет оправданий», «ты сможешь»</w:t>
+            </w:r>
+            <w:r>
+              <w:rPr>
+                <w:rtl w:val="0"/>
+              </w:rPr>
+            </w:r>
+          </w:p>
+        </w:tc>
+      </w:tr>
+    </w:tbl>
+    <w:p>
+      <w:pPr>
+        <w:spacing w:after="200" w:lineRule="auto"/>
+        <w:rPr/>
+      </w:pPr>
+      <w:r>
+        <w:rPr>
+          <w:rtl w:val="0"/>
+        </w:rPr>
       </w:r>
     </w:p>
     <w:p>
@@ -8959,7 +9323,7 @@
                 <w:szCs w:val="20"/>
                 <w:rtl w:val="0"/>
               </w:rPr>
-              <w:t xml:space="preserve">Хук</w:t>
+              <w:t xml:space="preserve">Ситуация</w:t>
             </w:r>
             <w:r>
               <w:rPr>
@@ -8996,7 +9360,7 @@
                 <w:szCs w:val="20"/>
                 <w:rtl w:val="0"/>
               </w:rPr>
-              <w:t xml:space="preserve">Фраза с ситуацией зрительницы + текст на экране</w:t>
+              <w:t xml:space="preserve">Момент из жизни зрительницы + текст на экране</w:t>
             </w:r>
             <w:r>
               <w:rPr>
@@ -9076,43 +9440,43 @@
                 <w:szCs w:val="20"/>
                 <w:rtl w:val="0"/>
               </w:rPr>
-              <w:t xml:space="preserve">Процесс</w:t>
-            </w:r>
-            <w:r>
-              <w:rPr>
-                <w:rtl w:val="0"/>
-              </w:rPr>
-            </w:r>
-          </w:p>
-        </w:tc>
-        <w:tc>
-          <w:tcPr>
-            <w:tcBorders>
-              <w:top w:color="cccccc" w:space="0" w:sz="4" w:val="single"/>
-              <w:left w:color="cccccc" w:space="0" w:sz="4" w:val="single"/>
-              <w:bottom w:color="cccccc" w:space="0" w:sz="4" w:val="single"/>
-              <w:right w:color="cccccc" w:space="0" w:sz="4" w:val="single"/>
-            </w:tcBorders>
-            <w:tcMar>
-              <w:top w:w="80.0" w:type="dxa"/>
-              <w:left w:w="120.0" w:type="dxa"/>
-              <w:bottom w:w="80.0" w:type="dxa"/>
-              <w:right w:w="120.0" w:type="dxa"/>
-            </w:tcMar>
-            <w:vAlign w:val="center"/>
-          </w:tcPr>
-          <w:p>
-            <w:pPr>
-              <w:rPr/>
-            </w:pPr>
-            <w:r>
-              <w:rPr>
-                <w:color w:val="1a1b1c"/>
-                <w:sz w:val="20"/>
-                <w:szCs w:val="20"/>
-                <w:rtl w:val="0"/>
-              </w:rPr>
-              <w:t xml:space="preserve">Креатор занимается: стена, стул, шаги; таймер или счётчик</w:t>
+              <w:t xml:space="preserve">Как это выглядит</w:t>
+            </w:r>
+            <w:r>
+              <w:rPr>
+                <w:rtl w:val="0"/>
+              </w:rPr>
+            </w:r>
+          </w:p>
+        </w:tc>
+        <w:tc>
+          <w:tcPr>
+            <w:tcBorders>
+              <w:top w:color="cccccc" w:space="0" w:sz="4" w:val="single"/>
+              <w:left w:color="cccccc" w:space="0" w:sz="4" w:val="single"/>
+              <w:bottom w:color="cccccc" w:space="0" w:sz="4" w:val="single"/>
+              <w:right w:color="cccccc" w:space="0" w:sz="4" w:val="single"/>
+            </w:tcBorders>
+            <w:tcMar>
+              <w:top w:w="80.0" w:type="dxa"/>
+              <w:left w:w="120.0" w:type="dxa"/>
+              <w:bottom w:w="80.0" w:type="dxa"/>
+              <w:right w:w="120.0" w:type="dxa"/>
+            </w:tcMar>
+            <w:vAlign w:val="center"/>
+          </w:tcPr>
+          <w:p>
+            <w:pPr>
+              <w:rPr/>
+            </w:pPr>
+            <w:r>
+              <w:rPr>
+                <w:color w:val="1a1b1c"/>
+                <w:sz w:val="20"/>
+                <w:szCs w:val="20"/>
+                <w:rtl w:val="0"/>
+              </w:rPr>
+              <w:t xml:space="preserve">Креатор занимается дома; экран плана или тренировки; время на экране</w:t>
             </w:r>
             <w:r>
               <w:rPr>
@@ -9231,7 +9595,7 @@
                 <w:szCs w:val="20"/>
                 <w:rtl w:val="0"/>
               </w:rPr>
-              <w:t xml:space="preserve">Что почувствовала + «пройдите тест, ссылка в профиле»</w:t>
+              <w:t xml:space="preserve">Что почувствовала + «пройди анкету и получи план»</w:t>
             </w:r>
             <w:r>
               <w:rPr>
@@ -9489,7 +9853,7 @@
                 <w:szCs w:val="20"/>
                 <w:rtl w:val="0"/>
               </w:rPr>
-              <w:t xml:space="preserve">Тест</w:t>
+              <w:t xml:space="preserve">Анкета</w:t>
             </w:r>
             <w:r>
               <w:rPr>
@@ -10270,7 +10634,7 @@
           <w:vertAlign w:val="baseline"/>
           <w:rtl w:val="0"/>
         </w:rPr>
-        <w:t xml:space="preserve">Попадает в один из трёх типов по возрасту? Естественная, не фитнес-модель?</w:t>
+        <w:t xml:space="preserve">Попадает в один из трёх типов по возрасту?</w:t>
       </w:r>
     </w:p>
     <w:p>
@@ -10313,7 +10677,7 @@
           <w:vertAlign w:val="baseline"/>
           <w:rtl w:val="0"/>
         </w:rPr>
-        <w:t xml:space="preserve">Сама в кадре, говорит живо?</w:t>
+        <w:t xml:space="preserve">Телосложение обычное, не фитнес-модель?</w:t>
       </w:r>
     </w:p>
     <w:p>
@@ -10356,7 +10720,7 @@
           <w:vertAlign w:val="baseline"/>
           <w:rtl w:val="0"/>
         </w:rPr>
-        <w:t xml:space="preserve">Есть примеры её вертикальных роликов?</w:t>
+        <w:t xml:space="preserve">Сама в кадре, говорит живо и без лозунгов?</w:t>
       </w:r>
     </w:p>
     <w:p>
@@ -10399,7 +10763,7 @@
           <w:vertAlign w:val="baseline"/>
           <w:rtl w:val="0"/>
         </w:rPr>
-        <w:t xml:space="preserve">Свет и звук в примерах нормальные?</w:t>
+        <w:t xml:space="preserve">Есть примеры её вертикальных роликов? Свет и звук нормальные?</w:t>
       </w:r>
     </w:p>
     <w:p>

--- a/ТЗ_Reversefit_креаторы_финал.docx
+++ b/ТЗ_Reversefit_креаторы_финал.docx
@@ -917,6 +917,11 @@
         </w:rPr>
         <w:t xml:space="preserve">Не надо искать: план уже собран под тебя</w:t>
       </w:r>
+      <w:r>
+        <w:rPr>
+          <w:rtl w:val="0"/>
+        </w:rPr>
+      </w:r>
     </w:p>
     <w:p>
       <w:pPr>
@@ -960,6 +965,11 @@
         </w:rPr>
         <w:t xml:space="preserve">15-30 минут: до работы или вечером, когда все спят</w:t>
       </w:r>
+      <w:r>
+        <w:rPr>
+          <w:rtl w:val="0"/>
+        </w:rPr>
+      </w:r>
     </w:p>
     <w:p>
       <w:pPr>
@@ -1003,6 +1013,11 @@
         </w:rPr>
         <w:t xml:space="preserve">Дома, без дороги в зал</w:t>
       </w:r>
+      <w:r>
+        <w:rPr>
+          <w:rtl w:val="0"/>
+        </w:rPr>
+      </w:r>
     </w:p>
     <w:p>
       <w:pPr>
@@ -1046,6 +1061,11 @@
         </w:rPr>
         <w:t xml:space="preserve">С учётом спины и коленей, по вашему уровню</w:t>
       </w:r>
+      <w:r>
+        <w:rPr>
+          <w:rtl w:val="0"/>
+        </w:rPr>
+      </w:r>
     </w:p>
     <w:p>
       <w:pPr>
@@ -1089,6 +1109,11 @@
         </w:rPr>
         <w:t xml:space="preserve">Тренер объясняет технику и показывает так, что понятно</w:t>
       </w:r>
+      <w:r>
+        <w:rPr>
+          <w:rtl w:val="0"/>
+        </w:rPr>
+      </w:r>
     </w:p>
     <w:p>
       <w:pPr>
@@ -1131,6 +1156,11 @@
           <w:rtl w:val="0"/>
         </w:rPr>
         <w:t xml:space="preserve">Результат чувствуется по самочувствию, а не по цифре на весах</w:t>
+      </w:r>
+      <w:r>
+        <w:rPr>
+          <w:rtl w:val="0"/>
+        </w:rPr>
       </w:r>
     </w:p>
     <w:p>
@@ -1437,7 +1467,6 @@
               <w:bottom w:color="cccccc" w:space="0" w:sz="4" w:val="single"/>
               <w:right w:color="cccccc" w:space="0" w:sz="4" w:val="single"/>
             </w:tcBorders>
-            <w:shd w:fill="f1c27a" w:val="clear"/>
             <w:tcMar>
               <w:top w:w="80.0" w:type="dxa"/>
               <w:left w:w="120.0" w:type="dxa"/>
@@ -1476,7 +1505,6 @@
               <w:bottom w:color="cccccc" w:space="0" w:sz="4" w:val="single"/>
               <w:right w:color="cccccc" w:space="0" w:sz="4" w:val="single"/>
             </w:tcBorders>
-            <w:shd w:fill="f1c27a" w:val="clear"/>
             <w:tcMar>
               <w:top w:w="80.0" w:type="dxa"/>
               <w:left w:w="120.0" w:type="dxa"/>
@@ -1513,46 +1541,39 @@
               <w:bottom w:color="cccccc" w:space="0" w:sz="4" w:val="single"/>
               <w:right w:color="cccccc" w:space="0" w:sz="4" w:val="single"/>
             </w:tcBorders>
-            <w:shd w:fill="f1c27a" w:val="clear"/>
-            <w:tcMar>
-              <w:top w:w="80.0" w:type="dxa"/>
-              <w:left w:w="120.0" w:type="dxa"/>
-              <w:bottom w:w="80.0" w:type="dxa"/>
-              <w:right w:w="120.0" w:type="dxa"/>
-            </w:tcMar>
-            <w:vAlign w:val="center"/>
-          </w:tcPr>
-          <w:p>
-            <w:pPr>
-              <w:rPr/>
-            </w:pPr>
-            <w:r>
-              <w:rPr>
-                <w:color w:val="1a1b1c"/>
-                <w:sz w:val="20"/>
-                <w:szCs w:val="20"/>
-                <w:rtl w:val="0"/>
-              </w:rPr>
-              <w:t xml:space="preserve">Сильные нагрузки нельзя, хотят вернуть форму после декрета. На платформе есть программы «диастаз» и «тазовое дно». </w:t>
-            </w:r>
-            <w:r>
-              <w:rPr>
-                <w:sz w:val="20"/>
-                <w:szCs w:val="20"/>
-                <w:rtl w:val="0"/>
+            <w:tcMar>
+              <w:top w:w="80.0" w:type="dxa"/>
+              <w:left w:w="120.0" w:type="dxa"/>
+              <w:bottom w:w="80.0" w:type="dxa"/>
+              <w:right w:w="120.0" w:type="dxa"/>
+            </w:tcMar>
+            <w:vAlign w:val="center"/>
+          </w:tcPr>
+          <w:p>
+            <w:pPr>
+              <w:rPr>
+                <w:color w:val="38761d"/>
+              </w:rPr>
+            </w:pPr>
+            <w:r>
+              <w:rPr>
+                <w:color w:val="1a1b1c"/>
+                <w:sz w:val="20"/>
+                <w:szCs w:val="20"/>
+                <w:rtl w:val="0"/>
+              </w:rPr>
+              <w:t xml:space="preserve">Сильные нагрузки нельзя, хотят вернуть форму в декрете, после родов. На платформе есть программы «диастаз» и «тазовое дно». </w:t>
+            </w:r>
+            <w:r>
+              <w:rPr>
                 <w:b w:val="1"/>
-                <w:color w:val="c00000"/>
-              </w:rPr>
-              <w:t xml:space="preserve">УТОЧНИТЬ</w:t>
-            </w:r>
-            <w:r>
-              <w:rPr>
-                <w:color w:val="1a1b1c"/>
-                <w:sz w:val="20"/>
-                <w:szCs w:val="20"/>
-                <w:rtl w:val="0"/>
-              </w:rPr>
-              <w:t xml:space="preserve">, берём ли сегмент сейчас</w:t>
+                <w:bCs w:val="1"/>
+                <w:color w:val="38761d"/>
+                <w:sz w:val="20"/>
+                <w:szCs w:val="20"/>
+                <w:rtl w:val="0"/>
+              </w:rPr>
+              <w:t xml:space="preserve">Один креатор требуется, не делаем сильный акцент на этом параметре</w:t>
             </w:r>
             <w:r>
               <w:rPr>
@@ -1606,7 +1627,7 @@
     </w:p>
     <w:tbl>
       <w:tblPr>
-        <w:tblStyle w:val="Table5"/>
+        <w:tblStyle w:val="Table3"/>
         <w:tblW w:w="9506.0" w:type="dxa"/>
         <w:jc w:val="left"/>
         <w:tblBorders>
@@ -2295,6 +2316,11 @@
         </w:rPr>
         <w:t xml:space="preserve">Реклама попала в момент с обещанием «15-20 минут дома, и это работает». Ключевое слово: «мало времени», а не «похудеть»</w:t>
       </w:r>
+      <w:r>
+        <w:rPr>
+          <w:rtl w:val="0"/>
+        </w:rPr>
+      </w:r>
     </w:p>
     <w:p>
       <w:pPr>
@@ -2338,6 +2364,11 @@
         </w:rPr>
         <w:t xml:space="preserve">Закрылась дорога в зал: переезд, новый график, командировки, ребёнок</w:t>
       </w:r>
+      <w:r>
+        <w:rPr>
+          <w:rtl w:val="0"/>
+        </w:rPr>
+      </w:r>
     </w:p>
     <w:p>
       <w:pPr>
@@ -2381,6 +2412,11 @@
         </w:rPr>
         <w:t xml:space="preserve">Тело перестало нравиться: не влезла в любимые вещи, набрала вес после перерыва</w:t>
       </w:r>
+      <w:r>
+        <w:rPr>
+          <w:rtl w:val="0"/>
+        </w:rPr>
+      </w:r>
     </w:p>
     <w:p>
       <w:pPr>
@@ -2424,6 +2460,11 @@
         </w:rPr>
         <w:t xml:space="preserve">Подробная анкета сама убеждает; короткий опрос вызывает недоверие</w:t>
       </w:r>
+      <w:r>
+        <w:rPr>
+          <w:rtl w:val="0"/>
+        </w:rPr>
+      </w:r>
     </w:p>
     <w:p>
       <w:pPr>
@@ -2467,6 +2508,11 @@
         </w:rPr>
         <w:t xml:space="preserve">Рекомендация «своих»: коллега, подруга, знакомый врач</w:t>
       </w:r>
+      <w:r>
+        <w:rPr>
+          <w:rtl w:val="0"/>
+        </w:rPr>
+      </w:r>
     </w:p>
     <w:p>
       <w:pPr>
@@ -2522,6 +2568,11 @@
         </w:rPr>
         <w:t xml:space="preserve">Мужчины</w:t>
       </w:r>
+      <w:r>
+        <w:rPr>
+          <w:rtl w:val="0"/>
+        </w:rPr>
+      </w:r>
     </w:p>
     <w:p>
       <w:pPr>
@@ -2565,6 +2616,11 @@
         </w:rPr>
         <w:t xml:space="preserve">Совсем молодые без собственного дохода</w:t>
       </w:r>
+      <w:r>
+        <w:rPr>
+          <w:rtl w:val="0"/>
+        </w:rPr>
+      </w:r>
     </w:p>
     <w:p>
       <w:pPr>
@@ -2608,6 +2664,11 @@
         </w:rPr>
         <w:t xml:space="preserve">«Зальные» люди с большими нагрузками: онлайн для них только дополнение к залу</w:t>
       </w:r>
+      <w:r>
+        <w:rPr>
+          <w:rtl w:val="0"/>
+        </w:rPr>
+      </w:r>
     </w:p>
     <w:p>
       <w:pPr>
@@ -2651,6 +2712,11 @@
         </w:rPr>
         <w:t xml:space="preserve">Аудитория не из России</w:t>
       </w:r>
+      <w:r>
+        <w:rPr>
+          <w:rtl w:val="0"/>
+        </w:rPr>
+      </w:r>
     </w:p>
     <w:p>
       <w:pPr>
@@ -2694,6 +2760,11 @@
         </w:rPr>
         <w:t xml:space="preserve">Те, кого полностью устраивают бесплатные видео</w:t>
       </w:r>
+      <w:r>
+        <w:rPr>
+          <w:rtl w:val="0"/>
+        </w:rPr>
+      </w:r>
     </w:p>
     <w:p>
       <w:pPr>
@@ -2727,7 +2798,7 @@
     </w:p>
     <w:tbl>
       <w:tblPr>
-        <w:tblStyle w:val="Table2"/>
+        <w:tblStyle w:val="Table4"/>
         <w:tblW w:w="9506.0" w:type="dxa"/>
         <w:jc w:val="left"/>
         <w:tblBorders>
@@ -3176,59 +3247,49 @@
             </w:pPr>
             <w:r>
               <w:rPr>
-                <w:sz w:val="20"/>
-                <w:szCs w:val="20"/>
-                <w:rtl w:val="0"/>
                 <w:b w:val="1"/>
-                <w:color w:val="c00000"/>
-              </w:rPr>
-              <w:t xml:space="preserve">УТОЧНИТЬ</w:t>
-            </w:r>
-            <w:r>
-              <w:rPr>
-                <w:rtl w:val="0"/>
-              </w:rPr>
-            </w:r>
-          </w:p>
-        </w:tc>
-        <w:tc>
-          <w:tcPr>
-            <w:tcBorders>
-              <w:top w:color="cccccc" w:space="0" w:sz="4" w:val="single"/>
-              <w:left w:color="cccccc" w:space="0" w:sz="4" w:val="single"/>
-              <w:bottom w:color="cccccc" w:space="0" w:sz="4" w:val="single"/>
-              <w:right w:color="cccccc" w:space="0" w:sz="4" w:val="single"/>
-            </w:tcBorders>
-            <w:tcMar>
-              <w:top w:w="80.0" w:type="dxa"/>
-              <w:left w:w="120.0" w:type="dxa"/>
-              <w:bottom w:w="80.0" w:type="dxa"/>
-              <w:right w:w="120.0" w:type="dxa"/>
-            </w:tcMar>
-            <w:vAlign w:val="center"/>
-          </w:tcPr>
-          <w:p>
-            <w:pPr>
-              <w:rPr/>
-            </w:pPr>
-            <w:r>
-              <w:rPr>
-                <w:sz w:val="20"/>
-                <w:szCs w:val="20"/>
-                <w:rtl w:val="0"/>
-                <w:b w:val="1"/>
-                <w:color w:val="c00000"/>
-              </w:rPr>
-              <w:t xml:space="preserve">УТОЧНИТЬ</w:t>
-            </w:r>
-            <w:r>
-              <w:rPr>
-                <w:color w:val="1a1b1c"/>
-                <w:sz w:val="20"/>
-                <w:szCs w:val="20"/>
-                <w:rtl w:val="0"/>
-              </w:rPr>
-              <w:t xml:space="preserve"> третий тип. Варианты: недавно родила и возвращает форму; живёт в разъездах и занимается с телефона</w:t>
+                <w:bCs w:val="1"/>
+                <w:sz w:val="20"/>
+                <w:szCs w:val="20"/>
+                <w:rtl w:val="0"/>
+              </w:rPr>
+              <w:t xml:space="preserve">30-35 лет</w:t>
+            </w:r>
+            <w:r>
+              <w:rPr>
+                <w:rtl w:val="0"/>
+              </w:rPr>
+            </w:r>
+          </w:p>
+        </w:tc>
+        <w:tc>
+          <w:tcPr>
+            <w:tcBorders>
+              <w:top w:color="cccccc" w:space="0" w:sz="4" w:val="single"/>
+              <w:left w:color="cccccc" w:space="0" w:sz="4" w:val="single"/>
+              <w:bottom w:color="cccccc" w:space="0" w:sz="4" w:val="single"/>
+              <w:right w:color="cccccc" w:space="0" w:sz="4" w:val="single"/>
+            </w:tcBorders>
+            <w:tcMar>
+              <w:top w:w="80.0" w:type="dxa"/>
+              <w:left w:w="120.0" w:type="dxa"/>
+              <w:bottom w:w="80.0" w:type="dxa"/>
+              <w:right w:w="120.0" w:type="dxa"/>
+            </w:tcMar>
+            <w:vAlign w:val="center"/>
+          </w:tcPr>
+          <w:p>
+            <w:pPr>
+              <w:rPr/>
+            </w:pPr>
+            <w:r>
+              <w:rPr>
+                <w:color w:val="1a1b1c"/>
+                <w:sz w:val="20"/>
+                <w:szCs w:val="20"/>
+                <w:rtl w:val="0"/>
+              </w:rPr>
+              <w:t xml:space="preserve">И третий тип. Варианты: недавно родила и возвращает форму; живёт в разъездах, нельзя сильные нагрузки и занимается с телефона.</w:t>
             </w:r>
             <w:r>
               <w:rPr>
@@ -3291,7 +3352,7 @@
     </w:p>
     <w:tbl>
       <w:tblPr>
-        <w:tblStyle w:val="Table1"/>
+        <w:tblStyle w:val="Table5"/>
         <w:tblW w:w="9506.0" w:type="dxa"/>
         <w:jc w:val="left"/>
         <w:tblBorders>
@@ -3629,26 +3690,7 @@
                 <w:szCs w:val="20"/>
                 <w:rtl w:val="0"/>
               </w:rPr>
-              <w:t xml:space="preserve">Фикс 30 000 руб. в месяц + KPI в месяц. </w:t>
-            </w:r>
-            <w:r>
-              <w:rPr>
-                <w:sz w:val="20"/>
-                <w:szCs w:val="20"/>
-                <w:rtl w:val="0"/>
-                <w:b w:val="1"/>
-                <w:color w:val="c00000"/>
-              </w:rPr>
-              <w:t xml:space="preserve">УТОЧНИТЬ</w:t>
-            </w:r>
-            <w:r>
-              <w:rPr>
-                <w:color w:val="1a1b1c"/>
-                <w:sz w:val="20"/>
-                <w:szCs w:val="20"/>
-                <w:rtl w:val="0"/>
-              </w:rPr>
-              <w:t xml:space="preserve">: за что платится KPI и сколько</w:t>
+              <w:t xml:space="preserve">Фикс 30 000 руб. в месяц + KPI в месяц (обговаривается индивидуально со 2 месяца)</w:t>
             </w:r>
             <w:r>
               <w:rPr>
@@ -3728,17 +3770,7 @@
                 <w:szCs w:val="20"/>
                 <w:rtl w:val="0"/>
               </w:rPr>
-              <w:t xml:space="preserve">Креатор сама выкладывает ролики в профили, которые выдаёт Reversefit. График публикаций: </w:t>
-            </w:r>
-            <w:r>
-              <w:rPr>
-                <w:sz w:val="20"/>
-                <w:szCs w:val="20"/>
-                <w:rtl w:val="0"/>
-                <w:b w:val="1"/>
-                <w:color w:val="c00000"/>
-              </w:rPr>
-              <w:t xml:space="preserve">УТОЧНИТЬ</w:t>
+              <w:t xml:space="preserve">Креатор сама выкладывает ролики в профили, которые выдаёт Reversefit. График публикаций: ежедневно</w:t>
             </w:r>
             <w:r>
               <w:rPr>
@@ -4138,17 +4170,7 @@
                 <w:szCs w:val="20"/>
                 <w:rtl w:val="0"/>
               </w:rPr>
-              <w:t xml:space="preserve">Оплачиваемый, по нашему сценарию. Сумма: </w:t>
-            </w:r>
-            <w:r>
-              <w:rPr>
-                <w:sz w:val="20"/>
-                <w:szCs w:val="20"/>
-                <w:rtl w:val="0"/>
-                <w:b w:val="1"/>
-                <w:color w:val="c00000"/>
-              </w:rPr>
-              <w:t xml:space="preserve">УТОЧНИТЬ</w:t>
+              <w:t xml:space="preserve">Обязательное условие перед заключением договора </w:t>
             </w:r>
             <w:r>
               <w:rPr>
@@ -4308,17 +4330,7 @@
                 <w:szCs w:val="20"/>
                 <w:rtl w:val="0"/>
               </w:rPr>
-              <w:t xml:space="preserve">Согласие на использование в профилях и рекламе Reversefit на срок: </w:t>
-            </w:r>
-            <w:r>
-              <w:rPr>
-                <w:sz w:val="20"/>
-                <w:szCs w:val="20"/>
-                <w:rtl w:val="0"/>
-                <w:b w:val="1"/>
-                <w:color w:val="c00000"/>
-              </w:rPr>
-              <w:t xml:space="preserve">УТОЧНИТЬ</w:t>
+              <w:t xml:space="preserve">Согласие на использование в профилях и рекламе Reversefit</w:t>
             </w:r>
             <w:r>
               <w:rPr>
@@ -4393,22 +4405,12 @@
             </w:pPr>
             <w:r>
               <w:rPr>
-                <w:sz w:val="20"/>
-                <w:szCs w:val="20"/>
-                <w:rtl w:val="0"/>
-                <w:b w:val="1"/>
-                <w:color w:val="c00000"/>
-              </w:rPr>
-              <w:t xml:space="preserve">УТОЧНИТЬ</w:t>
-            </w:r>
-            <w:r>
-              <w:rPr>
-                <w:color w:val="1a1b1c"/>
-                <w:sz w:val="20"/>
-                <w:szCs w:val="20"/>
-                <w:rtl w:val="0"/>
-              </w:rPr>
-              <w:t xml:space="preserve">, отвечает ли на них креатор</w:t>
+                <w:color w:val="1a1b1c"/>
+                <w:sz w:val="20"/>
+                <w:szCs w:val="20"/>
+                <w:rtl w:val="0"/>
+              </w:rPr>
+              <w:t xml:space="preserve">Отвечает на них креатор, советуется предварительно с руководителем </w:t>
             </w:r>
             <w:r>
               <w:rPr>
@@ -4440,30 +4442,7 @@
           <w:color w:val="1a1b1c"/>
           <w:rtl w:val="0"/>
         </w:rPr>
-        <w:t xml:space="preserve">Нужно три креатора, по одной на каждый тип из раздела 2. Срок: </w:t>
-      </w:r>
-      <w:r>
-        <w:rPr>
-          <w:rtl w:val="0"/>
-          <w:b w:val="1"/>
-          <w:color w:val="c00000"/>
-        </w:rPr>
-        <w:t xml:space="preserve">УТОЧНИТЬ</w:t>
-      </w:r>
-      <w:r>
-        <w:rPr>
-          <w:color w:val="1a1b1c"/>
-          <w:rtl w:val="0"/>
-        </w:rPr>
-        <w:t xml:space="preserve">. Сколько кандидатов присылать в неделю: </w:t>
-      </w:r>
-      <w:r>
-        <w:rPr>
-          <w:rtl w:val="0"/>
-          <w:b w:val="1"/>
-          <w:color w:val="c00000"/>
-        </w:rPr>
-        <w:t xml:space="preserve">УТОЧНИТЬ</w:t>
+        <w:t xml:space="preserve">Нужно три креатора, по одной на каждый тип из раздела 2. </w:t>
       </w:r>
       <w:r>
         <w:rPr>
@@ -4485,7 +4464,7 @@
     </w:p>
     <w:tbl>
       <w:tblPr>
-        <w:tblStyle w:val="Table1"/>
+        <w:tblStyle w:val="Table6"/>
         <w:tblW w:w="9506.0" w:type="dxa"/>
         <w:jc w:val="left"/>
         <w:tblBorders>
@@ -5463,17 +5442,7 @@
                 <w:szCs w:val="20"/>
                 <w:rtl w:val="0"/>
               </w:rPr>
-              <w:t xml:space="preserve">Для типа 45+: Fabulous50s, Yes2Next (YouTube). Для остальных: </w:t>
-            </w:r>
-            <w:r>
-              <w:rPr>
-                <w:sz w:val="20"/>
-                <w:szCs w:val="20"/>
-                <w:rtl w:val="0"/>
-                <w:b w:val="1"/>
-                <w:color w:val="c00000"/>
-              </w:rPr>
-              <w:t xml:space="preserve">УТОЧНИТЬ</w:t>
+              <w:t xml:space="preserve">Для типа 45+: Fabulous50s, Yes2Next (YouTube).</w:t>
             </w:r>
             <w:r>
               <w:rPr>
@@ -5549,6 +5518,11 @@
         </w:rPr>
         <w:t xml:space="preserve">Чаты и биржи креаторов, которые снимают ролики на заказ</w:t>
       </w:r>
+      <w:r>
+        <w:rPr>
+          <w:rtl w:val="0"/>
+        </w:rPr>
+      </w:r>
     </w:p>
     <w:p>
       <w:pPr>
@@ -5592,6 +5566,11 @@
         </w:rPr>
         <w:t xml:space="preserve">Небольшие авторские блоги: здоровье спины и суставов, ЗОЖ для занятых, возвращение в форму после декрета или перерыва, жизнь в разъездах, мамы школьников</w:t>
       </w:r>
+      <w:r>
+        <w:rPr>
+          <w:rtl w:val="0"/>
+        </w:rPr>
+      </w:r>
     </w:p>
     <w:p>
       <w:pPr>
@@ -5647,6 +5626,11 @@
         </w:rPr>
         <w:t xml:space="preserve">Фитнес-тренеров, спортсменок, фитнес-моделей, «фитоняшек»</w:t>
       </w:r>
+      <w:r>
+        <w:rPr>
+          <w:rtl w:val="0"/>
+        </w:rPr>
+      </w:r>
     </w:p>
     <w:p>
       <w:pPr>
@@ -5690,6 +5674,11 @@
         </w:rPr>
         <w:t xml:space="preserve">Тех, кто не попадает ни в один из трёх типов по возрасту</w:t>
       </w:r>
+      <w:r>
+        <w:rPr>
+          <w:rtl w:val="0"/>
+        </w:rPr>
+      </w:r>
     </w:p>
     <w:p>
       <w:pPr>
@@ -5733,6 +5722,11 @@
         </w:rPr>
         <w:t xml:space="preserve">Тех, кто не снимается сама, а только монтирует или озвучивает</w:t>
       </w:r>
+      <w:r>
+        <w:rPr>
+          <w:rtl w:val="0"/>
+        </w:rPr>
+      </w:r>
     </w:p>
     <w:p>
       <w:pPr>
@@ -5776,6 +5770,11 @@
         </w:rPr>
         <w:t xml:space="preserve">Тех, кто сейчас снимает для другого фитнес-сервиса или сервиса похудения</w:t>
       </w:r>
+      <w:r>
+        <w:rPr>
+          <w:rtl w:val="0"/>
+        </w:rPr>
+      </w:r>
     </w:p>
     <w:p>
       <w:pPr>
@@ -5819,6 +5818,11 @@
         </w:rPr>
         <w:t xml:space="preserve">Тех, кто в своих роликах обещает «сушку», «минус 10 кг за месяц» или стыдит за тело</w:t>
       </w:r>
+      <w:r>
+        <w:rPr>
+          <w:rtl w:val="0"/>
+        </w:rPr>
+      </w:r>
     </w:p>
     <w:p>
       <w:pPr>
@@ -5829,69 +5833,18 @@
         <w:rPr>
           <w:rtl w:val="0"/>
         </w:rPr>
-        <w:t xml:space="preserve">Примеры креаторов-ориентиров</w:t>
-      </w:r>
-    </w:p>
-    <w:p>
-      <w:pPr>
-        <w:keepNext w:val="0"/>
-        <w:keepLines w:val="0"/>
-        <w:pageBreakBefore w:val="0"/>
-        <w:widowControl w:val="1"/>
-        <w:numPr>
-          <w:ilvl w:val="0"/>
-          <w:numId w:val="1"/>
-        </w:numPr>
-        <w:pBdr>
-          <w:top w:space="0" w:sz="0" w:val="nil"/>
-          <w:left w:space="0" w:sz="0" w:val="nil"/>
-          <w:bottom w:space="0" w:sz="0" w:val="nil"/>
-          <w:right w:space="0" w:sz="0" w:val="nil"/>
-          <w:between w:space="0" w:sz="0" w:val="nil"/>
-        </w:pBdr>
-        <w:shd w:fill="auto" w:val="clear"/>
-        <w:spacing w:after="80" w:before="0" w:line="240" w:lineRule="auto"/>
-        <w:ind w:left="720" w:right="0" w:hanging="360"/>
-        <w:jc w:val="left"/>
-        <w:rPr/>
-      </w:pPr>
-      <w:r>
-        <w:rPr>
-          <w:rFonts w:ascii="Arial" w:cs="Arial" w:eastAsia="Arial" w:hAnsi="Arial"/>
-          <w:bCs w:val="0"/>
-          <w:i w:val="0"/>
-          <w:iCs w:val="0"/>
-          <w:smallCaps w:val="0"/>
-          <w:strike w:val="0"/>
-          <w:sz w:val="22"/>
-          <w:szCs w:val="22"/>
-          <w:u w:val="none"/>
-          <w:shd w:fill="auto" w:val="clear"/>
-          <w:vertAlign w:val="baseline"/>
-          <w:rtl w:val="0"/>
-          <w:b w:val="1"/>
-          <w:color w:val="c00000"/>
-        </w:rPr>
-        <w:t xml:space="preserve">УТОЧНИТЬ</w:t>
-      </w:r>
-      <w:r>
-        <w:rPr>
-          <w:rFonts w:ascii="Arial" w:cs="Arial" w:eastAsia="Arial" w:hAnsi="Arial"/>
-          <w:b w:val="0"/>
-          <w:bCs w:val="0"/>
-          <w:i w:val="0"/>
-          <w:iCs w:val="0"/>
-          <w:smallCaps w:val="0"/>
-          <w:strike w:val="0"/>
-          <w:color w:val="000000"/>
-          <w:sz w:val="22"/>
-          <w:szCs w:val="22"/>
-          <w:u w:val="none"/>
-          <w:shd w:fill="auto" w:val="clear"/>
-          <w:vertAlign w:val="baseline"/>
-          <w:rtl w:val="0"/>
-        </w:rPr>
-        <w:t xml:space="preserve">: 2-3 ссылки</w:t>
+        <w:t xml:space="preserve">Примеры креаторов-ориентиров:</w:t>
+      </w:r>
+    </w:p>
+    <w:p>
+      <w:pPr>
+        <w:rPr/>
+      </w:pPr>
+      <w:r>
+        <w:rPr>
+          <w:rtl w:val="0"/>
+        </w:rPr>
+        <w:t xml:space="preserve">Например, как амбассадоры фитстарс (девушки и женщины), которым понятно ведение блога, но со смежной ниши (например, повар/садовод/мастер бьюти, многодетные мамы..)</w:t>
       </w:r>
     </w:p>
     <w:p>
@@ -5935,7 +5888,7 @@
     </w:p>
     <w:tbl>
       <w:tblPr>
-        <w:tblStyle w:val="Table5"/>
+        <w:tblStyle w:val="Table7"/>
         <w:tblW w:w="9506.0" w:type="dxa"/>
         <w:jc w:val="left"/>
         <w:tblBorders>
@@ -7527,6 +7480,11 @@
         </w:rPr>
         <w:t xml:space="preserve">Хронометраж около 20 секунд</w:t>
       </w:r>
+      <w:r>
+        <w:rPr>
+          <w:rtl w:val="0"/>
+        </w:rPr>
+      </w:r>
     </w:p>
     <w:p>
       <w:pPr>
@@ -7570,6 +7528,11 @@
         </w:rPr>
         <w:t xml:space="preserve">В центре ситуация зрительницы, а не продукт: утро до работы, вечер, гостиница</w:t>
       </w:r>
+      <w:r>
+        <w:rPr>
+          <w:rtl w:val="0"/>
+        </w:rPr>
+      </w:r>
     </w:p>
     <w:p>
       <w:pPr>
@@ -7613,6 +7576,11 @@
         </w:rPr>
         <w:t xml:space="preserve">Время в кадре или в тексте: 15, 20, 30 минут</w:t>
       </w:r>
+      <w:r>
+        <w:rPr>
+          <w:rtl w:val="0"/>
+        </w:rPr>
+      </w:r>
     </w:p>
     <w:p>
       <w:pPr>
@@ -7656,6 +7624,11 @@
         </w:rPr>
         <w:t xml:space="preserve">Креатор сама занимается, дома</w:t>
       </w:r>
+      <w:r>
+        <w:rPr>
+          <w:rtl w:val="0"/>
+        </w:rPr>
+      </w:r>
     </w:p>
     <w:p>
       <w:pPr>
@@ -7699,6 +7672,11 @@
         </w:rPr>
         <w:t xml:space="preserve">Экран продукта хотя бы на пару секунд: анкета, план или тренировка</w:t>
       </w:r>
+      <w:r>
+        <w:rPr>
+          <w:rtl w:val="0"/>
+        </w:rPr>
+      </w:r>
     </w:p>
     <w:p>
       <w:pPr>
@@ -7742,6 +7720,11 @@
         </w:rPr>
         <w:t xml:space="preserve">Результат через самочувствие: спина, энергия, «заметили окружающие», влезла в вещи</w:t>
       </w:r>
+      <w:r>
+        <w:rPr>
+          <w:rtl w:val="0"/>
+        </w:rPr>
+      </w:r>
     </w:p>
     <w:p>
       <w:pPr>
@@ -7785,6 +7768,11 @@
         </w:rPr>
         <w:t xml:space="preserve">Хороший свет и чистый звук, субтитры</w:t>
       </w:r>
+      <w:r>
+        <w:rPr>
+          <w:rtl w:val="0"/>
+        </w:rPr>
+      </w:r>
     </w:p>
     <w:p>
       <w:pPr>
@@ -7828,6 +7816,11 @@
         </w:rPr>
         <w:t xml:space="preserve">Призыв: «пройди анкету и получи план»</w:t>
       </w:r>
+      <w:r>
+        <w:rPr>
+          <w:rtl w:val="0"/>
+        </w:rPr>
+      </w:r>
     </w:p>
     <w:p>
       <w:pPr>
@@ -7883,6 +7876,11 @@
         </w:rPr>
         <w:t xml:space="preserve">Стоковые и сгенерированные нейросетью лица, чужие «до и после»: считывается как подделка</w:t>
       </w:r>
+      <w:r>
+        <w:rPr>
+          <w:rtl w:val="0"/>
+        </w:rPr>
+      </w:r>
     </w:p>
     <w:p>
       <w:pPr>
@@ -7926,6 +7924,11 @@
         </w:rPr>
         <w:t xml:space="preserve">«Фитоняшки» и тела, не похожие на зрительниц</w:t>
       </w:r>
+      <w:r>
+        <w:rPr>
+          <w:rtl w:val="0"/>
+        </w:rPr>
+      </w:r>
     </w:p>
     <w:p>
       <w:pPr>
@@ -7969,6 +7972,11 @@
         </w:rPr>
         <w:t xml:space="preserve">Цифры «минус 7 кг за месяц», проценты жира: результат показываем через самочувствие</w:t>
       </w:r>
+      <w:r>
+        <w:rPr>
+          <w:rtl w:val="0"/>
+        </w:rPr>
+      </w:r>
     </w:p>
     <w:p>
       <w:pPr>
@@ -8012,6 +8020,11 @@
         </w:rPr>
         <w:t xml:space="preserve">Слова «щадящий», «облегчённая программа», «для женщин в возрасте»: это обижает самых лояльных клиенток</w:t>
       </w:r>
+      <w:r>
+        <w:rPr>
+          <w:rtl w:val="0"/>
+        </w:rPr>
+      </w:r>
     </w:p>
     <w:p>
       <w:pPr>
@@ -8055,6 +8068,11 @@
         </w:rPr>
         <w:t xml:space="preserve">Мотивационные лозунги «ты сможешь», «начни сегодня»</w:t>
       </w:r>
+      <w:r>
+        <w:rPr>
+          <w:rtl w:val="0"/>
+        </w:rPr>
+      </w:r>
     </w:p>
     <w:p>
       <w:pPr>
@@ -8098,6 +8116,11 @@
         </w:rPr>
         <w:t xml:space="preserve">Тренировки по часу и прыжки как основа ролика</w:t>
       </w:r>
+      <w:r>
+        <w:rPr>
+          <w:rtl w:val="0"/>
+        </w:rPr>
+      </w:r>
     </w:p>
     <w:p>
       <w:pPr>
@@ -8141,6 +8164,11 @@
         </w:rPr>
         <w:t xml:space="preserve">Съёмка «на коленке»: плохой свет и звук снижают доверие</w:t>
       </w:r>
+      <w:r>
+        <w:rPr>
+          <w:rtl w:val="0"/>
+        </w:rPr>
+      </w:r>
     </w:p>
     <w:p>
       <w:pPr>
@@ -8184,6 +8212,11 @@
         </w:rPr>
         <w:t xml:space="preserve">Умалчивать, что это подписка</w:t>
       </w:r>
+      <w:r>
+        <w:rPr>
+          <w:rtl w:val="0"/>
+        </w:rPr>
+      </w:r>
     </w:p>
     <w:p>
       <w:pPr>
@@ -8227,6 +8260,11 @@
         </w:rPr>
         <w:t xml:space="preserve">Обещать лечение и давать медицинские советы</w:t>
       </w:r>
+      <w:r>
+        <w:rPr>
+          <w:rtl w:val="0"/>
+        </w:rPr>
+      </w:r>
     </w:p>
     <w:p>
       <w:pPr>
@@ -8270,6 +8308,11 @@
         </w:rPr>
         <w:t xml:space="preserve">Упоминать другие фитнес-сервисы</w:t>
       </w:r>
+      <w:r>
+        <w:rPr>
+          <w:rtl w:val="0"/>
+        </w:rPr>
+      </w:r>
     </w:p>
     <w:p>
       <w:pPr>
@@ -8313,6 +8356,11 @@
         </w:rPr>
         <w:t xml:space="preserve">Снимать в спортзале, в машине, на улице</w:t>
       </w:r>
+      <w:r>
+        <w:rPr>
+          <w:rtl w:val="0"/>
+        </w:rPr>
+      </w:r>
     </w:p>
     <w:p>
       <w:pPr>
@@ -8328,7 +8376,7 @@
     </w:p>
     <w:tbl>
       <w:tblPr>
-        <w:tblStyle w:val="Table1"/>
+        <w:tblStyle w:val="Table8"/>
         <w:tblW w:w="9506.0" w:type="dxa"/>
         <w:jc w:val="left"/>
         <w:tblBorders>
@@ -9102,7 +9150,7 @@
     </w:p>
     <w:tbl>
       <w:tblPr>
-        <w:tblStyle w:val="Table7"/>
+        <w:tblStyle w:val="Table9"/>
         <w:tblW w:w="9506.0" w:type="dxa"/>
         <w:jc w:val="left"/>
         <w:tblBorders>
@@ -9631,7 +9679,7 @@
     </w:p>
     <w:tbl>
       <w:tblPr>
-        <w:tblStyle w:val="Table1"/>
+        <w:tblStyle w:val="Table10"/>
         <w:tblW w:w="9506.0" w:type="dxa"/>
         <w:jc w:val="left"/>
         <w:tblBorders>
@@ -9964,22 +10012,12 @@
             </w:pPr>
             <w:r>
               <w:rPr>
-                <w:sz w:val="20"/>
-                <w:szCs w:val="20"/>
-                <w:rtl w:val="0"/>
-                <w:b w:val="1"/>
-                <w:color w:val="c00000"/>
-              </w:rPr>
-              <w:t xml:space="preserve">УТОЧНИТЬ</w:t>
-            </w:r>
-            <w:r>
-              <w:rPr>
-                <w:color w:val="1a1b1c"/>
-                <w:sz w:val="20"/>
-                <w:szCs w:val="20"/>
-                <w:rtl w:val="0"/>
-              </w:rPr>
-              <w:t xml:space="preserve">: выдаём креатору после договора</w:t>
+                <w:color w:val="1a1b1c"/>
+                <w:sz w:val="20"/>
+                <w:szCs w:val="20"/>
+                <w:rtl w:val="0"/>
+              </w:rPr>
+              <w:t xml:space="preserve">выдаём креатору после договора</w:t>
             </w:r>
             <w:r>
               <w:rPr>
@@ -10055,6 +10093,11 @@
         </w:rPr>
         <w:t xml:space="preserve">Имя, возраст, город и на какой из трёх типов она подходит</w:t>
       </w:r>
+      <w:r>
+        <w:rPr>
+          <w:rtl w:val="0"/>
+        </w:rPr>
+      </w:r>
     </w:p>
     <w:p>
       <w:pPr>
@@ -10098,6 +10141,11 @@
         </w:rPr>
         <w:t xml:space="preserve">Ссылки на её соцсети</w:t>
       </w:r>
+      <w:r>
+        <w:rPr>
+          <w:rtl w:val="0"/>
+        </w:rPr>
+      </w:r>
     </w:p>
     <w:p>
       <w:pPr>
@@ -10141,6 +10189,11 @@
         </w:rPr>
         <w:t xml:space="preserve">3-5 её роликов, где она сама в кадре</w:t>
       </w:r>
+      <w:r>
+        <w:rPr>
+          <w:rtl w:val="0"/>
+        </w:rPr>
+      </w:r>
     </w:p>
     <w:p>
       <w:pPr>
@@ -10184,6 +10237,11 @@
         </w:rPr>
         <w:t xml:space="preserve">Где снимает: фото или видео комнаты</w:t>
       </w:r>
+      <w:r>
+        <w:rPr>
+          <w:rtl w:val="0"/>
+        </w:rPr>
+      </w:r>
     </w:p>
     <w:p>
       <w:pPr>
@@ -10227,6 +10285,11 @@
         </w:rPr>
         <w:t xml:space="preserve">Опыт: для кого уже снимала</w:t>
       </w:r>
+      <w:r>
+        <w:rPr>
+          <w:rtl w:val="0"/>
+        </w:rPr>
+      </w:r>
     </w:p>
     <w:p>
       <w:pPr>
@@ -10270,6 +10333,11 @@
         </w:rPr>
         <w:t xml:space="preserve">Сколько роликов в неделю снимает сейчас</w:t>
       </w:r>
+      <w:r>
+        <w:rPr>
+          <w:rtl w:val="0"/>
+        </w:rPr>
+      </w:r>
     </w:p>
     <w:p>
       <w:pPr>
@@ -10313,6 +10381,11 @@
         </w:rPr>
         <w:t xml:space="preserve">Согласна ли на 35 роликов в месяц за 30 000 руб. + KPI</w:t>
       </w:r>
+      <w:r>
+        <w:rPr>
+          <w:rtl w:val="0"/>
+        </w:rPr>
+      </w:r>
     </w:p>
     <w:p>
       <w:pPr>
@@ -10356,6 +10429,11 @@
         </w:rPr>
         <w:t xml:space="preserve">Снимает ли сейчас для других фитнес-сервисов</w:t>
       </w:r>
+      <w:r>
+        <w:rPr>
+          <w:rtl w:val="0"/>
+        </w:rPr>
+      </w:r>
     </w:p>
     <w:p>
       <w:pPr>
@@ -10399,6 +10477,11 @@
         </w:rPr>
         <w:t xml:space="preserve">Готова ли снять пробный ролик</w:t>
       </w:r>
+      <w:r>
+        <w:rPr>
+          <w:rtl w:val="0"/>
+        </w:rPr>
+      </w:r>
     </w:p>
     <w:p>
       <w:pPr>
@@ -10442,6 +10525,11 @@
         </w:rPr>
         <w:t xml:space="preserve">Оформлена ли как самозанятая или ИП</w:t>
       </w:r>
+      <w:r>
+        <w:rPr>
+          <w:rtl w:val="0"/>
+        </w:rPr>
+      </w:r>
     </w:p>
     <w:p>
       <w:pPr>
@@ -10485,6 +10573,11 @@
         </w:rPr>
         <w:t xml:space="preserve">Есть ли ограничения по физическим нагрузкам</w:t>
       </w:r>
+      <w:r>
+        <w:rPr>
+          <w:rtl w:val="0"/>
+        </w:rPr>
+      </w:r>
     </w:p>
     <w:p>
       <w:pPr>
@@ -10528,6 +10621,11 @@
         </w:rPr>
         <w:t xml:space="preserve">Контакт для связи</w:t>
       </w:r>
+      <w:r>
+        <w:rPr>
+          <w:rtl w:val="0"/>
+        </w:rPr>
+      </w:r>
     </w:p>
     <w:p>
       <w:pPr>
@@ -10552,11 +10650,11 @@
       </w:r>
       <w:r>
         <w:rPr>
-          <w:rtl w:val="0"/>
           <w:b w:val="1"/>
-          <w:color w:val="c00000"/>
-        </w:rPr>
-        <w:t xml:space="preserve">УТОЧНИТЬ</w:t>
+          <w:bCs w:val="1"/>
+          <w:rtl w:val="0"/>
+        </w:rPr>
+        <w:t xml:space="preserve">ТГ: @mashustik_nail</w:t>
       </w:r>
       <w:r>
         <w:rPr>
@@ -10636,6 +10734,11 @@
         </w:rPr>
         <w:t xml:space="preserve">Попадает в один из трёх типов по возрасту?</w:t>
       </w:r>
+      <w:r>
+        <w:rPr>
+          <w:rtl w:val="0"/>
+        </w:rPr>
+      </w:r>
     </w:p>
     <w:p>
       <w:pPr>
@@ -10679,6 +10782,11 @@
         </w:rPr>
         <w:t xml:space="preserve">Телосложение обычное, не фитнес-модель?</w:t>
       </w:r>
+      <w:r>
+        <w:rPr>
+          <w:rtl w:val="0"/>
+        </w:rPr>
+      </w:r>
     </w:p>
     <w:p>
       <w:pPr>
@@ -10722,6 +10830,11 @@
         </w:rPr>
         <w:t xml:space="preserve">Сама в кадре, говорит живо и без лозунгов?</w:t>
       </w:r>
+      <w:r>
+        <w:rPr>
+          <w:rtl w:val="0"/>
+        </w:rPr>
+      </w:r>
     </w:p>
     <w:p>
       <w:pPr>
@@ -10765,6 +10878,11 @@
         </w:rPr>
         <w:t xml:space="preserve">Есть примеры её вертикальных роликов? Свет и звук нормальные?</w:t>
       </w:r>
+      <w:r>
+        <w:rPr>
+          <w:rtl w:val="0"/>
+        </w:rPr>
+      </w:r>
     </w:p>
     <w:p>
       <w:pPr>
@@ -10808,6 +10926,11 @@
         </w:rPr>
         <w:t xml:space="preserve">Может снимать дома и готова сама заниматься?</w:t>
       </w:r>
+      <w:r>
+        <w:rPr>
+          <w:rtl w:val="0"/>
+        </w:rPr>
+      </w:r>
     </w:p>
     <w:p>
       <w:pPr>
@@ -10851,6 +10974,11 @@
         </w:rPr>
         <w:t xml:space="preserve">Снимает 8-9 роликов в неделю или готова к такому темпу?</w:t>
       </w:r>
+      <w:r>
+        <w:rPr>
+          <w:rtl w:val="0"/>
+        </w:rPr>
+      </w:r>
     </w:p>
     <w:p>
       <w:pPr>
@@ -10894,6 +11022,11 @@
         </w:rPr>
         <w:t xml:space="preserve">Согласна с оплатой, публикацией в наших профилях и передачей прав?</w:t>
       </w:r>
+      <w:r>
+        <w:rPr>
+          <w:rtl w:val="0"/>
+        </w:rPr>
+      </w:r>
     </w:p>
     <w:p>
       <w:pPr>
@@ -10937,6 +11070,11 @@
         </w:rPr>
         <w:t xml:space="preserve">Не снимает сейчас для другого фитнес-сервиса?</w:t>
       </w:r>
+      <w:r>
+        <w:rPr>
+          <w:rtl w:val="0"/>
+        </w:rPr>
+      </w:r>
     </w:p>
     <w:p>
       <w:pPr>
@@ -10980,6 +11118,11 @@
         </w:rPr>
         <w:t xml:space="preserve">Самозанятая или ИП?</w:t>
       </w:r>
+      <w:r>
+        <w:rPr>
+          <w:rtl w:val="0"/>
+        </w:rPr>
+      </w:r>
     </w:p>
     <w:p>
       <w:pPr>
@@ -11022,6 +11165,11 @@
           <w:rtl w:val="0"/>
         </w:rPr>
         <w:t xml:space="preserve">Готова к пробному ролику и зум-созвонам?</w:t>
+      </w:r>
+      <w:r>
+        <w:rPr>
+          <w:rtl w:val="0"/>
+        </w:rPr>
       </w:r>
     </w:p>
     <w:sectPr>
@@ -11050,7 +11198,7 @@
         <w:szCs w:val="16"/>
         <w:rtl w:val="0"/>
       </w:rPr>
-      <w:t>REVERSEFIT |  ТЗ для закупщиц: поиск креаторов</w:t>
+      <w:t xml:space="preserve">REVERSEFIT |  ТЗ для закупщиц: поиск креаторов</w:t>
     </w:r>
     <w:r>
       <w:rPr>
@@ -11155,293 +11303,8 @@
       <w:rPr/>
     </w:lvl>
   </w:abstractNum>
-  <w:abstractNum w:abstractNumId="2">
-    <w:lvl w:ilvl="0">
-      <w:start w:val="1"/>
-      <w:numFmt w:val="bullet"/>
-      <w:lvlText w:val="•"/>
-      <w:lvlJc w:val="left"/>
-      <w:pPr>
-        <w:ind w:left="720" w:hanging="360"/>
-      </w:pPr>
-      <w:rPr/>
-    </w:lvl>
-    <w:lvl w:ilvl="1">
-      <w:start w:val="0"/>
-      <w:numFmt w:val="decimal"/>
-      <w:lvlText w:val=""/>
-      <w:lvlJc w:val="left"/>
-      <w:pPr>
-        <w:ind w:left="0" w:firstLine="0"/>
-      </w:pPr>
-      <w:rPr/>
-    </w:lvl>
-    <w:lvl w:ilvl="2">
-      <w:start w:val="0"/>
-      <w:numFmt w:val="decimal"/>
-      <w:lvlText w:val=""/>
-      <w:lvlJc w:val="left"/>
-      <w:pPr>
-        <w:ind w:left="0" w:firstLine="0"/>
-      </w:pPr>
-      <w:rPr/>
-    </w:lvl>
-    <w:lvl w:ilvl="3">
-      <w:start w:val="0"/>
-      <w:numFmt w:val="decimal"/>
-      <w:lvlText w:val=""/>
-      <w:lvlJc w:val="left"/>
-      <w:pPr>
-        <w:ind w:left="0" w:firstLine="0"/>
-      </w:pPr>
-      <w:rPr/>
-    </w:lvl>
-    <w:lvl w:ilvl="4">
-      <w:start w:val="0"/>
-      <w:numFmt w:val="decimal"/>
-      <w:lvlText w:val=""/>
-      <w:lvlJc w:val="left"/>
-      <w:pPr>
-        <w:ind w:left="0" w:firstLine="0"/>
-      </w:pPr>
-      <w:rPr/>
-    </w:lvl>
-    <w:lvl w:ilvl="5">
-      <w:start w:val="0"/>
-      <w:numFmt w:val="decimal"/>
-      <w:lvlText w:val=""/>
-      <w:lvlJc w:val="left"/>
-      <w:pPr>
-        <w:ind w:left="0" w:firstLine="0"/>
-      </w:pPr>
-      <w:rPr/>
-    </w:lvl>
-    <w:lvl w:ilvl="6">
-      <w:start w:val="0"/>
-      <w:numFmt w:val="decimal"/>
-      <w:lvlText w:val=""/>
-      <w:lvlJc w:val="left"/>
-      <w:pPr>
-        <w:ind w:left="0" w:firstLine="0"/>
-      </w:pPr>
-      <w:rPr/>
-    </w:lvl>
-    <w:lvl w:ilvl="7">
-      <w:start w:val="0"/>
-      <w:numFmt w:val="decimal"/>
-      <w:lvlText w:val=""/>
-      <w:lvlJc w:val="left"/>
-      <w:pPr>
-        <w:ind w:left="0" w:firstLine="0"/>
-      </w:pPr>
-      <w:rPr/>
-    </w:lvl>
-    <w:lvl w:ilvl="8">
-      <w:start w:val="0"/>
-      <w:numFmt w:val="decimal"/>
-      <w:lvlText w:val=""/>
-      <w:lvlJc w:val="left"/>
-      <w:pPr>
-        <w:ind w:left="0" w:firstLine="0"/>
-      </w:pPr>
-      <w:rPr/>
-    </w:lvl>
-  </w:abstractNum>
-  <w:abstractNum w:abstractNumId="3">
-    <w:lvl w:ilvl="0">
-      <w:start w:val="1"/>
-      <w:numFmt w:val="decimal"/>
-      <w:lvlText w:val="%1."/>
-      <w:lvlJc w:val="left"/>
-      <w:pPr>
-        <w:ind w:left="720" w:hanging="360"/>
-      </w:pPr>
-      <w:rPr/>
-    </w:lvl>
-    <w:lvl w:ilvl="1">
-      <w:start w:val="0"/>
-      <w:numFmt w:val="decimal"/>
-      <w:lvlText w:val=""/>
-      <w:lvlJc w:val="left"/>
-      <w:pPr>
-        <w:ind w:left="0" w:firstLine="0"/>
-      </w:pPr>
-      <w:rPr/>
-    </w:lvl>
-    <w:lvl w:ilvl="2">
-      <w:start w:val="0"/>
-      <w:numFmt w:val="decimal"/>
-      <w:lvlText w:val=""/>
-      <w:lvlJc w:val="left"/>
-      <w:pPr>
-        <w:ind w:left="0" w:firstLine="0"/>
-      </w:pPr>
-      <w:rPr/>
-    </w:lvl>
-    <w:lvl w:ilvl="3">
-      <w:start w:val="0"/>
-      <w:numFmt w:val="decimal"/>
-      <w:lvlText w:val=""/>
-      <w:lvlJc w:val="left"/>
-      <w:pPr>
-        <w:ind w:left="0" w:firstLine="0"/>
-      </w:pPr>
-      <w:rPr/>
-    </w:lvl>
-    <w:lvl w:ilvl="4">
-      <w:start w:val="0"/>
-      <w:numFmt w:val="decimal"/>
-      <w:lvlText w:val=""/>
-      <w:lvlJc w:val="left"/>
-      <w:pPr>
-        <w:ind w:left="0" w:firstLine="0"/>
-      </w:pPr>
-      <w:rPr/>
-    </w:lvl>
-    <w:lvl w:ilvl="5">
-      <w:start w:val="0"/>
-      <w:numFmt w:val="decimal"/>
-      <w:lvlText w:val=""/>
-      <w:lvlJc w:val="left"/>
-      <w:pPr>
-        <w:ind w:left="0" w:firstLine="0"/>
-      </w:pPr>
-      <w:rPr/>
-    </w:lvl>
-    <w:lvl w:ilvl="6">
-      <w:start w:val="0"/>
-      <w:numFmt w:val="decimal"/>
-      <w:lvlText w:val=""/>
-      <w:lvlJc w:val="left"/>
-      <w:pPr>
-        <w:ind w:left="0" w:firstLine="0"/>
-      </w:pPr>
-      <w:rPr/>
-    </w:lvl>
-    <w:lvl w:ilvl="7">
-      <w:start w:val="0"/>
-      <w:numFmt w:val="decimal"/>
-      <w:lvlText w:val=""/>
-      <w:lvlJc w:val="left"/>
-      <w:pPr>
-        <w:ind w:left="0" w:firstLine="0"/>
-      </w:pPr>
-      <w:rPr/>
-    </w:lvl>
-    <w:lvl w:ilvl="8">
-      <w:start w:val="0"/>
-      <w:numFmt w:val="decimal"/>
-      <w:lvlText w:val=""/>
-      <w:lvlJc w:val="left"/>
-      <w:pPr>
-        <w:ind w:left="0" w:firstLine="0"/>
-      </w:pPr>
-      <w:rPr/>
-    </w:lvl>
-  </w:abstractNum>
-  <w:abstractNum w:abstractNumId="4">
-    <w:lvl w:ilvl="0">
-      <w:start w:val="1"/>
-      <w:numFmt w:val="decimal"/>
-      <w:lvlText w:val="%1."/>
-      <w:lvlJc w:val="left"/>
-      <w:pPr>
-        <w:ind w:left="720" w:hanging="360"/>
-      </w:pPr>
-      <w:rPr/>
-    </w:lvl>
-    <w:lvl w:ilvl="1">
-      <w:start w:val="0"/>
-      <w:numFmt w:val="decimal"/>
-      <w:lvlText w:val=""/>
-      <w:lvlJc w:val="left"/>
-      <w:pPr>
-        <w:ind w:left="0" w:firstLine="0"/>
-      </w:pPr>
-      <w:rPr/>
-    </w:lvl>
-    <w:lvl w:ilvl="2">
-      <w:start w:val="0"/>
-      <w:numFmt w:val="decimal"/>
-      <w:lvlText w:val=""/>
-      <w:lvlJc w:val="left"/>
-      <w:pPr>
-        <w:ind w:left="0" w:firstLine="0"/>
-      </w:pPr>
-      <w:rPr/>
-    </w:lvl>
-    <w:lvl w:ilvl="3">
-      <w:start w:val="0"/>
-      <w:numFmt w:val="decimal"/>
-      <w:lvlText w:val=""/>
-      <w:lvlJc w:val="left"/>
-      <w:pPr>
-        <w:ind w:left="0" w:firstLine="0"/>
-      </w:pPr>
-      <w:rPr/>
-    </w:lvl>
-    <w:lvl w:ilvl="4">
-      <w:start w:val="0"/>
-      <w:numFmt w:val="decimal"/>
-      <w:lvlText w:val=""/>
-      <w:lvlJc w:val="left"/>
-      <w:pPr>
-        <w:ind w:left="0" w:firstLine="0"/>
-      </w:pPr>
-      <w:rPr/>
-    </w:lvl>
-    <w:lvl w:ilvl="5">
-      <w:start w:val="0"/>
-      <w:numFmt w:val="decimal"/>
-      <w:lvlText w:val=""/>
-      <w:lvlJc w:val="left"/>
-      <w:pPr>
-        <w:ind w:left="0" w:firstLine="0"/>
-      </w:pPr>
-      <w:rPr/>
-    </w:lvl>
-    <w:lvl w:ilvl="6">
-      <w:start w:val="0"/>
-      <w:numFmt w:val="decimal"/>
-      <w:lvlText w:val=""/>
-      <w:lvlJc w:val="left"/>
-      <w:pPr>
-        <w:ind w:left="0" w:firstLine="0"/>
-      </w:pPr>
-      <w:rPr/>
-    </w:lvl>
-    <w:lvl w:ilvl="7">
-      <w:start w:val="0"/>
-      <w:numFmt w:val="decimal"/>
-      <w:lvlText w:val=""/>
-      <w:lvlJc w:val="left"/>
-      <w:pPr>
-        <w:ind w:left="0" w:firstLine="0"/>
-      </w:pPr>
-      <w:rPr/>
-    </w:lvl>
-    <w:lvl w:ilvl="8">
-      <w:start w:val="0"/>
-      <w:numFmt w:val="decimal"/>
-      <w:lvlText w:val=""/>
-      <w:lvlJc w:val="left"/>
-      <w:pPr>
-        <w:ind w:left="0" w:firstLine="0"/>
-      </w:pPr>
-      <w:rPr/>
-    </w:lvl>
-  </w:abstractNum>
   <w:num w:numId="1">
     <w:abstractNumId w:val="1"/>
-  </w:num>
-  <w:num w:numId="2">
-    <w:abstractNumId w:val="2"/>
-  </w:num>
-  <w:num w:numId="3">
-    <w:abstractNumId w:val="3"/>
-  </w:num>
-  <w:num w:numId="4">
-    <w:abstractNumId w:val="4"/>
   </w:num>
 </w:numbering>
 </file>
@@ -11734,6 +11597,20 @@
       <w:vertAlign w:val="baseline"/>
     </w:rPr>
   </w:style>
+  <w:style w:type="table" w:styleId="TableNormal" w:default="1">
+    <w:name w:val="TableNormal"/>
+    <w:tblPr>
+      <w:tblCellMar>
+        <w:top w:w="100.0" w:type="dxa"/>
+        <w:left w:w="100.0" w:type="dxa"/>
+        <w:bottom w:w="100.0" w:type="dxa"/>
+        <w:right w:w="100.0" w:type="dxa"/>
+      </w:tblCellMar>
+    </w:tblPr>
+  </w:style>
+  <w:style w:type="paragraph" w:styleId="Normal" w:default="1">
+    <w:name w:val="normal"/>
+  </w:style>
   <w:style w:type="character" w:styleId="a0" w:default="1">
     <w:name w:val="Default Paragraph Font"/>
     <w:uiPriority w:val="1"/>
@@ -11886,6 +11763,123 @@
     <w:uiPriority w:val="99"/>
     <w:rsid w:val="004F2184"/>
   </w:style>
+  <w:style w:type="table" w:styleId="Table1">
+    <w:basedOn w:val="TableNormal"/>
+    <w:tblPr>
+      <w:tblStyleRowBandSize w:val="1"/>
+      <w:tblStyleColBandSize w:val="1"/>
+      <w:tblCellMar>
+        <w:top w:w="0.0" w:type="dxa"/>
+        <w:left w:w="10.0" w:type="dxa"/>
+        <w:bottom w:w="0.0" w:type="dxa"/>
+        <w:right w:w="10.0" w:type="dxa"/>
+      </w:tblCellMar>
+    </w:tblPr>
+  </w:style>
+  <w:style w:type="table" w:styleId="Table2">
+    <w:basedOn w:val="TableNormal"/>
+    <w:tblPr>
+      <w:tblStyleRowBandSize w:val="1"/>
+      <w:tblStyleColBandSize w:val="1"/>
+      <w:tblCellMar>
+        <w:top w:w="0.0" w:type="dxa"/>
+        <w:left w:w="10.0" w:type="dxa"/>
+        <w:bottom w:w="0.0" w:type="dxa"/>
+        <w:right w:w="10.0" w:type="dxa"/>
+      </w:tblCellMar>
+    </w:tblPr>
+  </w:style>
+  <w:style w:type="table" w:styleId="Table3">
+    <w:basedOn w:val="TableNormal"/>
+    <w:tblPr>
+      <w:tblStyleRowBandSize w:val="1"/>
+      <w:tblStyleColBandSize w:val="1"/>
+      <w:tblCellMar>
+        <w:top w:w="0.0" w:type="dxa"/>
+        <w:left w:w="10.0" w:type="dxa"/>
+        <w:bottom w:w="0.0" w:type="dxa"/>
+        <w:right w:w="10.0" w:type="dxa"/>
+      </w:tblCellMar>
+    </w:tblPr>
+  </w:style>
+  <w:style w:type="table" w:styleId="Table4">
+    <w:basedOn w:val="TableNormal"/>
+    <w:tblPr>
+      <w:tblStyleRowBandSize w:val="1"/>
+      <w:tblStyleColBandSize w:val="1"/>
+      <w:tblCellMar>
+        <w:top w:w="0.0" w:type="dxa"/>
+        <w:left w:w="10.0" w:type="dxa"/>
+        <w:bottom w:w="0.0" w:type="dxa"/>
+        <w:right w:w="10.0" w:type="dxa"/>
+      </w:tblCellMar>
+    </w:tblPr>
+  </w:style>
+  <w:style w:type="table" w:styleId="Table5">
+    <w:basedOn w:val="TableNormal"/>
+    <w:tblPr>
+      <w:tblStyleRowBandSize w:val="1"/>
+      <w:tblStyleColBandSize w:val="1"/>
+      <w:tblCellMar>
+        <w:top w:w="0.0" w:type="dxa"/>
+        <w:left w:w="10.0" w:type="dxa"/>
+        <w:bottom w:w="0.0" w:type="dxa"/>
+        <w:right w:w="10.0" w:type="dxa"/>
+      </w:tblCellMar>
+    </w:tblPr>
+  </w:style>
+  <w:style w:type="table" w:styleId="Table6">
+    <w:basedOn w:val="TableNormal"/>
+    <w:tblPr>
+      <w:tblStyleRowBandSize w:val="1"/>
+      <w:tblStyleColBandSize w:val="1"/>
+      <w:tblCellMar>
+        <w:top w:w="0.0" w:type="dxa"/>
+        <w:left w:w="10.0" w:type="dxa"/>
+        <w:bottom w:w="0.0" w:type="dxa"/>
+        <w:right w:w="10.0" w:type="dxa"/>
+      </w:tblCellMar>
+    </w:tblPr>
+  </w:style>
+  <w:style w:type="table" w:styleId="Table7">
+    <w:basedOn w:val="TableNormal"/>
+    <w:tblPr>
+      <w:tblStyleRowBandSize w:val="1"/>
+      <w:tblStyleColBandSize w:val="1"/>
+      <w:tblCellMar>
+        <w:top w:w="0.0" w:type="dxa"/>
+        <w:left w:w="10.0" w:type="dxa"/>
+        <w:bottom w:w="0.0" w:type="dxa"/>
+        <w:right w:w="10.0" w:type="dxa"/>
+      </w:tblCellMar>
+    </w:tblPr>
+  </w:style>
+  <w:style w:type="table" w:styleId="Table8">
+    <w:basedOn w:val="TableNormal"/>
+    <w:tblPr>
+      <w:tblStyleRowBandSize w:val="1"/>
+      <w:tblStyleColBandSize w:val="1"/>
+      <w:tblCellMar>
+        <w:top w:w="0.0" w:type="dxa"/>
+        <w:left w:w="10.0" w:type="dxa"/>
+        <w:bottom w:w="0.0" w:type="dxa"/>
+        <w:right w:w="10.0" w:type="dxa"/>
+      </w:tblCellMar>
+    </w:tblPr>
+  </w:style>
+  <w:style w:type="table" w:styleId="Table9">
+    <w:basedOn w:val="TableNormal"/>
+    <w:tblPr>
+      <w:tblStyleRowBandSize w:val="1"/>
+      <w:tblStyleColBandSize w:val="1"/>
+      <w:tblCellMar>
+        <w:top w:w="0.0" w:type="dxa"/>
+        <w:left w:w="10.0" w:type="dxa"/>
+        <w:bottom w:w="0.0" w:type="dxa"/>
+        <w:right w:w="10.0" w:type="dxa"/>
+      </w:tblCellMar>
+    </w:tblPr>
+  </w:style>
   <w:style w:type="paragraph" w:styleId="Subtitle">
     <w:name w:val="Subtitle"/>
     <w:basedOn w:val="Normal"/>
@@ -12010,6 +12004,19 @@
     </w:tblPr>
   </w:style>
   <w:style w:type="table" w:styleId="Table9">
+    <w:basedOn w:val="TableNormal"/>
+    <w:tblPr>
+      <w:tblStyleRowBandSize w:val="1"/>
+      <w:tblStyleColBandSize w:val="1"/>
+      <w:tblCellMar>
+        <w:top w:w="0.0" w:type="dxa"/>
+        <w:left w:w="10.0" w:type="dxa"/>
+        <w:bottom w:w="0.0" w:type="dxa"/>
+        <w:right w:w="10.0" w:type="dxa"/>
+      </w:tblCellMar>
+    </w:tblPr>
+  </w:style>
+  <w:style w:type="table" w:styleId="Table10">
     <w:basedOn w:val="TableNormal"/>
     <w:tblPr>
       <w:tblStyleRowBandSize w:val="1"/>
@@ -12342,7 +12349,7 @@
 
 <file path=customXML/item1.xml><?xml version="1.0" encoding="utf-8"?>
 <go:gDocsCustomXmlDataStorage xmlns:go="http://customooxmlschemas.google.com/" xmlns:r="http://schemas.openxmlformats.org/officeDocument/2006/relationships" uri="GoogleDocsCustomDataVersion2">
-  <go:docsCustomData xmlns:go="http://customooxmlschemas.google.com/" roundtripDataSignature="AMtx7mh+w/+AyeFq/n0G/UmdvoUmoHhJ7g==">CgMxLjAaHQoBMBIYChYIB0ISEhBBcmlhbCBVbmljb2RlIE1TOAByITFNMElncHFYUWJwNExPZks2b3ZVS1BBNTJUeWpRZm9zWA==</go:docsCustomData>
+  <go:docsCustomData xmlns:go="http://customooxmlschemas.google.com/" roundtripDataSignature="AMtx7mg8Mda1wAk7hI+lt8CPIBBr7KHD+Q==">CgMxLjA4AHIhMWxPVmNUN25WLVBRTm9HSEN3aTgwLXo3MG1VWWxfV2ZL</go:docsCustomData>
 </go:gDocsCustomXmlDataStorage>
 </file>
 
